--- a/stepbystep.docx
+++ b/stepbystep.docx
@@ -3,6 +3,9 @@
 <w:document xmlns:wpc="http://schemas.microsoft.com/office/word/2010/wordprocessingCanvas" xmlns:cx="http://schemas.microsoft.com/office/drawing/2014/chartex" xmlns:cx1="http://schemas.microsoft.com/office/drawing/2015/9/8/chartex" xmlns:cx2="http://schemas.microsoft.com/office/drawing/2015/10/21/chartex" xmlns:cx3="http://schemas.microsoft.com/office/drawing/2016/5/9/chartex" xmlns:cx4="http://schemas.microsoft.com/office/drawing/2016/5/10/chartex" xmlns:cx5="http://schemas.microsoft.com/office/drawing/2016/5/11/chartex" xmlns:cx6="http://schemas.microsoft.com/office/drawing/2016/5/12/chartex" xmlns:cx7="http://schemas.microsoft.com/office/drawing/2016/5/13/chartex" xmlns:cx8="http://schemas.microsoft.com/office/drawing/2016/5/14/chartex" xmlns:mc="http://schemas.openxmlformats.org/markup-compatibility/2006" xmlns:aink="http://schemas.microsoft.com/office/drawing/2016/ink" xmlns:am3d="http://schemas.microsoft.com/office/drawing/2017/model3d" xmlns:o="urn:schemas-microsoft-com:office:office" xmlns:oel="http://schemas.microsoft.com/office/2019/extlst" xmlns:r="http://schemas.openxmlformats.org/officeDocument/2006/relationships" xmlns:m="http://schemas.openxmlformats.org/officeDocument/2006/math" xmlns:v="urn:schemas-microsoft-com:vml" xmlns:wp14="http://schemas.microsoft.com/office/word/2010/wordprocessingDrawing" xmlns:wp="http://schemas.openxmlformats.org/drawingml/2006/wordprocessingDrawing" xmlns:w10="urn:schemas-microsoft-com:office:word" xmlns:w="http://schemas.openxmlformats.org/wordprocessingml/2006/main" xmlns:w14="http://schemas.microsoft.com/office/word/2010/wordml" xmlns:w15="http://schemas.microsoft.com/office/word/2012/wordml" xmlns:w16cex="http://schemas.microsoft.com/office/word/2018/wordml/cex" xmlns:w16cid="http://schemas.microsoft.com/office/word/2016/wordml/cid" xmlns:w16="http://schemas.microsoft.com/office/word/2018/wordml" xmlns:w16du="http://schemas.microsoft.com/office/word/2023/wordml/word16du" xmlns:w16sdtdh="http://schemas.microsoft.com/office/word/2020/wordml/sdtdatahash" xmlns:w16sdtfl="http://schemas.microsoft.com/office/word/2024/wordml/sdtformatlock" xmlns:w16se="http://schemas.microsoft.com/office/word/2015/wordml/symex" xmlns:wpg="http://schemas.microsoft.com/office/word/2010/wordprocessingGroup" xmlns:wpi="http://schemas.microsoft.com/office/word/2010/wordprocessingInk" xmlns:wne="http://schemas.microsoft.com/office/word/2006/wordml" xmlns:wps="http://schemas.microsoft.com/office/word/2010/wordprocessingShape" mc:Ignorable="w14 w15 w16se w16cid w16 w16cex w16sdtdh w16sdtfl w16du wp14">
   <w:body>
     <w:p>
+      <w:pPr>
+        <w:spacing w:after="0" w:line="240" w:lineRule="auto"/>
+      </w:pPr>
       <w:r>
         <w:t xml:space="preserve">Good — here’s a </w:t>
       </w:r>
@@ -32,6 +35,9 @@
       </w:r>
     </w:p>
     <w:p>
+      <w:pPr>
+        <w:spacing w:after="0" w:line="240" w:lineRule="auto"/>
+      </w:pPr>
       <w:r>
         <w:t>(Conceptually, this aligns with standard DAG workflow architecture where the engine, scheduler, persistence, and execution state are separate components to avoid race conditions and inconsistency. (</w:t>
       </w:r>
@@ -48,6 +54,9 @@
       </w:r>
     </w:p>
     <w:p>
+      <w:pPr>
+        <w:spacing w:after="0" w:line="240" w:lineRule="auto"/>
+      </w:pPr>
       <w:r>
         <w:pict w14:anchorId="5F640F78">
           <v:rect id="_x0000_i1151" style="width:0;height:1.5pt" o:hralign="center" o:hrstd="t" o:hr="t" fillcolor="#a0a0a0" stroked="f"/>
@@ -56,6 +65,7 @@
     </w:p>
     <w:p>
       <w:pPr>
+        <w:spacing w:after="0" w:line="240" w:lineRule="auto"/>
         <w:rPr>
           <w:b/>
           <w:bCs/>
@@ -79,6 +89,7 @@
     </w:p>
     <w:p>
       <w:pPr>
+        <w:spacing w:after="0" w:line="240" w:lineRule="auto"/>
         <w:rPr>
           <w:b/>
           <w:bCs/>
@@ -94,6 +105,7 @@
     </w:p>
     <w:p>
       <w:pPr>
+        <w:spacing w:after="0" w:line="240" w:lineRule="auto"/>
         <w:rPr>
           <w:b/>
           <w:bCs/>
@@ -124,6 +136,9 @@
       </w:r>
     </w:p>
     <w:p>
+      <w:pPr>
+        <w:spacing w:after="0" w:line="240" w:lineRule="auto"/>
+      </w:pPr>
       <w:r>
         <w:t>Create a single runtime context containing:</w:t>
       </w:r>
@@ -134,6 +149,7 @@
           <w:ilvl w:val="0"/>
           <w:numId w:val="1"/>
         </w:numPr>
+        <w:spacing w:after="0" w:line="240" w:lineRule="auto"/>
       </w:pPr>
       <w:proofErr w:type="spellStart"/>
       <w:r>
@@ -147,6 +163,7 @@
           <w:ilvl w:val="0"/>
           <w:numId w:val="1"/>
         </w:numPr>
+        <w:spacing w:after="0" w:line="240" w:lineRule="auto"/>
       </w:pPr>
       <w:r>
         <w:t>bindings</w:t>
@@ -158,6 +175,7 @@
           <w:ilvl w:val="0"/>
           <w:numId w:val="1"/>
         </w:numPr>
+        <w:spacing w:after="0" w:line="240" w:lineRule="auto"/>
       </w:pPr>
       <w:proofErr w:type="spellStart"/>
       <w:r>
@@ -171,12 +189,16 @@
           <w:ilvl w:val="0"/>
           <w:numId w:val="1"/>
         </w:numPr>
+        <w:spacing w:after="0" w:line="240" w:lineRule="auto"/>
       </w:pPr>
       <w:r>
         <w:t>planner/runtime</w:t>
       </w:r>
     </w:p>
     <w:p>
+      <w:pPr>
+        <w:spacing w:after="0" w:line="240" w:lineRule="auto"/>
+      </w:pPr>
       <w:r>
         <w:t xml:space="preserve">All execution </w:t>
       </w:r>
@@ -190,6 +212,9 @@
       </w:r>
     </w:p>
     <w:p>
+      <w:pPr>
+        <w:spacing w:after="0" w:line="240" w:lineRule="auto"/>
+      </w:pPr>
       <w:r>
         <w:rPr>
           <w:b/>
@@ -202,6 +227,9 @@
       </w:r>
     </w:p>
     <w:p>
+      <w:pPr>
+        <w:spacing w:after="0" w:line="240" w:lineRule="auto"/>
+      </w:pPr>
       <w:r>
         <w:pict w14:anchorId="1CB25C5E">
           <v:rect id="_x0000_i1152" style="width:0;height:1.5pt" o:hralign="center" o:hrstd="t" o:hr="t" fillcolor="#a0a0a0" stroked="f"/>
@@ -210,6 +238,7 @@
     </w:p>
     <w:p>
       <w:pPr>
+        <w:spacing w:after="0" w:line="240" w:lineRule="auto"/>
         <w:rPr>
           <w:b/>
           <w:bCs/>
@@ -240,6 +269,9 @@
       </w:r>
     </w:p>
     <w:p>
+      <w:pPr>
+        <w:spacing w:after="0" w:line="240" w:lineRule="auto"/>
+      </w:pPr>
       <w:r>
         <w:t xml:space="preserve">Add </w:t>
       </w:r>
@@ -258,6 +290,7 @@
           <w:ilvl w:val="0"/>
           <w:numId w:val="2"/>
         </w:numPr>
+        <w:spacing w:after="0" w:line="240" w:lineRule="auto"/>
       </w:pPr>
       <w:proofErr w:type="gramStart"/>
       <w:r>
@@ -274,6 +307,7 @@
           <w:ilvl w:val="0"/>
           <w:numId w:val="2"/>
         </w:numPr>
+        <w:spacing w:after="0" w:line="240" w:lineRule="auto"/>
       </w:pPr>
       <w:r>
         <w:t>runtime context</w:t>
@@ -285,6 +319,7 @@
           <w:ilvl w:val="0"/>
           <w:numId w:val="2"/>
         </w:numPr>
+        <w:spacing w:after="0" w:line="240" w:lineRule="auto"/>
       </w:pPr>
       <w:r>
         <w:t>artifact metadata</w:t>
@@ -296,6 +331,7 @@
           <w:ilvl w:val="0"/>
           <w:numId w:val="2"/>
         </w:numPr>
+        <w:spacing w:after="0" w:line="240" w:lineRule="auto"/>
       </w:pPr>
       <w:r>
         <w:t>bindings key</w:t>
@@ -307,12 +343,16 @@
           <w:ilvl w:val="0"/>
           <w:numId w:val="2"/>
         </w:numPr>
+        <w:spacing w:after="0" w:line="240" w:lineRule="auto"/>
       </w:pPr>
       <w:r>
         <w:t>event payloads</w:t>
       </w:r>
     </w:p>
     <w:p>
+      <w:pPr>
+        <w:spacing w:after="0" w:line="240" w:lineRule="auto"/>
+      </w:pPr>
       <w:r>
         <w:rPr>
           <w:b/>
@@ -334,8 +374,10 @@
       </w:r>
     </w:p>
     <w:p>
-      <w:r>
-        <w:lastRenderedPageBreak/>
+      <w:pPr>
+        <w:spacing w:after="0" w:line="240" w:lineRule="auto"/>
+      </w:pPr>
+      <w:r>
         <w:pict w14:anchorId="018E3999">
           <v:rect id="_x0000_i1153" style="width:0;height:1.5pt" o:hralign="center" o:hrstd="t" o:hr="t" fillcolor="#a0a0a0" stroked="f"/>
         </w:pict>
@@ -343,6 +385,7 @@
     </w:p>
     <w:p>
       <w:pPr>
+        <w:spacing w:after="0" w:line="240" w:lineRule="auto"/>
         <w:rPr>
           <w:b/>
           <w:bCs/>
@@ -358,6 +401,7 @@
     </w:p>
     <w:p>
       <w:pPr>
+        <w:spacing w:after="0" w:line="240" w:lineRule="auto"/>
         <w:rPr>
           <w:b/>
           <w:bCs/>
@@ -388,11 +432,17 @@
       </w:r>
     </w:p>
     <w:p>
+      <w:pPr>
+        <w:spacing w:after="0" w:line="240" w:lineRule="auto"/>
+      </w:pPr>
       <w:r>
         <w:t>Implement a single function:</w:t>
       </w:r>
     </w:p>
     <w:p>
+      <w:pPr>
+        <w:spacing w:after="0" w:line="240" w:lineRule="auto"/>
+      </w:pPr>
       <w:proofErr w:type="spellStart"/>
       <w:r>
         <w:t>compute_exec_key</w:t>
@@ -435,11 +485,17 @@
       </w:r>
     </w:p>
     <w:p>
+      <w:pPr>
+        <w:spacing w:after="0" w:line="240" w:lineRule="auto"/>
+      </w:pPr>
       <w:r>
         <w:t>Remove any duplicate key computation.</w:t>
       </w:r>
     </w:p>
     <w:p>
+      <w:pPr>
+        <w:spacing w:after="0" w:line="240" w:lineRule="auto"/>
+      </w:pPr>
       <w:r>
         <w:t>Search entire repo for:</w:t>
       </w:r>
@@ -450,6 +506,7 @@
           <w:ilvl w:val="0"/>
           <w:numId w:val="3"/>
         </w:numPr>
+        <w:spacing w:after="0" w:line="240" w:lineRule="auto"/>
       </w:pPr>
       <w:proofErr w:type="spellStart"/>
       <w:r>
@@ -466,6 +523,7 @@
           <w:ilvl w:val="0"/>
           <w:numId w:val="3"/>
         </w:numPr>
+        <w:spacing w:after="0" w:line="240" w:lineRule="auto"/>
       </w:pPr>
       <w:r>
         <w:t>artifact hashing</w:t>
@@ -477,6 +535,7 @@
           <w:ilvl w:val="0"/>
           <w:numId w:val="3"/>
         </w:numPr>
+        <w:spacing w:after="0" w:line="240" w:lineRule="auto"/>
       </w:pPr>
       <w:r>
         <w:t>transform-specific hashing</w:t>
@@ -488,17 +547,24 @@
           <w:ilvl w:val="0"/>
           <w:numId w:val="3"/>
         </w:numPr>
+        <w:spacing w:after="0" w:line="240" w:lineRule="auto"/>
       </w:pPr>
       <w:r>
         <w:t>tool-specific hashing</w:t>
       </w:r>
     </w:p>
     <w:p>
+      <w:pPr>
+        <w:spacing w:after="0" w:line="240" w:lineRule="auto"/>
+      </w:pPr>
       <w:r>
         <w:t>Delete all local logic and route through this function.</w:t>
       </w:r>
     </w:p>
     <w:p>
+      <w:pPr>
+        <w:spacing w:after="0" w:line="240" w:lineRule="auto"/>
+      </w:pPr>
       <w:r>
         <w:pict w14:anchorId="484465F1">
           <v:rect id="_x0000_i1154" style="width:0;height:1.5pt" o:hralign="center" o:hrstd="t" o:hr="t" fillcolor="#a0a0a0" stroked="f"/>
@@ -507,6 +573,7 @@
     </w:p>
     <w:p>
       <w:pPr>
+        <w:spacing w:after="0" w:line="240" w:lineRule="auto"/>
         <w:rPr>
           <w:b/>
           <w:bCs/>
@@ -537,6 +604,9 @@
       </w:r>
     </w:p>
     <w:p>
+      <w:pPr>
+        <w:spacing w:after="0" w:line="240" w:lineRule="auto"/>
+      </w:pPr>
       <w:r>
         <w:t>Create a centralized builder that hashes:</w:t>
       </w:r>
@@ -547,6 +617,7 @@
           <w:ilvl w:val="0"/>
           <w:numId w:val="4"/>
         </w:numPr>
+        <w:spacing w:after="0" w:line="240" w:lineRule="auto"/>
       </w:pPr>
       <w:r>
         <w:t>node parameters</w:t>
@@ -558,6 +629,7 @@
           <w:ilvl w:val="0"/>
           <w:numId w:val="4"/>
         </w:numPr>
+        <w:spacing w:after="0" w:line="240" w:lineRule="auto"/>
       </w:pPr>
       <w:proofErr w:type="spellStart"/>
       <w:r>
@@ -579,8 +651,10 @@
           <w:ilvl w:val="0"/>
           <w:numId w:val="4"/>
         </w:numPr>
-      </w:pPr>
-      <w:r>
+        <w:spacing w:after="0" w:line="240" w:lineRule="auto"/>
+      </w:pPr>
+      <w:r>
+        <w:lastRenderedPageBreak/>
         <w:t>schema</w:t>
       </w:r>
     </w:p>
@@ -590,6 +664,7 @@
           <w:ilvl w:val="0"/>
           <w:numId w:val="4"/>
         </w:numPr>
+        <w:spacing w:after="0" w:line="240" w:lineRule="auto"/>
       </w:pPr>
       <w:r>
         <w:t>settings</w:t>
@@ -601,6 +676,7 @@
           <w:ilvl w:val="0"/>
           <w:numId w:val="4"/>
         </w:numPr>
+        <w:spacing w:after="0" w:line="240" w:lineRule="auto"/>
       </w:pPr>
       <w:proofErr w:type="gramStart"/>
       <w:r>
@@ -614,6 +690,7 @@
           <w:ilvl w:val="0"/>
           <w:numId w:val="4"/>
         </w:numPr>
+        <w:spacing w:after="0" w:line="240" w:lineRule="auto"/>
       </w:pPr>
       <w:r>
         <w:t>source fingerprints (file attributes/hash)</w:t>
@@ -625,6 +702,7 @@
           <w:ilvl w:val="0"/>
           <w:numId w:val="4"/>
         </w:numPr>
+        <w:spacing w:after="0" w:line="240" w:lineRule="auto"/>
       </w:pPr>
       <w:proofErr w:type="gramStart"/>
       <w:r>
@@ -636,11 +714,17 @@
       </w:r>
     </w:p>
     <w:p>
+      <w:pPr>
+        <w:spacing w:after="0" w:line="240" w:lineRule="auto"/>
+      </w:pPr>
       <w:r>
         <w:t>No node may compute this independently.</w:t>
       </w:r>
     </w:p>
     <w:p>
+      <w:pPr>
+        <w:spacing w:after="0" w:line="240" w:lineRule="auto"/>
+      </w:pPr>
       <w:r>
         <w:pict w14:anchorId="0307B3B6">
           <v:rect id="_x0000_i1155" style="width:0;height:1.5pt" o:hralign="center" o:hrstd="t" o:hr="t" fillcolor="#a0a0a0" stroked="f"/>
@@ -649,6 +733,7 @@
     </w:p>
     <w:p>
       <w:pPr>
+        <w:spacing w:after="0" w:line="240" w:lineRule="auto"/>
         <w:rPr>
           <w:b/>
           <w:bCs/>
@@ -663,14 +748,19 @@
       </w:r>
     </w:p>
     <w:p>
+      <w:pPr>
+        <w:spacing w:after="0" w:line="240" w:lineRule="auto"/>
+      </w:pPr>
       <w:r>
         <w:t>Artifact lookup must require:</w:t>
       </w:r>
     </w:p>
     <w:p>
+      <w:pPr>
+        <w:spacing w:after="0" w:line="240" w:lineRule="auto"/>
+      </w:pPr>
       <w:proofErr w:type="spellStart"/>
       <w:r>
-        <w:lastRenderedPageBreak/>
         <w:t>artifact.graphId</w:t>
       </w:r>
       <w:proofErr w:type="spellEnd"/>
@@ -684,6 +774,9 @@
       <w:proofErr w:type="spellEnd"/>
     </w:p>
     <w:p>
+      <w:pPr>
+        <w:spacing w:after="0" w:line="240" w:lineRule="auto"/>
+      </w:pPr>
       <w:proofErr w:type="spellStart"/>
       <w:r>
         <w:t>artifact.nodeId</w:t>
@@ -699,6 +792,9 @@
       <w:proofErr w:type="spellEnd"/>
     </w:p>
     <w:p>
+      <w:pPr>
+        <w:spacing w:after="0" w:line="240" w:lineRule="auto"/>
+      </w:pPr>
       <w:proofErr w:type="spellStart"/>
       <w:r>
         <w:t>artifact.exec_key</w:t>
@@ -714,16 +810,25 @@
       <w:proofErr w:type="spellEnd"/>
     </w:p>
     <w:p>
+      <w:pPr>
+        <w:spacing w:after="0" w:line="240" w:lineRule="auto"/>
+      </w:pPr>
       <w:r>
         <w:t>If contract mismatch → treat as cache miss.</w:t>
       </w:r>
     </w:p>
     <w:p>
+      <w:pPr>
+        <w:spacing w:after="0" w:line="240" w:lineRule="auto"/>
+      </w:pPr>
       <w:r>
         <w:t>Never count mismatch as cache hit.</w:t>
       </w:r>
     </w:p>
     <w:p>
+      <w:pPr>
+        <w:spacing w:after="0" w:line="240" w:lineRule="auto"/>
+      </w:pPr>
       <w:r>
         <w:pict w14:anchorId="5985EDEF">
           <v:rect id="_x0000_i1156" style="width:0;height:1.5pt" o:hralign="center" o:hrstd="t" o:hr="t" fillcolor="#a0a0a0" stroked="f"/>
@@ -732,6 +837,7 @@
     </w:p>
     <w:p>
       <w:pPr>
+        <w:spacing w:after="0" w:line="240" w:lineRule="auto"/>
         <w:rPr>
           <w:b/>
           <w:bCs/>
@@ -747,6 +853,7 @@
     </w:p>
     <w:p>
       <w:pPr>
+        <w:spacing w:after="0" w:line="240" w:lineRule="auto"/>
         <w:rPr>
           <w:b/>
           <w:bCs/>
@@ -761,12 +868,16 @@
       </w:r>
     </w:p>
     <w:p>
+      <w:pPr>
+        <w:spacing w:after="0" w:line="240" w:lineRule="auto"/>
+      </w:pPr>
       <w:r>
         <w:t>Refactor node execution into:</w:t>
       </w:r>
     </w:p>
     <w:p>
       <w:pPr>
+        <w:spacing w:after="0" w:line="240" w:lineRule="auto"/>
         <w:rPr>
           <w:b/>
           <w:bCs/>
@@ -786,6 +897,7 @@
           <w:ilvl w:val="0"/>
           <w:numId w:val="5"/>
         </w:numPr>
+        <w:spacing w:after="0" w:line="240" w:lineRule="auto"/>
       </w:pPr>
       <w:r>
         <w:t>gather upstream artifact keys from bindings</w:t>
@@ -797,6 +909,7 @@
           <w:ilvl w:val="0"/>
           <w:numId w:val="5"/>
         </w:numPr>
+        <w:spacing w:after="0" w:line="240" w:lineRule="auto"/>
       </w:pPr>
       <w:proofErr w:type="gramStart"/>
       <w:r>
@@ -818,27 +931,40 @@
           <w:ilvl w:val="0"/>
           <w:numId w:val="5"/>
         </w:numPr>
+        <w:spacing w:after="0" w:line="240" w:lineRule="auto"/>
       </w:pPr>
       <w:r>
         <w:t>check artifact store</w:t>
       </w:r>
     </w:p>
     <w:p>
+      <w:pPr>
+        <w:spacing w:after="0" w:line="240" w:lineRule="auto"/>
+      </w:pPr>
       <w:r>
         <w:t>Return:</w:t>
       </w:r>
     </w:p>
     <w:p>
+      <w:pPr>
+        <w:spacing w:after="0" w:line="240" w:lineRule="auto"/>
+      </w:pPr>
       <w:r>
         <w:t>CACHE_HIT or CACHE_MISS</w:t>
       </w:r>
     </w:p>
     <w:p>
+      <w:pPr>
+        <w:spacing w:after="0" w:line="240" w:lineRule="auto"/>
+      </w:pPr>
       <w:r>
         <w:t>No binding changes yet.</w:t>
       </w:r>
     </w:p>
     <w:p>
+      <w:pPr>
+        <w:spacing w:after="0" w:line="240" w:lineRule="auto"/>
+      </w:pPr>
       <w:r>
         <w:pict w14:anchorId="0205D919">
           <v:rect id="_x0000_i1157" style="width:0;height:1.5pt" o:hralign="center" o:hrstd="t" o:hr="t" fillcolor="#a0a0a0" stroked="f"/>
@@ -847,6 +973,7 @@
     </w:p>
     <w:p>
       <w:pPr>
+        <w:spacing w:after="0" w:line="240" w:lineRule="auto"/>
         <w:rPr>
           <w:b/>
           <w:bCs/>
@@ -861,6 +988,9 @@
       </w:r>
     </w:p>
     <w:p>
+      <w:pPr>
+        <w:spacing w:after="0" w:line="240" w:lineRule="auto"/>
+      </w:pPr>
       <w:r>
         <w:t>If hit:</w:t>
       </w:r>
@@ -871,6 +1001,7 @@
           <w:ilvl w:val="0"/>
           <w:numId w:val="6"/>
         </w:numPr>
+        <w:spacing w:after="0" w:line="240" w:lineRule="auto"/>
       </w:pPr>
       <w:r>
         <w:t>bind artifact</w:t>
@@ -882,6 +1013,7 @@
           <w:ilvl w:val="0"/>
           <w:numId w:val="6"/>
         </w:numPr>
+        <w:spacing w:after="0" w:line="240" w:lineRule="auto"/>
       </w:pPr>
       <w:r>
         <w:t xml:space="preserve">emit </w:t>
@@ -893,6 +1025,9 @@
       <w:proofErr w:type="gramEnd"/>
     </w:p>
     <w:p>
+      <w:pPr>
+        <w:spacing w:after="0" w:line="240" w:lineRule="auto"/>
+      </w:pPr>
       <w:r>
         <w:t>If miss:</w:t>
       </w:r>
@@ -903,6 +1038,7 @@
           <w:ilvl w:val="0"/>
           <w:numId w:val="7"/>
         </w:numPr>
+        <w:spacing w:after="0" w:line="240" w:lineRule="auto"/>
       </w:pPr>
       <w:r>
         <w:t>run node logic</w:t>
@@ -914,6 +1050,7 @@
           <w:ilvl w:val="0"/>
           <w:numId w:val="7"/>
         </w:numPr>
+        <w:spacing w:after="0" w:line="240" w:lineRule="auto"/>
       </w:pPr>
       <w:r>
         <w:t>validate output contract</w:t>
@@ -925,6 +1062,7 @@
           <w:ilvl w:val="0"/>
           <w:numId w:val="7"/>
         </w:numPr>
+        <w:spacing w:after="0" w:line="240" w:lineRule="auto"/>
       </w:pPr>
       <w:r>
         <w:t>write artifact atomically</w:t>
@@ -936,6 +1074,7 @@
           <w:ilvl w:val="0"/>
           <w:numId w:val="7"/>
         </w:numPr>
+        <w:spacing w:after="0" w:line="240" w:lineRule="auto"/>
       </w:pPr>
       <w:r>
         <w:t>bind artifact</w:t>
@@ -947,13 +1086,16 @@
           <w:ilvl w:val="0"/>
           <w:numId w:val="7"/>
         </w:numPr>
-      </w:pPr>
-      <w:r>
-        <w:lastRenderedPageBreak/>
+        <w:spacing w:after="0" w:line="240" w:lineRule="auto"/>
+      </w:pPr>
+      <w:r>
         <w:t>emit succeeded</w:t>
       </w:r>
     </w:p>
     <w:p>
+      <w:pPr>
+        <w:spacing w:after="0" w:line="240" w:lineRule="auto"/>
+      </w:pPr>
       <w:r>
         <w:t>If validation fails:</w:t>
       </w:r>
@@ -964,6 +1106,7 @@
           <w:ilvl w:val="0"/>
           <w:numId w:val="8"/>
         </w:numPr>
+        <w:spacing w:after="0" w:line="240" w:lineRule="auto"/>
       </w:pPr>
       <w:r>
         <w:t>emit failed</w:t>
@@ -975,12 +1118,16 @@
           <w:ilvl w:val="0"/>
           <w:numId w:val="8"/>
         </w:numPr>
+        <w:spacing w:after="0" w:line="240" w:lineRule="auto"/>
       </w:pPr>
       <w:r>
         <w:t>DO NOT bind artifact</w:t>
       </w:r>
     </w:p>
     <w:p>
+      <w:pPr>
+        <w:spacing w:after="0" w:line="240" w:lineRule="auto"/>
+      </w:pPr>
       <w:r>
         <w:pict w14:anchorId="35665472">
           <v:rect id="_x0000_i1158" style="width:0;height:1.5pt" o:hralign="center" o:hrstd="t" o:hr="t" fillcolor="#a0a0a0" stroked="f"/>
@@ -989,6 +1136,7 @@
     </w:p>
     <w:p>
       <w:pPr>
+        <w:spacing w:after="0" w:line="240" w:lineRule="auto"/>
         <w:rPr>
           <w:b/>
           <w:bCs/>
@@ -1003,6 +1151,9 @@
       </w:r>
     </w:p>
     <w:p>
+      <w:pPr>
+        <w:spacing w:after="0" w:line="240" w:lineRule="auto"/>
+      </w:pPr>
       <w:r>
         <w:t>Search for:</w:t>
       </w:r>
@@ -1013,6 +1164,7 @@
           <w:ilvl w:val="0"/>
           <w:numId w:val="9"/>
         </w:numPr>
+        <w:spacing w:after="0" w:line="240" w:lineRule="auto"/>
       </w:pPr>
       <w:r>
         <w:t>binding updates before validation</w:t>
@@ -1024,17 +1176,25 @@
           <w:ilvl w:val="0"/>
           <w:numId w:val="9"/>
         </w:numPr>
+        <w:spacing w:after="0" w:line="240" w:lineRule="auto"/>
       </w:pPr>
       <w:r>
         <w:t>artifact assignment during execution</w:t>
       </w:r>
     </w:p>
     <w:p>
-      <w:r>
+      <w:pPr>
+        <w:spacing w:after="0" w:line="240" w:lineRule="auto"/>
+      </w:pPr>
+      <w:r>
+        <w:lastRenderedPageBreak/>
         <w:t>Move them into commit step only.</w:t>
       </w:r>
     </w:p>
     <w:p>
+      <w:pPr>
+        <w:spacing w:after="0" w:line="240" w:lineRule="auto"/>
+      </w:pPr>
       <w:r>
         <w:pict w14:anchorId="31C27461">
           <v:rect id="_x0000_i1159" style="width:0;height:1.5pt" o:hralign="center" o:hrstd="t" o:hr="t" fillcolor="#a0a0a0" stroked="f"/>
@@ -1043,6 +1203,7 @@
     </w:p>
     <w:p>
       <w:pPr>
+        <w:spacing w:after="0" w:line="240" w:lineRule="auto"/>
         <w:rPr>
           <w:b/>
           <w:bCs/>
@@ -1058,6 +1219,7 @@
     </w:p>
     <w:p>
       <w:pPr>
+        <w:spacing w:after="0" w:line="240" w:lineRule="auto"/>
         <w:rPr>
           <w:b/>
           <w:bCs/>
@@ -1072,11 +1234,17 @@
       </w:r>
     </w:p>
     <w:p>
+      <w:pPr>
+        <w:spacing w:after="0" w:line="240" w:lineRule="auto"/>
+      </w:pPr>
       <w:r>
         <w:t>Bindings must be:</w:t>
       </w:r>
     </w:p>
     <w:p>
+      <w:pPr>
+        <w:spacing w:after="0" w:line="240" w:lineRule="auto"/>
+      </w:pPr>
       <w:r>
         <w:t>bindings[(</w:t>
       </w:r>
@@ -1095,6 +1263,9 @@
       <w:proofErr w:type="spellEnd"/>
     </w:p>
     <w:p>
+      <w:pPr>
+        <w:spacing w:after="0" w:line="240" w:lineRule="auto"/>
+      </w:pPr>
       <w:r>
         <w:t>Remove:</w:t>
       </w:r>
@@ -1105,6 +1276,7 @@
           <w:ilvl w:val="0"/>
           <w:numId w:val="10"/>
         </w:numPr>
+        <w:spacing w:after="0" w:line="240" w:lineRule="auto"/>
       </w:pPr>
       <w:proofErr w:type="spellStart"/>
       <w:r>
@@ -1121,6 +1293,7 @@
           <w:ilvl w:val="0"/>
           <w:numId w:val="10"/>
         </w:numPr>
+        <w:spacing w:after="0" w:line="240" w:lineRule="auto"/>
       </w:pPr>
       <w:proofErr w:type="spellStart"/>
       <w:r>
@@ -1137,6 +1310,7 @@
           <w:ilvl w:val="0"/>
           <w:numId w:val="10"/>
         </w:numPr>
+        <w:spacing w:after="0" w:line="240" w:lineRule="auto"/>
       </w:pPr>
       <w:proofErr w:type="spellStart"/>
       <w:r>
@@ -1148,6 +1322,9 @@
       </w:r>
     </w:p>
     <w:p>
+      <w:pPr>
+        <w:spacing w:after="0" w:line="240" w:lineRule="auto"/>
+      </w:pPr>
       <w:r>
         <w:t xml:space="preserve">All resolution must </w:t>
       </w:r>
@@ -1161,6 +1338,9 @@
       </w:r>
     </w:p>
     <w:p>
+      <w:pPr>
+        <w:spacing w:after="0" w:line="240" w:lineRule="auto"/>
+      </w:pPr>
       <w:r>
         <w:pict w14:anchorId="0BF78B5A">
           <v:rect id="_x0000_i1160" style="width:0;height:1.5pt" o:hralign="center" o:hrstd="t" o:hr="t" fillcolor="#a0a0a0" stroked="f"/>
@@ -1169,6 +1349,7 @@
     </w:p>
     <w:p>
       <w:pPr>
+        <w:spacing w:after="0" w:line="240" w:lineRule="auto"/>
         <w:rPr>
           <w:b/>
           <w:bCs/>
@@ -1183,11 +1364,17 @@
       </w:r>
     </w:p>
     <w:p>
+      <w:pPr>
+        <w:spacing w:after="0" w:line="240" w:lineRule="auto"/>
+      </w:pPr>
       <w:r>
         <w:t>Create one function:</w:t>
       </w:r>
     </w:p>
     <w:p>
+      <w:pPr>
+        <w:spacing w:after="0" w:line="240" w:lineRule="auto"/>
+      </w:pPr>
       <w:proofErr w:type="spellStart"/>
       <w:r>
         <w:t>get_current_artifact</w:t>
@@ -1206,11 +1393,17 @@
       </w:r>
     </w:p>
     <w:p>
+      <w:pPr>
+        <w:spacing w:after="0" w:line="240" w:lineRule="auto"/>
+      </w:pPr>
       <w:r>
         <w:t>All code must call this.</w:t>
       </w:r>
     </w:p>
     <w:p>
+      <w:pPr>
+        <w:spacing w:after="0" w:line="240" w:lineRule="auto"/>
+      </w:pPr>
       <w:r>
         <w:pict w14:anchorId="32A9B491">
           <v:rect id="_x0000_i1161" style="width:0;height:1.5pt" o:hralign="center" o:hrstd="t" o:hr="t" fillcolor="#a0a0a0" stroked="f"/>
@@ -1219,22 +1412,23 @@
     </w:p>
     <w:p>
       <w:pPr>
-        <w:rPr>
-          <w:b/>
-          <w:bCs/>
-        </w:rPr>
-      </w:pPr>
-      <w:r>
-        <w:rPr>
-          <w:b/>
-          <w:bCs/>
-        </w:rPr>
-        <w:lastRenderedPageBreak/>
+        <w:spacing w:after="0" w:line="240" w:lineRule="auto"/>
+        <w:rPr>
+          <w:b/>
+          <w:bCs/>
+        </w:rPr>
+      </w:pPr>
+      <w:r>
+        <w:rPr>
+          <w:b/>
+          <w:bCs/>
+        </w:rPr>
         <w:t>PHASE 5 — Separate Invalidation System</w:t>
       </w:r>
     </w:p>
     <w:p>
       <w:pPr>
+        <w:spacing w:after="0" w:line="240" w:lineRule="auto"/>
         <w:rPr>
           <w:b/>
           <w:bCs/>
@@ -1281,6 +1475,9 @@
       </w:r>
     </w:p>
     <w:p>
+      <w:pPr>
+        <w:spacing w:after="0" w:line="240" w:lineRule="auto"/>
+      </w:pPr>
       <w:r>
         <w:t>This function:</w:t>
       </w:r>
@@ -1291,6 +1488,7 @@
           <w:ilvl w:val="0"/>
           <w:numId w:val="11"/>
         </w:numPr>
+        <w:spacing w:after="0" w:line="240" w:lineRule="auto"/>
       </w:pPr>
       <w:r>
         <w:t>mark node stale if binding exists</w:t>
@@ -1302,6 +1500,7 @@
           <w:ilvl w:val="0"/>
           <w:numId w:val="11"/>
         </w:numPr>
+        <w:spacing w:after="0" w:line="240" w:lineRule="auto"/>
       </w:pPr>
       <w:r>
         <w:t>recursively mark downstream stale</w:t>
@@ -1313,12 +1512,16 @@
           <w:ilvl w:val="0"/>
           <w:numId w:val="11"/>
         </w:numPr>
+        <w:spacing w:after="0" w:line="240" w:lineRule="auto"/>
       </w:pPr>
       <w:r>
         <w:t>stop propagation at non-dependent nodes</w:t>
       </w:r>
     </w:p>
     <w:p>
+      <w:pPr>
+        <w:spacing w:after="0" w:line="240" w:lineRule="auto"/>
+      </w:pPr>
       <w:r>
         <w:t>Remove any invalidation logic inside:</w:t>
       </w:r>
@@ -1329,6 +1532,7 @@
           <w:ilvl w:val="0"/>
           <w:numId w:val="12"/>
         </w:numPr>
+        <w:spacing w:after="0" w:line="240" w:lineRule="auto"/>
       </w:pPr>
       <w:r>
         <w:t>execution code</w:t>
@@ -1340,6 +1544,7 @@
           <w:ilvl w:val="0"/>
           <w:numId w:val="12"/>
         </w:numPr>
+        <w:spacing w:after="0" w:line="240" w:lineRule="auto"/>
       </w:pPr>
       <w:r>
         <w:t>param accept handler</w:t>
@@ -1351,17 +1556,24 @@
           <w:ilvl w:val="0"/>
           <w:numId w:val="12"/>
         </w:numPr>
+        <w:spacing w:after="0" w:line="240" w:lineRule="auto"/>
       </w:pPr>
       <w:r>
         <w:t>cache mismatch logic</w:t>
       </w:r>
     </w:p>
     <w:p>
+      <w:pPr>
+        <w:spacing w:after="0" w:line="240" w:lineRule="auto"/>
+      </w:pPr>
       <w:r>
         <w:t>Only this function may propagate staleness.</w:t>
       </w:r>
     </w:p>
     <w:p>
+      <w:pPr>
+        <w:spacing w:after="0" w:line="240" w:lineRule="auto"/>
+      </w:pPr>
       <w:r>
         <w:pict w14:anchorId="3380F359">
           <v:rect id="_x0000_i1162" style="width:0;height:1.5pt" o:hralign="center" o:hrstd="t" o:hr="t" fillcolor="#a0a0a0" stroked="f"/>
@@ -1370,6 +1582,7 @@
     </w:p>
     <w:p>
       <w:pPr>
+        <w:spacing w:after="0" w:line="240" w:lineRule="auto"/>
         <w:rPr>
           <w:b/>
           <w:bCs/>
@@ -1384,6 +1597,9 @@
       </w:r>
     </w:p>
     <w:p>
+      <w:pPr>
+        <w:spacing w:after="0" w:line="240" w:lineRule="auto"/>
+      </w:pPr>
       <w:r>
         <w:t>When invalidating:</w:t>
       </w:r>
@@ -1394,6 +1610,7 @@
           <w:ilvl w:val="0"/>
           <w:numId w:val="13"/>
         </w:numPr>
+        <w:spacing w:after="0" w:line="240" w:lineRule="auto"/>
       </w:pPr>
       <w:r>
         <w:t>only traverse downstream edges</w:t>
@@ -1405,6 +1622,7 @@
           <w:ilvl w:val="0"/>
           <w:numId w:val="13"/>
         </w:numPr>
+        <w:spacing w:after="0" w:line="240" w:lineRule="auto"/>
       </w:pPr>
       <w:r>
         <w:t>never touch siblings</w:t>
@@ -1416,17 +1634,24 @@
           <w:ilvl w:val="0"/>
           <w:numId w:val="13"/>
         </w:numPr>
+        <w:spacing w:after="0" w:line="240" w:lineRule="auto"/>
       </w:pPr>
       <w:r>
         <w:t>never touch ancestors</w:t>
       </w:r>
     </w:p>
     <w:p>
+      <w:pPr>
+        <w:spacing w:after="0" w:line="240" w:lineRule="auto"/>
+      </w:pPr>
       <w:r>
         <w:t>Add tests for this.</w:t>
       </w:r>
     </w:p>
     <w:p>
+      <w:pPr>
+        <w:spacing w:after="0" w:line="240" w:lineRule="auto"/>
+      </w:pPr>
       <w:r>
         <w:pict w14:anchorId="75045A8C">
           <v:rect id="_x0000_i1163" style="width:0;height:1.5pt" o:hralign="center" o:hrstd="t" o:hr="t" fillcolor="#a0a0a0" stroked="f"/>
@@ -1435,6 +1660,7 @@
     </w:p>
     <w:p>
       <w:pPr>
+        <w:spacing w:after="0" w:line="240" w:lineRule="auto"/>
         <w:rPr>
           <w:b/>
           <w:bCs/>
@@ -1450,6 +1676,7 @@
     </w:p>
     <w:p>
       <w:pPr>
+        <w:spacing w:after="0" w:line="240" w:lineRule="auto"/>
         <w:rPr>
           <w:b/>
           <w:bCs/>
@@ -1464,33 +1691,50 @@
       </w:r>
     </w:p>
     <w:p>
+      <w:pPr>
+        <w:spacing w:after="0" w:line="240" w:lineRule="auto"/>
+      </w:pPr>
       <w:r>
         <w:t>On new graph:</w:t>
       </w:r>
     </w:p>
     <w:p>
+      <w:pPr>
+        <w:spacing w:after="0" w:line="240" w:lineRule="auto"/>
+      </w:pPr>
       <w:r>
         <w:t>bindings = {}</w:t>
       </w:r>
     </w:p>
     <w:p>
+      <w:pPr>
+        <w:spacing w:after="0" w:line="240" w:lineRule="auto"/>
+      </w:pPr>
       <w:r>
         <w:t>Do NOT merge old bindings.</w:t>
       </w:r>
     </w:p>
     <w:p>
+      <w:pPr>
+        <w:spacing w:after="0" w:line="240" w:lineRule="auto"/>
+      </w:pPr>
       <w:r>
         <w:t>Search for any code that hydrates or spreads previous state.</w:t>
       </w:r>
     </w:p>
     <w:p>
+      <w:pPr>
+        <w:spacing w:after="0" w:line="240" w:lineRule="auto"/>
+      </w:pPr>
       <w:r>
         <w:t>Replace with full reset.</w:t>
       </w:r>
     </w:p>
     <w:p>
-      <w:r>
-        <w:lastRenderedPageBreak/>
+      <w:pPr>
+        <w:spacing w:after="0" w:line="240" w:lineRule="auto"/>
+      </w:pPr>
+      <w:r>
         <w:pict w14:anchorId="4312960F">
           <v:rect id="_x0000_i1164" style="width:0;height:1.5pt" o:hralign="center" o:hrstd="t" o:hr="t" fillcolor="#a0a0a0" stroked="f"/>
         </w:pict>
@@ -1498,21 +1742,24 @@
     </w:p>
     <w:p>
       <w:pPr>
-        <w:rPr>
-          <w:b/>
-          <w:bCs/>
-        </w:rPr>
-      </w:pPr>
-      <w:r>
-        <w:rPr>
-          <w:b/>
-          <w:bCs/>
-        </w:rPr>
+        <w:spacing w:after="0" w:line="240" w:lineRule="auto"/>
+        <w:rPr>
+          <w:b/>
+          <w:bCs/>
+        </w:rPr>
+      </w:pPr>
+      <w:r>
+        <w:rPr>
+          <w:b/>
+          <w:bCs/>
+        </w:rPr>
+        <w:lastRenderedPageBreak/>
         <w:t>PHASE 7 — Status Derivation Refactor</w:t>
       </w:r>
     </w:p>
     <w:p>
       <w:pPr>
+        <w:spacing w:after="0" w:line="240" w:lineRule="auto"/>
         <w:rPr>
           <w:b/>
           <w:bCs/>
@@ -1543,6 +1790,9 @@
       </w:r>
     </w:p>
     <w:p>
+      <w:pPr>
+        <w:spacing w:after="0" w:line="240" w:lineRule="auto"/>
+      </w:pPr>
       <w:r>
         <w:t>Status must be derived from:</w:t>
       </w:r>
@@ -1553,6 +1803,7 @@
           <w:ilvl w:val="0"/>
           <w:numId w:val="14"/>
         </w:numPr>
+        <w:spacing w:after="0" w:line="240" w:lineRule="auto"/>
       </w:pPr>
       <w:r>
         <w:t>binding exists?</w:t>
@@ -1564,6 +1815,7 @@
           <w:ilvl w:val="0"/>
           <w:numId w:val="14"/>
         </w:numPr>
+        <w:spacing w:after="0" w:line="240" w:lineRule="auto"/>
       </w:pPr>
       <w:proofErr w:type="spellStart"/>
       <w:proofErr w:type="gramStart"/>
@@ -1585,6 +1837,7 @@
           <w:ilvl w:val="0"/>
           <w:numId w:val="14"/>
         </w:numPr>
+        <w:spacing w:after="0" w:line="240" w:lineRule="auto"/>
       </w:pPr>
       <w:r>
         <w:t>execution in progress?</w:t>
@@ -1596,6 +1849,7 @@
           <w:ilvl w:val="0"/>
           <w:numId w:val="14"/>
         </w:numPr>
+        <w:spacing w:after="0" w:line="240" w:lineRule="auto"/>
       </w:pPr>
       <w:r>
         <w:t xml:space="preserve">last run </w:t>
@@ -1607,11 +1861,17 @@
       <w:proofErr w:type="gramEnd"/>
     </w:p>
     <w:p>
+      <w:pPr>
+        <w:spacing w:after="0" w:line="240" w:lineRule="auto"/>
+      </w:pPr>
       <w:r>
         <w:t>Create a pure resolver:</w:t>
       </w:r>
     </w:p>
     <w:p>
+      <w:pPr>
+        <w:spacing w:after="0" w:line="240" w:lineRule="auto"/>
+      </w:pPr>
       <w:proofErr w:type="spellStart"/>
       <w:r>
         <w:t>resolve_node_status</w:t>
@@ -1630,11 +1890,17 @@
       </w:r>
     </w:p>
     <w:p>
+      <w:pPr>
+        <w:spacing w:after="0" w:line="240" w:lineRule="auto"/>
+      </w:pPr>
       <w:r>
         <w:t>UI must not set status directly.</w:t>
       </w:r>
     </w:p>
     <w:p>
+      <w:pPr>
+        <w:spacing w:after="0" w:line="240" w:lineRule="auto"/>
+      </w:pPr>
       <w:r>
         <w:pict w14:anchorId="3B139830">
           <v:rect id="_x0000_i1165" style="width:0;height:1.5pt" o:hralign="center" o:hrstd="t" o:hr="t" fillcolor="#a0a0a0" stroked="f"/>
@@ -1643,6 +1909,7 @@
     </w:p>
     <w:p>
       <w:pPr>
+        <w:spacing w:after="0" w:line="240" w:lineRule="auto"/>
         <w:rPr>
           <w:b/>
           <w:bCs/>
@@ -1658,6 +1925,7 @@
     </w:p>
     <w:p>
       <w:pPr>
+        <w:spacing w:after="0" w:line="240" w:lineRule="auto"/>
         <w:rPr>
           <w:b/>
           <w:bCs/>
@@ -1672,6 +1940,9 @@
       </w:r>
     </w:p>
     <w:p>
+      <w:pPr>
+        <w:spacing w:after="0" w:line="240" w:lineRule="auto"/>
+      </w:pPr>
       <w:r>
         <w:t xml:space="preserve">Artifact </w:t>
       </w:r>
@@ -1690,6 +1961,7 @@
           <w:ilvl w:val="0"/>
           <w:numId w:val="15"/>
         </w:numPr>
+        <w:spacing w:after="0" w:line="240" w:lineRule="auto"/>
       </w:pPr>
       <w:proofErr w:type="gramStart"/>
       <w:r>
@@ -1703,6 +1975,7 @@
           <w:ilvl w:val="0"/>
           <w:numId w:val="15"/>
         </w:numPr>
+        <w:spacing w:after="0" w:line="240" w:lineRule="auto"/>
       </w:pPr>
       <w:r>
         <w:t>write metadata</w:t>
@@ -1714,6 +1987,7 @@
           <w:ilvl w:val="0"/>
           <w:numId w:val="15"/>
         </w:numPr>
+        <w:spacing w:after="0" w:line="240" w:lineRule="auto"/>
       </w:pPr>
       <w:r>
         <w:t>validate</w:t>
@@ -1725,6 +1999,7 @@
           <w:ilvl w:val="0"/>
           <w:numId w:val="15"/>
         </w:numPr>
+        <w:spacing w:after="0" w:line="240" w:lineRule="auto"/>
       </w:pPr>
       <w:r>
         <w:t xml:space="preserve">return </w:t>
@@ -1736,11 +2011,17 @@
       <w:proofErr w:type="spellEnd"/>
     </w:p>
     <w:p>
+      <w:pPr>
+        <w:spacing w:after="0" w:line="240" w:lineRule="auto"/>
+      </w:pPr>
       <w:r>
         <w:t>Only then:</w:t>
       </w:r>
     </w:p>
     <w:p>
+      <w:pPr>
+        <w:spacing w:after="0" w:line="240" w:lineRule="auto"/>
+      </w:pPr>
       <w:r>
         <w:t>bindings[</w:t>
       </w:r>
@@ -1759,11 +2040,17 @@
       <w:proofErr w:type="spellEnd"/>
     </w:p>
     <w:p>
+      <w:pPr>
+        <w:spacing w:after="0" w:line="240" w:lineRule="auto"/>
+      </w:pPr>
       <w:r>
         <w:t>Never earlier.</w:t>
       </w:r>
     </w:p>
     <w:p>
+      <w:pPr>
+        <w:spacing w:after="0" w:line="240" w:lineRule="auto"/>
+      </w:pPr>
       <w:r>
         <w:pict w14:anchorId="79C24200">
           <v:rect id="_x0000_i1166" style="width:0;height:1.5pt" o:hralign="center" o:hrstd="t" o:hr="t" fillcolor="#a0a0a0" stroked="f"/>
@@ -1772,6 +2059,7 @@
     </w:p>
     <w:p>
       <w:pPr>
+        <w:spacing w:after="0" w:line="240" w:lineRule="auto"/>
         <w:rPr>
           <w:b/>
           <w:bCs/>
@@ -1787,6 +2075,7 @@
     </w:p>
     <w:p>
       <w:pPr>
+        <w:spacing w:after="0" w:line="240" w:lineRule="auto"/>
         <w:rPr>
           <w:b/>
           <w:bCs/>
@@ -1810,6 +2099,9 @@
       <w:proofErr w:type="gramEnd"/>
     </w:p>
     <w:p>
+      <w:pPr>
+        <w:spacing w:after="0" w:line="240" w:lineRule="auto"/>
+      </w:pPr>
       <w:r>
         <w:t>For source nodes:</w:t>
       </w:r>
@@ -1820,9 +2112,9 @@
           <w:ilvl w:val="0"/>
           <w:numId w:val="16"/>
         </w:numPr>
-      </w:pPr>
-      <w:r>
-        <w:lastRenderedPageBreak/>
+        <w:spacing w:after="0" w:line="240" w:lineRule="auto"/>
+      </w:pPr>
+      <w:r>
         <w:t>compute file attributes/hash first</w:t>
       </w:r>
     </w:p>
@@ -1832,6 +2124,7 @@
           <w:ilvl w:val="0"/>
           <w:numId w:val="16"/>
         </w:numPr>
+        <w:spacing w:after="0" w:line="240" w:lineRule="auto"/>
       </w:pPr>
       <w:r>
         <w:t xml:space="preserve">include in </w:t>
@@ -1848,6 +2141,7 @@
           <w:ilvl w:val="0"/>
           <w:numId w:val="16"/>
         </w:numPr>
+        <w:spacing w:after="0" w:line="240" w:lineRule="auto"/>
       </w:pPr>
       <w:r>
         <w:t xml:space="preserve">then compute </w:t>
@@ -1859,11 +2153,17 @@
       <w:proofErr w:type="spellEnd"/>
     </w:p>
     <w:p>
+      <w:pPr>
+        <w:spacing w:after="0" w:line="240" w:lineRule="auto"/>
+      </w:pPr>
       <w:r>
         <w:t>After this, treat sources exactly like any node.</w:t>
       </w:r>
     </w:p>
     <w:p>
+      <w:pPr>
+        <w:spacing w:after="0" w:line="240" w:lineRule="auto"/>
+      </w:pPr>
       <w:r>
         <w:pict w14:anchorId="2C6AEEAA">
           <v:rect id="_x0000_i1167" style="width:0;height:1.5pt" o:hralign="center" o:hrstd="t" o:hr="t" fillcolor="#a0a0a0" stroked="f"/>
@@ -1872,6 +2172,7 @@
     </w:p>
     <w:p>
       <w:pPr>
+        <w:spacing w:after="0" w:line="240" w:lineRule="auto"/>
         <w:rPr>
           <w:b/>
           <w:bCs/>
@@ -1887,6 +2188,7 @@
     </w:p>
     <w:p>
       <w:pPr>
+        <w:spacing w:after="0" w:line="240" w:lineRule="auto"/>
         <w:rPr>
           <w:b/>
           <w:bCs/>
@@ -1901,6 +2203,9 @@
       </w:r>
     </w:p>
     <w:p>
+      <w:pPr>
+        <w:spacing w:after="0" w:line="240" w:lineRule="auto"/>
+      </w:pPr>
       <w:r>
         <w:t>When node deleted:</w:t>
       </w:r>
@@ -1911,6 +2216,7 @@
           <w:ilvl w:val="0"/>
           <w:numId w:val="17"/>
         </w:numPr>
+        <w:spacing w:after="0" w:line="240" w:lineRule="auto"/>
       </w:pPr>
       <w:r>
         <w:t>remove binding</w:t>
@@ -1922,6 +2228,7 @@
           <w:ilvl w:val="0"/>
           <w:numId w:val="17"/>
         </w:numPr>
+        <w:spacing w:after="0" w:line="240" w:lineRule="auto"/>
       </w:pPr>
       <w:r>
         <w:t>delete all artifacts where (</w:t>
@@ -1941,12 +2248,16 @@
           <w:ilvl w:val="0"/>
           <w:numId w:val="17"/>
         </w:numPr>
+        <w:spacing w:after="0" w:line="240" w:lineRule="auto"/>
       </w:pPr>
       <w:r>
         <w:t>invalidate downstream nodes</w:t>
       </w:r>
     </w:p>
     <w:p>
+      <w:pPr>
+        <w:spacing w:after="0" w:line="240" w:lineRule="auto"/>
+      </w:pPr>
       <w:r>
         <w:pict w14:anchorId="1D52C28E">
           <v:rect id="_x0000_i1168" style="width:0;height:1.5pt" o:hralign="center" o:hrstd="t" o:hr="t" fillcolor="#a0a0a0" stroked="f"/>
@@ -1955,6 +2266,7 @@
     </w:p>
     <w:p>
       <w:pPr>
+        <w:spacing w:after="0" w:line="240" w:lineRule="auto"/>
         <w:rPr>
           <w:b/>
           <w:bCs/>
@@ -1969,6 +2281,9 @@
       </w:r>
     </w:p>
     <w:p>
+      <w:pPr>
+        <w:spacing w:after="0" w:line="240" w:lineRule="auto"/>
+      </w:pPr>
       <w:r>
         <w:t>After successful write:</w:t>
       </w:r>
@@ -1979,6 +2294,7 @@
           <w:ilvl w:val="0"/>
           <w:numId w:val="18"/>
         </w:numPr>
+        <w:spacing w:after="0" w:line="240" w:lineRule="auto"/>
       </w:pPr>
       <w:r>
         <w:t>keep only last 5 artifacts for (</w:t>
@@ -1998,12 +2314,16 @@
           <w:ilvl w:val="0"/>
           <w:numId w:val="18"/>
         </w:numPr>
+        <w:spacing w:after="0" w:line="240" w:lineRule="auto"/>
       </w:pPr>
       <w:r>
         <w:t>delete older ones</w:t>
       </w:r>
     </w:p>
     <w:p>
+      <w:pPr>
+        <w:spacing w:after="0" w:line="240" w:lineRule="auto"/>
+      </w:pPr>
       <w:r>
         <w:pict w14:anchorId="0AFE906A">
           <v:rect id="_x0000_i1169" style="width:0;height:1.5pt" o:hralign="center" o:hrstd="t" o:hr="t" fillcolor="#a0a0a0" stroked="f"/>
@@ -2012,6 +2332,7 @@
     </w:p>
     <w:p>
       <w:pPr>
+        <w:spacing w:after="0" w:line="240" w:lineRule="auto"/>
         <w:rPr>
           <w:b/>
           <w:bCs/>
@@ -2035,6 +2356,7 @@
     </w:p>
     <w:p>
       <w:pPr>
+        <w:spacing w:after="0" w:line="240" w:lineRule="auto"/>
         <w:rPr>
           <w:b/>
           <w:bCs/>
@@ -2054,8 +2376,10 @@
           <w:ilvl w:val="0"/>
           <w:numId w:val="19"/>
         </w:numPr>
-      </w:pPr>
-      <w:r>
+        <w:spacing w:after="0" w:line="240" w:lineRule="auto"/>
+      </w:pPr>
+      <w:r>
+        <w:lastRenderedPageBreak/>
         <w:t>identical node state → cache hit</w:t>
       </w:r>
     </w:p>
@@ -2065,6 +2389,7 @@
           <w:ilvl w:val="0"/>
           <w:numId w:val="19"/>
         </w:numPr>
+        <w:spacing w:after="0" w:line="240" w:lineRule="auto"/>
       </w:pPr>
       <w:r>
         <w:t>changed param → cache miss</w:t>
@@ -2076,6 +2401,7 @@
           <w:ilvl w:val="0"/>
           <w:numId w:val="19"/>
         </w:numPr>
+        <w:spacing w:after="0" w:line="240" w:lineRule="auto"/>
       </w:pPr>
       <w:r>
         <w:t>changed upstream → cache miss</w:t>
@@ -2083,6 +2409,7 @@
     </w:p>
     <w:p>
       <w:pPr>
+        <w:spacing w:after="0" w:line="240" w:lineRule="auto"/>
         <w:rPr>
           <w:b/>
           <w:bCs/>
@@ -2102,6 +2429,7 @@
           <w:ilvl w:val="0"/>
           <w:numId w:val="20"/>
         </w:numPr>
+        <w:spacing w:after="0" w:line="240" w:lineRule="auto"/>
       </w:pPr>
       <w:r>
         <w:t>new graph never sees old artifacts</w:t>
@@ -2109,6 +2437,7 @@
     </w:p>
     <w:p>
       <w:pPr>
+        <w:spacing w:after="0" w:line="240" w:lineRule="auto"/>
         <w:rPr>
           <w:b/>
           <w:bCs/>
@@ -2128,6 +2457,7 @@
           <w:ilvl w:val="0"/>
           <w:numId w:val="21"/>
         </w:numPr>
+        <w:spacing w:after="0" w:line="240" w:lineRule="auto"/>
       </w:pPr>
       <w:r>
         <w:t>deleting node removes artifacts</w:t>
@@ -2139,14 +2469,15 @@
           <w:ilvl w:val="0"/>
           <w:numId w:val="21"/>
         </w:numPr>
-      </w:pPr>
-      <w:r>
-        <w:lastRenderedPageBreak/>
+        <w:spacing w:after="0" w:line="240" w:lineRule="auto"/>
+      </w:pPr>
+      <w:r>
         <w:t>downstream becomes stale</w:t>
       </w:r>
     </w:p>
     <w:p>
       <w:pPr>
+        <w:spacing w:after="0" w:line="240" w:lineRule="auto"/>
         <w:rPr>
           <w:b/>
           <w:bCs/>
@@ -2166,6 +2497,7 @@
           <w:ilvl w:val="0"/>
           <w:numId w:val="22"/>
         </w:numPr>
+        <w:spacing w:after="0" w:line="240" w:lineRule="auto"/>
       </w:pPr>
       <w:r>
         <w:t>unaffected siblings keep status</w:t>
@@ -2173,6 +2505,7 @@
     </w:p>
     <w:p>
       <w:pPr>
+        <w:spacing w:after="0" w:line="240" w:lineRule="auto"/>
         <w:rPr>
           <w:b/>
           <w:bCs/>
@@ -2192,12 +2525,16 @@
           <w:ilvl w:val="0"/>
           <w:numId w:val="23"/>
         </w:numPr>
+        <w:spacing w:after="0" w:line="240" w:lineRule="auto"/>
       </w:pPr>
       <w:r>
         <w:t>file fingerprint change invalidates cache</w:t>
       </w:r>
     </w:p>
     <w:p>
+      <w:pPr>
+        <w:spacing w:after="0" w:line="240" w:lineRule="auto"/>
+      </w:pPr>
       <w:r>
         <w:pict w14:anchorId="62F6E947">
           <v:rect id="_x0000_i1170" style="width:0;height:1.5pt" o:hralign="center" o:hrstd="t" o:hr="t" fillcolor="#a0a0a0" stroked="f"/>
@@ -2206,6 +2543,7 @@
     </w:p>
     <w:p>
       <w:pPr>
+        <w:spacing w:after="0" w:line="240" w:lineRule="auto"/>
         <w:rPr>
           <w:b/>
           <w:bCs/>
@@ -2228,6 +2566,9 @@
       </w:r>
     </w:p>
     <w:p>
+      <w:pPr>
+        <w:spacing w:after="0" w:line="240" w:lineRule="auto"/>
+      </w:pPr>
       <w:r>
         <w:t>1️</w:t>
       </w:r>
@@ -2339,6 +2680,9 @@
       </w:r>
     </w:p>
     <w:p>
+      <w:pPr>
+        <w:spacing w:after="0" w:line="240" w:lineRule="auto"/>
+      </w:pPr>
       <w:r>
         <w:t xml:space="preserve">After step </w:t>
       </w:r>
@@ -2354,6 +2698,9 @@
       </w:r>
     </w:p>
     <w:p>
+      <w:pPr>
+        <w:spacing w:after="0" w:line="240" w:lineRule="auto"/>
+      </w:pPr>
       <w:r>
         <w:pict w14:anchorId="35604088">
           <v:rect id="_x0000_i1171" style="width:0;height:1.5pt" o:hralign="center" o:hrstd="t" o:hr="t" fillcolor="#a0a0a0" stroked="f"/>
@@ -2361,6 +2708,9 @@
       </w:r>
     </w:p>
     <w:p>
+      <w:pPr>
+        <w:spacing w:after="0" w:line="240" w:lineRule="auto"/>
+      </w:pPr>
       <w:r>
         <w:t>If you want, I can also output this as:</w:t>
       </w:r>
@@ -2371,6 +2721,7 @@
           <w:ilvl w:val="0"/>
           <w:numId w:val="24"/>
         </w:numPr>
+        <w:spacing w:after="0" w:line="240" w:lineRule="auto"/>
       </w:pPr>
       <w:r>
         <w:rPr>
@@ -2395,6 +2746,7 @@
           <w:ilvl w:val="0"/>
           <w:numId w:val="24"/>
         </w:numPr>
+        <w:spacing w:after="0" w:line="240" w:lineRule="auto"/>
       </w:pPr>
       <w:r>
         <w:rPr>
@@ -2419,6 +2771,7 @@
           <w:ilvl w:val="0"/>
           <w:numId w:val="24"/>
         </w:numPr>
+        <w:spacing w:after="0" w:line="240" w:lineRule="auto"/>
       </w:pPr>
       <w:r>
         <w:rPr>
@@ -2438,11 +2791,17 @@
       </w:r>
     </w:p>
     <w:p>
+      <w:pPr>
+        <w:spacing w:after="0" w:line="240" w:lineRule="auto"/>
+      </w:pPr>
       <w:r>
         <w:t>Tell me which format Codex prefers and I’ll generate it.</w:t>
       </w:r>
     </w:p>
     <w:p>
+      <w:pPr>
+        <w:spacing w:after="0" w:line="240" w:lineRule="auto"/>
+      </w:pPr>
       <w:r>
         <w:br w:type="page"/>
       </w:r>
@@ -4952,6 +5311,2172 @@
       </w:pPr>
       <w:r>
         <w:t>Tell me which Codex works better with.</w:t>
+      </w:r>
+    </w:p>
+    <w:p>
+      <w:pPr>
+        <w:spacing w:after="0" w:line="240" w:lineRule="auto"/>
+      </w:pPr>
+    </w:p>
+    <w:p>
+      <w:pPr>
+        <w:spacing w:after="0" w:line="240" w:lineRule="auto"/>
+      </w:pPr>
+      <w:r>
+        <w:t>LLM Nodes</w:t>
+      </w:r>
+    </w:p>
+    <w:p>
+      <w:pPr>
+        <w:spacing w:after="0" w:line="240" w:lineRule="auto"/>
+      </w:pPr>
+      <w:r>
+        <w:t>The files are still not accessible from the file tool — it’s reporting that previously uploaded files have expired again.</w:t>
+      </w:r>
+    </w:p>
+    <w:p>
+      <w:pPr>
+        <w:spacing w:after="0" w:line="240" w:lineRule="auto"/>
+      </w:pPr>
+      <w:r>
+        <w:t>Please re-upload:</w:t>
+      </w:r>
+    </w:p>
+    <w:p>
+      <w:pPr>
+        <w:numPr>
+          <w:ilvl w:val="0"/>
+          <w:numId w:val="53"/>
+        </w:numPr>
+        <w:spacing w:after="0" w:line="240" w:lineRule="auto"/>
+      </w:pPr>
+      <w:proofErr w:type="spellStart"/>
+      <w:r>
+        <w:t>LlmEditor.ts</w:t>
+      </w:r>
+      <w:proofErr w:type="spellEnd"/>
+    </w:p>
+    <w:p>
+      <w:pPr>
+        <w:numPr>
+          <w:ilvl w:val="0"/>
+          <w:numId w:val="53"/>
+        </w:numPr>
+        <w:spacing w:after="0" w:line="240" w:lineRule="auto"/>
+      </w:pPr>
+      <w:proofErr w:type="spellStart"/>
+      <w:r>
+        <w:t>LlmOllamaEditor.svelte</w:t>
+      </w:r>
+      <w:proofErr w:type="spellEnd"/>
+    </w:p>
+    <w:p>
+      <w:pPr>
+        <w:numPr>
+          <w:ilvl w:val="0"/>
+          <w:numId w:val="53"/>
+        </w:numPr>
+        <w:spacing w:after="0" w:line="240" w:lineRule="auto"/>
+      </w:pPr>
+      <w:proofErr w:type="spellStart"/>
+      <w:r>
+        <w:t>LlmOpenAIEditor.svelte</w:t>
+      </w:r>
+      <w:proofErr w:type="spellEnd"/>
+    </w:p>
+    <w:p>
+      <w:pPr>
+        <w:spacing w:after="0" w:line="240" w:lineRule="auto"/>
+      </w:pPr>
+      <w:r>
+        <w:t>Once they’re accessible, I’ll do a precise, line-by-line architectural audit against:</w:t>
+      </w:r>
+    </w:p>
+    <w:p>
+      <w:pPr>
+        <w:numPr>
+          <w:ilvl w:val="0"/>
+          <w:numId w:val="54"/>
+        </w:numPr>
+        <w:spacing w:after="0" w:line="240" w:lineRule="auto"/>
+      </w:pPr>
+      <w:r>
+        <w:t>Determinism boundaries</w:t>
+      </w:r>
+    </w:p>
+    <w:p>
+      <w:pPr>
+        <w:numPr>
+          <w:ilvl w:val="0"/>
+          <w:numId w:val="54"/>
+        </w:numPr>
+        <w:spacing w:after="0" w:line="240" w:lineRule="auto"/>
+      </w:pPr>
+      <w:proofErr w:type="spellStart"/>
+      <w:r>
+        <w:t>nodeStateHash</w:t>
+      </w:r>
+      <w:proofErr w:type="spellEnd"/>
+      <w:r>
+        <w:t xml:space="preserve"> completeness</w:t>
+      </w:r>
+    </w:p>
+    <w:p>
+      <w:pPr>
+        <w:numPr>
+          <w:ilvl w:val="0"/>
+          <w:numId w:val="54"/>
+        </w:numPr>
+        <w:spacing w:after="0" w:line="240" w:lineRule="auto"/>
+      </w:pPr>
+      <w:r>
+        <w:t>Output schema enforcement</w:t>
+      </w:r>
+    </w:p>
+    <w:p>
+      <w:pPr>
+        <w:numPr>
+          <w:ilvl w:val="0"/>
+          <w:numId w:val="54"/>
+        </w:numPr>
+        <w:spacing w:after="0" w:line="240" w:lineRule="auto"/>
+      </w:pPr>
+      <w:r>
+        <w:t>Embeddings contract correctness</w:t>
+      </w:r>
+    </w:p>
+    <w:p>
+      <w:pPr>
+        <w:numPr>
+          <w:ilvl w:val="0"/>
+          <w:numId w:val="54"/>
+        </w:numPr>
+        <w:spacing w:after="0" w:line="240" w:lineRule="auto"/>
+      </w:pPr>
+      <w:r>
+        <w:t>UI vs execution param separation</w:t>
+      </w:r>
+    </w:p>
+    <w:p>
+      <w:pPr>
+        <w:numPr>
+          <w:ilvl w:val="0"/>
+          <w:numId w:val="54"/>
+        </w:numPr>
+        <w:spacing w:after="0" w:line="240" w:lineRule="auto"/>
+      </w:pPr>
+      <w:r>
+        <w:t>Cache stability guarantees</w:t>
+      </w:r>
+    </w:p>
+    <w:p>
+      <w:pPr>
+        <w:pBdr>
+          <w:bottom w:val="single" w:sz="6" w:space="1" w:color="auto"/>
+        </w:pBdr>
+        <w:spacing w:after="0" w:line="240" w:lineRule="auto"/>
+      </w:pPr>
+      <w:r>
+        <w:t xml:space="preserve">Right </w:t>
+      </w:r>
+      <w:proofErr w:type="gramStart"/>
+      <w:r>
+        <w:t>now</w:t>
+      </w:r>
+      <w:proofErr w:type="gramEnd"/>
+      <w:r>
+        <w:t xml:space="preserve"> I can only speak abstractly. With the actual files, I can tell you exactly what must change to truly “lock this down.”</w:t>
+      </w:r>
+    </w:p>
+    <w:p>
+      <w:r>
+        <w:br w:type="page"/>
+      </w:r>
+    </w:p>
+    <w:p>
+      <w:r>
+        <w:lastRenderedPageBreak/>
+        <w:t>20260226</w:t>
+      </w:r>
+    </w:p>
+    <w:p>
+      <w:pPr>
+        <w:spacing w:after="0" w:line="240" w:lineRule="auto"/>
+      </w:pPr>
+      <w:r>
+        <w:t xml:space="preserve">Yep — what you have is a solid </w:t>
+      </w:r>
+      <w:r>
+        <w:rPr>
+          <w:i/>
+          <w:iCs/>
+        </w:rPr>
+        <w:t>starter</w:t>
+      </w:r>
+      <w:r>
+        <w:t xml:space="preserve"> LLM editor, but it’s </w:t>
+      </w:r>
+      <w:r>
+        <w:rPr>
+          <w:b/>
+          <w:bCs/>
+        </w:rPr>
+        <w:t>not yet “locked down”</w:t>
+      </w:r>
+      <w:r>
+        <w:t xml:space="preserve"> for your deterministic, artifact-backed model. It’s missing a few </w:t>
+      </w:r>
+      <w:r>
+        <w:rPr>
+          <w:b/>
+          <w:bCs/>
+        </w:rPr>
+        <w:t>execution-critical parameters</w:t>
+      </w:r>
+      <w:r>
+        <w:t xml:space="preserve"> and, more importantly, it leaves some </w:t>
+      </w:r>
+      <w:r>
+        <w:rPr>
+          <w:b/>
+          <w:bCs/>
+        </w:rPr>
+        <w:t>typing/contract questions ambiguous</w:t>
+      </w:r>
+      <w:r>
+        <w:t xml:space="preserve"> (especially structured output + embeddings + how upstream artifacts are serialized into the prompt).</w:t>
+      </w:r>
+    </w:p>
+    <w:p>
+      <w:pPr>
+        <w:spacing w:after="0" w:line="240" w:lineRule="auto"/>
+      </w:pPr>
+      <w:r>
+        <w:t>Below is the “no-code” design review, using only what you pasted.</w:t>
+      </w:r>
+    </w:p>
+    <w:p>
+      <w:pPr>
+        <w:spacing w:after="0" w:line="240" w:lineRule="auto"/>
+      </w:pPr>
+      <w:r>
+        <w:pict w14:anchorId="19D6791D">
+          <v:rect id="_x0000_i1499" style="width:0;height:1.5pt" o:hralign="center" o:hrstd="t" o:hr="t" fillcolor="#a0a0a0" stroked="f"/>
+        </w:pict>
+      </w:r>
+    </w:p>
+    <w:p>
+      <w:pPr>
+        <w:spacing w:after="0" w:line="240" w:lineRule="auto"/>
+        <w:rPr>
+          <w:b/>
+          <w:bCs/>
+        </w:rPr>
+      </w:pPr>
+      <w:r>
+        <w:rPr>
+          <w:b/>
+          <w:bCs/>
+        </w:rPr>
+        <w:t>What you already have (good + sufficient as a baseline)</w:t>
+      </w:r>
+    </w:p>
+    <w:p>
+      <w:pPr>
+        <w:spacing w:after="0" w:line="240" w:lineRule="auto"/>
+        <w:rPr>
+          <w:b/>
+          <w:bCs/>
+        </w:rPr>
+      </w:pPr>
+      <w:r>
+        <w:rPr>
+          <w:rFonts w:ascii="Segoe UI Emoji" w:hAnsi="Segoe UI Emoji" w:cs="Segoe UI Emoji"/>
+          <w:b/>
+          <w:bCs/>
+        </w:rPr>
+        <w:t>✅</w:t>
+      </w:r>
+      <w:r>
+        <w:rPr>
+          <w:b/>
+          <w:bCs/>
+        </w:rPr>
+        <w:t xml:space="preserve"> Determinism-relevant core</w:t>
+      </w:r>
+    </w:p>
+    <w:p>
+      <w:pPr>
+        <w:spacing w:after="0" w:line="240" w:lineRule="auto"/>
+      </w:pPr>
+      <w:r>
+        <w:t>Both editors capture the essentials:</w:t>
+      </w:r>
+    </w:p>
+    <w:p>
+      <w:pPr>
+        <w:numPr>
+          <w:ilvl w:val="0"/>
+          <w:numId w:val="55"/>
+        </w:numPr>
+        <w:spacing w:after="0" w:line="240" w:lineRule="auto"/>
+      </w:pPr>
+      <w:proofErr w:type="spellStart"/>
+      <w:r>
+        <w:t>baseUrl</w:t>
+      </w:r>
+      <w:proofErr w:type="spellEnd"/>
+      <w:r>
+        <w:t>, model</w:t>
+      </w:r>
+    </w:p>
+    <w:p>
+      <w:pPr>
+        <w:numPr>
+          <w:ilvl w:val="0"/>
+          <w:numId w:val="55"/>
+        </w:numPr>
+        <w:spacing w:after="0" w:line="240" w:lineRule="auto"/>
+      </w:pPr>
+      <w:proofErr w:type="spellStart"/>
+      <w:r>
+        <w:t>system_prompt</w:t>
+      </w:r>
+      <w:proofErr w:type="spellEnd"/>
+      <w:r>
+        <w:t xml:space="preserve">, </w:t>
+      </w:r>
+      <w:proofErr w:type="spellStart"/>
+      <w:r>
+        <w:t>user_prompt</w:t>
+      </w:r>
+      <w:proofErr w:type="spellEnd"/>
+      <w:r>
+        <w:t xml:space="preserve"> (with {input} placeholder)</w:t>
+      </w:r>
+    </w:p>
+    <w:p>
+      <w:pPr>
+        <w:numPr>
+          <w:ilvl w:val="0"/>
+          <w:numId w:val="55"/>
+        </w:numPr>
+        <w:spacing w:after="0" w:line="240" w:lineRule="auto"/>
+      </w:pPr>
+      <w:r>
+        <w:t>temperature</w:t>
+      </w:r>
+    </w:p>
+    <w:p>
+      <w:pPr>
+        <w:numPr>
+          <w:ilvl w:val="0"/>
+          <w:numId w:val="55"/>
+        </w:numPr>
+        <w:spacing w:after="0" w:line="240" w:lineRule="auto"/>
+      </w:pPr>
+      <w:proofErr w:type="spellStart"/>
+      <w:r>
+        <w:t>output.mode</w:t>
+      </w:r>
+      <w:proofErr w:type="spellEnd"/>
+      <w:r>
+        <w:t xml:space="preserve"> + optional </w:t>
+      </w:r>
+      <w:proofErr w:type="spellStart"/>
+      <w:r>
+        <w:t>output.jsonSchema</w:t>
+      </w:r>
+      <w:proofErr w:type="spellEnd"/>
+    </w:p>
+    <w:p>
+      <w:pPr>
+        <w:spacing w:after="0" w:line="240" w:lineRule="auto"/>
+      </w:pPr>
+      <w:r>
+        <w:t xml:space="preserve">This is enough to make an LLM node behave like: </w:t>
+      </w:r>
+      <w:r>
+        <w:rPr>
+          <w:b/>
+          <w:bCs/>
+        </w:rPr>
+        <w:t>prompt template + model + sampler → artifact</w:t>
+      </w:r>
+      <w:r>
+        <w:t>.</w:t>
+      </w:r>
+    </w:p>
+    <w:p>
+      <w:pPr>
+        <w:spacing w:after="0" w:line="240" w:lineRule="auto"/>
+        <w:rPr>
+          <w:b/>
+          <w:bCs/>
+        </w:rPr>
+      </w:pPr>
+      <w:r>
+        <w:rPr>
+          <w:rFonts w:ascii="Segoe UI Emoji" w:hAnsi="Segoe UI Emoji" w:cs="Segoe UI Emoji"/>
+          <w:b/>
+          <w:bCs/>
+        </w:rPr>
+        <w:t>✅</w:t>
+      </w:r>
+      <w:r>
+        <w:rPr>
+          <w:b/>
+          <w:bCs/>
+        </w:rPr>
+        <w:t xml:space="preserve"> Output contract direction</w:t>
+      </w:r>
+    </w:p>
+    <w:p>
+      <w:pPr>
+        <w:spacing w:after="0" w:line="240" w:lineRule="auto"/>
+      </w:pPr>
+      <w:r>
+        <w:t>You’re already thinking correctly:</w:t>
+      </w:r>
+    </w:p>
+    <w:p>
+      <w:pPr>
+        <w:numPr>
+          <w:ilvl w:val="0"/>
+          <w:numId w:val="56"/>
+        </w:numPr>
+        <w:spacing w:after="0" w:line="240" w:lineRule="auto"/>
+      </w:pPr>
+      <w:proofErr w:type="spellStart"/>
+      <w:r>
+        <w:t>output.mode</w:t>
+      </w:r>
+      <w:proofErr w:type="spellEnd"/>
+      <w:r>
+        <w:t xml:space="preserve"> = </w:t>
+      </w:r>
+      <w:proofErr w:type="spellStart"/>
+      <w:r>
+        <w:t>json</w:t>
+      </w:r>
+      <w:proofErr w:type="spellEnd"/>
+      <w:r>
+        <w:t xml:space="preserve"> has an explicit schema field</w:t>
+      </w:r>
+    </w:p>
+    <w:p>
+      <w:pPr>
+        <w:numPr>
+          <w:ilvl w:val="0"/>
+          <w:numId w:val="56"/>
+        </w:numPr>
+        <w:spacing w:after="0" w:line="240" w:lineRule="auto"/>
+      </w:pPr>
+      <w:r>
+        <w:t xml:space="preserve">Schema is </w:t>
+      </w:r>
+      <w:r>
+        <w:rPr>
+          <w:i/>
+          <w:iCs/>
+        </w:rPr>
+        <w:t>user committed</w:t>
+      </w:r>
+      <w:r>
+        <w:t>, not model-derived (good for stability)</w:t>
+      </w:r>
+    </w:p>
+    <w:p>
+      <w:pPr>
+        <w:spacing w:after="0" w:line="240" w:lineRule="auto"/>
+      </w:pPr>
+      <w:r>
+        <w:pict w14:anchorId="53F10AD3">
+          <v:rect id="_x0000_i1500" style="width:0;height:1.5pt" o:hralign="center" o:hrstd="t" o:hr="t" fillcolor="#a0a0a0" stroked="f"/>
+        </w:pict>
+      </w:r>
+    </w:p>
+    <w:p>
+      <w:pPr>
+        <w:spacing w:after="0" w:line="240" w:lineRule="auto"/>
+        <w:rPr>
+          <w:b/>
+          <w:bCs/>
+        </w:rPr>
+      </w:pPr>
+      <w:r>
+        <w:rPr>
+          <w:b/>
+          <w:bCs/>
+        </w:rPr>
+        <w:t xml:space="preserve">What’s currently </w:t>
+      </w:r>
+      <w:r>
+        <w:rPr>
+          <w:b/>
+          <w:bCs/>
+          <w:i/>
+          <w:iCs/>
+        </w:rPr>
+        <w:t>not</w:t>
+      </w:r>
+      <w:r>
+        <w:rPr>
+          <w:b/>
+          <w:bCs/>
+        </w:rPr>
+        <w:t xml:space="preserve"> sufficient to “lock down”</w:t>
+      </w:r>
+    </w:p>
+    <w:p>
+      <w:pPr>
+        <w:spacing w:after="0" w:line="240" w:lineRule="auto"/>
+        <w:rPr>
+          <w:b/>
+          <w:bCs/>
+        </w:rPr>
+      </w:pPr>
+      <w:r>
+        <w:rPr>
+          <w:b/>
+          <w:bCs/>
+        </w:rPr>
+        <w:t>1) Output modes: markdown is redundant (and weakens contracts)</w:t>
+      </w:r>
+    </w:p>
+    <w:p>
+      <w:pPr>
+        <w:spacing w:after="0" w:line="240" w:lineRule="auto"/>
+      </w:pPr>
+      <w:r>
+        <w:t xml:space="preserve">Right </w:t>
+      </w:r>
+      <w:proofErr w:type="gramStart"/>
+      <w:r>
+        <w:t>now</w:t>
+      </w:r>
+      <w:proofErr w:type="gramEnd"/>
+      <w:r>
+        <w:t xml:space="preserve"> you </w:t>
+      </w:r>
+      <w:proofErr w:type="gramStart"/>
+      <w:r>
+        <w:t>offer:</w:t>
+      </w:r>
+      <w:proofErr w:type="gramEnd"/>
+      <w:r>
+        <w:t xml:space="preserve"> text | markdown | </w:t>
+      </w:r>
+      <w:proofErr w:type="spellStart"/>
+      <w:r>
+        <w:t>json</w:t>
+      </w:r>
+      <w:proofErr w:type="spellEnd"/>
+      <w:r>
+        <w:t>.</w:t>
+      </w:r>
+    </w:p>
+    <w:p>
+      <w:pPr>
+        <w:spacing w:after="0" w:line="240" w:lineRule="auto"/>
+      </w:pPr>
+      <w:r>
+        <w:t xml:space="preserve">In a strict typed-port world, “markdown” is not a different data kind. It’s </w:t>
+      </w:r>
+      <w:r>
+        <w:rPr>
+          <w:b/>
+          <w:bCs/>
+        </w:rPr>
+        <w:t>text with a convention</w:t>
+      </w:r>
+      <w:r>
+        <w:t>.</w:t>
+      </w:r>
+    </w:p>
+    <w:p>
+      <w:pPr>
+        <w:spacing w:after="0" w:line="240" w:lineRule="auto"/>
+      </w:pPr>
+      <w:r>
+        <w:t>If you keep it, you’ll eventually get:</w:t>
+      </w:r>
+    </w:p>
+    <w:p>
+      <w:pPr>
+        <w:numPr>
+          <w:ilvl w:val="0"/>
+          <w:numId w:val="57"/>
+        </w:numPr>
+        <w:spacing w:after="0" w:line="240" w:lineRule="auto"/>
+      </w:pPr>
+      <w:r>
+        <w:t>downstream nodes that behave differently based on “markdown vs text”</w:t>
+      </w:r>
+    </w:p>
+    <w:p>
+      <w:pPr>
+        <w:numPr>
+          <w:ilvl w:val="0"/>
+          <w:numId w:val="57"/>
+        </w:numPr>
+        <w:spacing w:after="0" w:line="240" w:lineRule="auto"/>
+      </w:pPr>
+      <w:r>
+        <w:t>inconsistent expectations about escaping, code blocks, tables, etc.</w:t>
+      </w:r>
+    </w:p>
+    <w:p>
+      <w:pPr>
+        <w:spacing w:after="0" w:line="240" w:lineRule="auto"/>
+      </w:pPr>
+      <w:r>
+        <w:rPr>
+          <w:b/>
+          <w:bCs/>
+        </w:rPr>
+        <w:t>Lock-down move:</w:t>
+      </w:r>
+    </w:p>
+    <w:p>
+      <w:pPr>
+        <w:numPr>
+          <w:ilvl w:val="0"/>
+          <w:numId w:val="58"/>
+        </w:numPr>
+        <w:spacing w:after="0" w:line="240" w:lineRule="auto"/>
+      </w:pPr>
+      <w:r>
+        <w:t xml:space="preserve">Collapse to </w:t>
+      </w:r>
+      <w:r>
+        <w:rPr>
+          <w:b/>
+          <w:bCs/>
+        </w:rPr>
+        <w:t>text</w:t>
+      </w:r>
+      <w:r>
+        <w:t xml:space="preserve"> and represent formatting as metadata (mime: text/plain | text/markdown) </w:t>
+      </w:r>
+      <w:r>
+        <w:rPr>
+          <w:i/>
+          <w:iCs/>
+        </w:rPr>
+        <w:t>if you care</w:t>
+      </w:r>
+      <w:r>
+        <w:t>.</w:t>
+      </w:r>
+    </w:p>
+    <w:p>
+      <w:pPr>
+        <w:numPr>
+          <w:ilvl w:val="0"/>
+          <w:numId w:val="58"/>
+        </w:numPr>
+        <w:spacing w:after="0" w:line="240" w:lineRule="auto"/>
+      </w:pPr>
+      <w:r>
+        <w:t xml:space="preserve">Or keep markdown but treat it as identical </w:t>
+      </w:r>
+      <w:proofErr w:type="spellStart"/>
+      <w:r>
+        <w:rPr>
+          <w:b/>
+          <w:bCs/>
+        </w:rPr>
+        <w:t>SchemaKind</w:t>
+      </w:r>
+      <w:proofErr w:type="spellEnd"/>
+      <w:r>
+        <w:rPr>
+          <w:b/>
+          <w:bCs/>
+        </w:rPr>
+        <w:t>="text"</w:t>
+      </w:r>
+      <w:r>
+        <w:t xml:space="preserve"> and never allow downstream “schema matching” to differ because of it.</w:t>
+      </w:r>
+    </w:p>
+    <w:p>
+      <w:pPr>
+        <w:spacing w:after="0" w:line="240" w:lineRule="auto"/>
+        <w:rPr>
+          <w:b/>
+          <w:bCs/>
+        </w:rPr>
+      </w:pPr>
+      <w:r>
+        <w:rPr>
+          <w:b/>
+          <w:bCs/>
+        </w:rPr>
+        <w:t>2) OpenAI editor is missing key sampling controls (Ollama has more)</w:t>
+      </w:r>
+    </w:p>
+    <w:p>
+      <w:pPr>
+        <w:spacing w:after="0" w:line="240" w:lineRule="auto"/>
+      </w:pPr>
+      <w:r>
+        <w:t xml:space="preserve">Ollama editor supports </w:t>
+      </w:r>
+      <w:proofErr w:type="spellStart"/>
+      <w:r>
+        <w:t>top_p</w:t>
+      </w:r>
+      <w:proofErr w:type="spellEnd"/>
+      <w:r>
+        <w:t xml:space="preserve">, </w:t>
+      </w:r>
+      <w:proofErr w:type="spellStart"/>
+      <w:r>
+        <w:t>max_tokens</w:t>
+      </w:r>
+      <w:proofErr w:type="spellEnd"/>
+      <w:r>
+        <w:t>, seed. OpenAI editor only has temperature.</w:t>
+      </w:r>
+    </w:p>
+    <w:p>
+      <w:pPr>
+        <w:spacing w:after="0" w:line="240" w:lineRule="auto"/>
+      </w:pPr>
+      <w:r>
+        <w:t>From a caching perspective, that’s a problem because:</w:t>
+      </w:r>
+    </w:p>
+    <w:p>
+      <w:pPr>
+        <w:numPr>
+          <w:ilvl w:val="0"/>
+          <w:numId w:val="59"/>
+        </w:numPr>
+        <w:spacing w:after="0" w:line="240" w:lineRule="auto"/>
+      </w:pPr>
+      <w:r>
+        <w:t xml:space="preserve">different </w:t>
+      </w:r>
+      <w:proofErr w:type="spellStart"/>
+      <w:r>
+        <w:t>top_p</w:t>
+      </w:r>
+      <w:proofErr w:type="spellEnd"/>
+      <w:r>
+        <w:t>/</w:t>
+      </w:r>
+      <w:proofErr w:type="spellStart"/>
+      <w:r>
+        <w:t>max_tokens</w:t>
+      </w:r>
+      <w:proofErr w:type="spellEnd"/>
+      <w:r>
+        <w:t>/seed/stop can radically change output</w:t>
+      </w:r>
+    </w:p>
+    <w:p>
+      <w:pPr>
+        <w:numPr>
+          <w:ilvl w:val="0"/>
+          <w:numId w:val="59"/>
+        </w:numPr>
+        <w:spacing w:after="0" w:line="240" w:lineRule="auto"/>
+      </w:pPr>
+      <w:proofErr w:type="gramStart"/>
+      <w:r>
+        <w:t>if they exist</w:t>
+      </w:r>
+      <w:proofErr w:type="gramEnd"/>
+      <w:r>
+        <w:t xml:space="preserve"> server-side defaults vary by provider/model/version</w:t>
+      </w:r>
+    </w:p>
+    <w:p>
+      <w:pPr>
+        <w:spacing w:after="0" w:line="240" w:lineRule="auto"/>
+      </w:pPr>
+      <w:r>
+        <w:rPr>
+          <w:b/>
+          <w:bCs/>
+        </w:rPr>
+        <w:t>Lock-down move:</w:t>
+      </w:r>
+      <w:r>
+        <w:t xml:space="preserve"> ensure both providers support the same </w:t>
+      </w:r>
+      <w:r>
+        <w:rPr>
+          <w:i/>
+          <w:iCs/>
+        </w:rPr>
+        <w:t>logical</w:t>
+      </w:r>
+      <w:r>
+        <w:t xml:space="preserve"> param set, even if some are “unsupported” and ignored by a provider (but still present/hashed when relevant).</w:t>
+      </w:r>
+    </w:p>
+    <w:p>
+      <w:pPr>
+        <w:spacing w:after="0" w:line="240" w:lineRule="auto"/>
+      </w:pPr>
+      <w:r>
+        <w:t>At minimum, you want parity for:</w:t>
+      </w:r>
+    </w:p>
+    <w:p>
+      <w:pPr>
+        <w:numPr>
+          <w:ilvl w:val="0"/>
+          <w:numId w:val="60"/>
+        </w:numPr>
+        <w:spacing w:after="0" w:line="240" w:lineRule="auto"/>
+      </w:pPr>
+      <w:proofErr w:type="spellStart"/>
+      <w:r>
+        <w:t>top_p</w:t>
+      </w:r>
+      <w:proofErr w:type="spellEnd"/>
+    </w:p>
+    <w:p>
+      <w:pPr>
+        <w:numPr>
+          <w:ilvl w:val="0"/>
+          <w:numId w:val="60"/>
+        </w:numPr>
+        <w:spacing w:after="0" w:line="240" w:lineRule="auto"/>
+      </w:pPr>
+      <w:proofErr w:type="spellStart"/>
+      <w:r>
+        <w:lastRenderedPageBreak/>
+        <w:t>max_tokens</w:t>
+      </w:r>
+      <w:proofErr w:type="spellEnd"/>
+      <w:r>
+        <w:t xml:space="preserve"> / </w:t>
+      </w:r>
+      <w:proofErr w:type="spellStart"/>
+      <w:r>
+        <w:t>max_output_tokens</w:t>
+      </w:r>
+      <w:proofErr w:type="spellEnd"/>
+    </w:p>
+    <w:p>
+      <w:pPr>
+        <w:numPr>
+          <w:ilvl w:val="0"/>
+          <w:numId w:val="60"/>
+        </w:numPr>
+        <w:spacing w:after="0" w:line="240" w:lineRule="auto"/>
+      </w:pPr>
+      <w:r>
+        <w:t>seed (where supported)</w:t>
+      </w:r>
+    </w:p>
+    <w:p>
+      <w:pPr>
+        <w:numPr>
+          <w:ilvl w:val="0"/>
+          <w:numId w:val="60"/>
+        </w:numPr>
+        <w:spacing w:after="0" w:line="240" w:lineRule="auto"/>
+      </w:pPr>
+      <w:r>
+        <w:t>stop</w:t>
+      </w:r>
+    </w:p>
+    <w:p>
+      <w:pPr>
+        <w:spacing w:after="0" w:line="240" w:lineRule="auto"/>
+      </w:pPr>
+      <w:r>
+        <w:t>Optional but common:</w:t>
+      </w:r>
+    </w:p>
+    <w:p>
+      <w:pPr>
+        <w:numPr>
+          <w:ilvl w:val="0"/>
+          <w:numId w:val="61"/>
+        </w:numPr>
+        <w:spacing w:after="0" w:line="240" w:lineRule="auto"/>
+      </w:pPr>
+      <w:r>
+        <w:t>presence/frequency penalties (OpenAI style)</w:t>
+      </w:r>
+    </w:p>
+    <w:p>
+      <w:pPr>
+        <w:numPr>
+          <w:ilvl w:val="0"/>
+          <w:numId w:val="61"/>
+        </w:numPr>
+        <w:spacing w:after="0" w:line="240" w:lineRule="auto"/>
+      </w:pPr>
+      <w:proofErr w:type="spellStart"/>
+      <w:r>
+        <w:t>min_p</w:t>
+      </w:r>
+      <w:proofErr w:type="spellEnd"/>
+      <w:r>
+        <w:t xml:space="preserve"> (some backends)</w:t>
+      </w:r>
+    </w:p>
+    <w:p>
+      <w:pPr>
+        <w:numPr>
+          <w:ilvl w:val="0"/>
+          <w:numId w:val="61"/>
+        </w:numPr>
+        <w:spacing w:after="0" w:line="240" w:lineRule="auto"/>
+      </w:pPr>
+      <w:proofErr w:type="spellStart"/>
+      <w:r>
+        <w:t>repeat_penalty</w:t>
+      </w:r>
+      <w:proofErr w:type="spellEnd"/>
+      <w:r>
+        <w:t xml:space="preserve"> (some local runners)</w:t>
+      </w:r>
+    </w:p>
+    <w:p>
+      <w:pPr>
+        <w:spacing w:after="0" w:line="240" w:lineRule="auto"/>
+        <w:rPr>
+          <w:b/>
+          <w:bCs/>
+        </w:rPr>
+      </w:pPr>
+      <w:r>
+        <w:rPr>
+          <w:b/>
+          <w:bCs/>
+        </w:rPr>
+        <w:t>3) Structured output isn’t “strict” yet (schema exists, but enforcement semantics aren’t defined)</w:t>
+      </w:r>
+    </w:p>
+    <w:p>
+      <w:pPr>
+        <w:spacing w:after="0" w:line="240" w:lineRule="auto"/>
+      </w:pPr>
+      <w:r>
+        <w:t xml:space="preserve">You allow entering </w:t>
+      </w:r>
+      <w:proofErr w:type="spellStart"/>
+      <w:r>
+        <w:t>output.jsonSchema</w:t>
+      </w:r>
+      <w:proofErr w:type="spellEnd"/>
+      <w:r>
+        <w:t xml:space="preserve">, but nothing in the editor expresses </w:t>
+      </w:r>
+      <w:r>
+        <w:rPr>
+          <w:b/>
+          <w:bCs/>
+        </w:rPr>
+        <w:t>how strict</w:t>
+      </w:r>
+      <w:r>
+        <w:t xml:space="preserve"> you intend to be.</w:t>
+      </w:r>
+    </w:p>
+    <w:p>
+      <w:pPr>
+        <w:spacing w:after="0" w:line="240" w:lineRule="auto"/>
+      </w:pPr>
+      <w:r>
+        <w:t>Given your “contract mismatch = cache rejection” model, structured output should be unambiguous:</w:t>
+      </w:r>
+    </w:p>
+    <w:p>
+      <w:pPr>
+        <w:spacing w:after="0" w:line="240" w:lineRule="auto"/>
+      </w:pPr>
+      <w:r>
+        <w:rPr>
+          <w:b/>
+          <w:bCs/>
+        </w:rPr>
+        <w:t>Lock-down move:</w:t>
+      </w:r>
+      <w:r>
+        <w:t xml:space="preserve"> define one rule and bake it in:</w:t>
+      </w:r>
+    </w:p>
+    <w:p>
+      <w:pPr>
+        <w:numPr>
+          <w:ilvl w:val="0"/>
+          <w:numId w:val="62"/>
+        </w:numPr>
+        <w:spacing w:after="0" w:line="240" w:lineRule="auto"/>
+      </w:pPr>
+      <w:r>
+        <w:rPr>
+          <w:b/>
+          <w:bCs/>
+        </w:rPr>
+        <w:t>Strict mode:</w:t>
+      </w:r>
+      <w:r>
+        <w:t xml:space="preserve"> if output cannot be validated against schema → node fails (no bind)</w:t>
+      </w:r>
+    </w:p>
+    <w:p>
+      <w:pPr>
+        <w:numPr>
+          <w:ilvl w:val="0"/>
+          <w:numId w:val="62"/>
+        </w:numPr>
+        <w:spacing w:after="0" w:line="240" w:lineRule="auto"/>
+      </w:pPr>
+      <w:r>
+        <w:t>(Optional later) “repair mode” as a separate node or explicit param, because repair introduces nondeterminism.</w:t>
+      </w:r>
+    </w:p>
+    <w:p>
+      <w:pPr>
+        <w:spacing w:after="0" w:line="240" w:lineRule="auto"/>
+      </w:pPr>
+      <w:r>
+        <w:t>Also: clarify what schema dialect you mean (JSON Schema draft version). Otherwise “schema drift” will be semantic rather than structural.</w:t>
+      </w:r>
+    </w:p>
+    <w:p>
+      <w:pPr>
+        <w:spacing w:after="0" w:line="240" w:lineRule="auto"/>
+        <w:rPr>
+          <w:b/>
+          <w:bCs/>
+        </w:rPr>
+      </w:pPr>
+      <w:r>
+        <w:rPr>
+          <w:b/>
+          <w:bCs/>
+        </w:rPr>
+        <w:t>4) Embeddings aren’t represented at all (but your system needs them)</w:t>
+      </w:r>
+    </w:p>
+    <w:p>
+      <w:pPr>
+        <w:spacing w:after="0" w:line="240" w:lineRule="auto"/>
+      </w:pPr>
+      <w:r>
+        <w:t xml:space="preserve">You called this out: an embeddings model outputs </w:t>
+      </w:r>
+      <w:proofErr w:type="gramStart"/>
+      <w:r>
+        <w:t>vectors</w:t>
+      </w:r>
+      <w:proofErr w:type="gramEnd"/>
+      <w:r>
+        <w:t>.</w:t>
+      </w:r>
+    </w:p>
+    <w:p>
+      <w:pPr>
+        <w:spacing w:after="0" w:line="240" w:lineRule="auto"/>
+      </w:pPr>
+      <w:r>
+        <w:t xml:space="preserve">Right </w:t>
+      </w:r>
+      <w:proofErr w:type="gramStart"/>
+      <w:r>
+        <w:t>now</w:t>
+      </w:r>
+      <w:proofErr w:type="gramEnd"/>
+      <w:r>
+        <w:t xml:space="preserve"> your </w:t>
+      </w:r>
+      <w:proofErr w:type="spellStart"/>
+      <w:r>
+        <w:t>LlmOutputMode</w:t>
+      </w:r>
+      <w:proofErr w:type="spellEnd"/>
+      <w:r>
+        <w:t xml:space="preserve"> doesn’t include embeddings, and your output contract only covers JSON schema.</w:t>
+      </w:r>
+    </w:p>
+    <w:p>
+      <w:pPr>
+        <w:spacing w:after="0" w:line="240" w:lineRule="auto"/>
+      </w:pPr>
+      <w:r>
+        <w:t>If you add embeddings later without locking the contract now, you’ll get:</w:t>
+      </w:r>
+    </w:p>
+    <w:p>
+      <w:pPr>
+        <w:numPr>
+          <w:ilvl w:val="0"/>
+          <w:numId w:val="63"/>
+        </w:numPr>
+        <w:spacing w:after="0" w:line="240" w:lineRule="auto"/>
+      </w:pPr>
+      <w:r>
+        <w:t>ambiguous port contracts (embeddings shape/dims unknown)</w:t>
+      </w:r>
+    </w:p>
+    <w:p>
+      <w:pPr>
+        <w:numPr>
+          <w:ilvl w:val="0"/>
+          <w:numId w:val="63"/>
+        </w:numPr>
+        <w:spacing w:after="0" w:line="240" w:lineRule="auto"/>
+      </w:pPr>
+      <w:r>
+        <w:t>downstream match failures that are hard to reason about</w:t>
+      </w:r>
+    </w:p>
+    <w:p>
+      <w:pPr>
+        <w:numPr>
+          <w:ilvl w:val="0"/>
+          <w:numId w:val="63"/>
+        </w:numPr>
+        <w:spacing w:after="0" w:line="240" w:lineRule="auto"/>
+      </w:pPr>
+      <w:r>
+        <w:t>cache keys that don’t reflect the true output</w:t>
+      </w:r>
+    </w:p>
+    <w:p>
+      <w:pPr>
+        <w:spacing w:after="0" w:line="240" w:lineRule="auto"/>
+      </w:pPr>
+      <w:r>
+        <w:rPr>
+          <w:b/>
+          <w:bCs/>
+        </w:rPr>
+        <w:t>Lock-down move (strong recommendation):</w:t>
+      </w:r>
+      <w:r>
+        <w:br/>
+        <w:t>Make embeddings either:</w:t>
+      </w:r>
+    </w:p>
+    <w:p>
+      <w:pPr>
+        <w:numPr>
+          <w:ilvl w:val="0"/>
+          <w:numId w:val="64"/>
+        </w:numPr>
+        <w:spacing w:after="0" w:line="240" w:lineRule="auto"/>
+      </w:pPr>
+      <w:r>
+        <w:t xml:space="preserve">a separate node kind (embedding), </w:t>
+      </w:r>
+      <w:r>
+        <w:rPr>
+          <w:b/>
+          <w:bCs/>
+        </w:rPr>
+        <w:t>or</w:t>
+      </w:r>
+    </w:p>
+    <w:p>
+      <w:pPr>
+        <w:numPr>
+          <w:ilvl w:val="0"/>
+          <w:numId w:val="64"/>
+        </w:numPr>
+        <w:spacing w:after="0" w:line="240" w:lineRule="auto"/>
+      </w:pPr>
+      <w:r>
+        <w:t>an LLM output mode embeddings</w:t>
+      </w:r>
+    </w:p>
+    <w:p>
+      <w:pPr>
+        <w:spacing w:after="0" w:line="240" w:lineRule="auto"/>
+      </w:pPr>
+      <w:r>
+        <w:t xml:space="preserve">Either way, the </w:t>
+      </w:r>
+      <w:r>
+        <w:rPr>
+          <w:b/>
+          <w:bCs/>
+        </w:rPr>
+        <w:t>contract must include</w:t>
+      </w:r>
+      <w:r>
+        <w:t xml:space="preserve"> at least:</w:t>
+      </w:r>
+    </w:p>
+    <w:p>
+      <w:pPr>
+        <w:numPr>
+          <w:ilvl w:val="0"/>
+          <w:numId w:val="65"/>
+        </w:numPr>
+        <w:spacing w:after="0" w:line="240" w:lineRule="auto"/>
+      </w:pPr>
+      <w:r>
+        <w:t>dims (and whether configurable)</w:t>
+      </w:r>
+    </w:p>
+    <w:p>
+      <w:pPr>
+        <w:numPr>
+          <w:ilvl w:val="0"/>
+          <w:numId w:val="65"/>
+        </w:numPr>
+        <w:spacing w:after="0" w:line="240" w:lineRule="auto"/>
+      </w:pPr>
+      <w:proofErr w:type="spellStart"/>
+      <w:r>
+        <w:t>dtype</w:t>
+      </w:r>
+      <w:proofErr w:type="spellEnd"/>
+      <w:r>
+        <w:t xml:space="preserve"> (float32 </w:t>
+      </w:r>
+      <w:proofErr w:type="spellStart"/>
+      <w:r>
+        <w:t>etc</w:t>
+      </w:r>
+      <w:proofErr w:type="spellEnd"/>
+      <w:r>
+        <w:t>)</w:t>
+      </w:r>
+    </w:p>
+    <w:p>
+      <w:pPr>
+        <w:numPr>
+          <w:ilvl w:val="0"/>
+          <w:numId w:val="65"/>
+        </w:numPr>
+        <w:spacing w:after="0" w:line="240" w:lineRule="auto"/>
+      </w:pPr>
+      <w:r>
+        <w:t>shape: single vector vs list of vectors (batch)</w:t>
+      </w:r>
+    </w:p>
+    <w:p>
+      <w:pPr>
+        <w:numPr>
+          <w:ilvl w:val="0"/>
+          <w:numId w:val="65"/>
+        </w:numPr>
+        <w:spacing w:after="0" w:line="240" w:lineRule="auto"/>
+      </w:pPr>
+      <w:r>
+        <w:t>any normalization hint if you want deterministic post-processing</w:t>
+      </w:r>
+    </w:p>
+    <w:p>
+      <w:pPr>
+        <w:spacing w:after="0" w:line="240" w:lineRule="auto"/>
+      </w:pPr>
+      <w:r>
+        <w:t xml:space="preserve">This should map cleanly to your </w:t>
+      </w:r>
+      <w:proofErr w:type="spellStart"/>
+      <w:r>
+        <w:t>SchemaKind</w:t>
+      </w:r>
+      <w:proofErr w:type="spellEnd"/>
+      <w:r>
+        <w:t xml:space="preserve"> "embeddings" with a payload schema like { dims, </w:t>
+      </w:r>
+      <w:proofErr w:type="spellStart"/>
+      <w:r>
+        <w:t>dtype</w:t>
+      </w:r>
+      <w:proofErr w:type="spellEnd"/>
+      <w:r>
+        <w:t>, layout }.</w:t>
+      </w:r>
+    </w:p>
+    <w:p>
+      <w:pPr>
+        <w:spacing w:after="0" w:line="240" w:lineRule="auto"/>
+        <w:rPr>
+          <w:b/>
+          <w:bCs/>
+        </w:rPr>
+      </w:pPr>
+      <w:r>
+        <w:rPr>
+          <w:b/>
+          <w:bCs/>
+        </w:rPr>
+        <w:t>5) The biggest missing piece: input serialization contract</w:t>
+      </w:r>
+    </w:p>
+    <w:p>
+      <w:pPr>
+        <w:spacing w:after="0" w:line="240" w:lineRule="auto"/>
+      </w:pPr>
+      <w:r>
+        <w:t>You have {input} placeholder, but your system has multiple upstream port kinds (text/</w:t>
+      </w:r>
+      <w:proofErr w:type="spellStart"/>
+      <w:r>
+        <w:t>json</w:t>
+      </w:r>
+      <w:proofErr w:type="spellEnd"/>
+      <w:r>
+        <w:t>/table/...).</w:t>
+      </w:r>
+    </w:p>
+    <w:p>
+      <w:pPr>
+        <w:spacing w:after="0" w:line="240" w:lineRule="auto"/>
+      </w:pPr>
+      <w:r>
+        <w:t>To lock down determinism you must specify:</w:t>
+      </w:r>
+    </w:p>
+    <w:p>
+      <w:pPr>
+        <w:numPr>
+          <w:ilvl w:val="0"/>
+          <w:numId w:val="66"/>
+        </w:numPr>
+        <w:spacing w:after="0" w:line="240" w:lineRule="auto"/>
+      </w:pPr>
+      <w:r>
+        <w:rPr>
+          <w:b/>
+          <w:bCs/>
+        </w:rPr>
+        <w:t>what exactly {input} becomes</w:t>
+      </w:r>
+    </w:p>
+    <w:p>
+      <w:pPr>
+        <w:numPr>
+          <w:ilvl w:val="0"/>
+          <w:numId w:val="66"/>
+        </w:numPr>
+        <w:spacing w:after="0" w:line="240" w:lineRule="auto"/>
+      </w:pPr>
+      <w:r>
+        <w:lastRenderedPageBreak/>
+        <w:t xml:space="preserve">and it must be part of </w:t>
+      </w:r>
+      <w:proofErr w:type="spellStart"/>
+      <w:r>
+        <w:t>nodeStateHash</w:t>
+      </w:r>
+      <w:proofErr w:type="spellEnd"/>
+      <w:r>
+        <w:t xml:space="preserve"> (or </w:t>
+      </w:r>
+      <w:proofErr w:type="spellStart"/>
+      <w:r>
+        <w:t>determinismEnv</w:t>
+      </w:r>
+      <w:proofErr w:type="spellEnd"/>
+      <w:r>
+        <w:t>) because it affects output.</w:t>
+      </w:r>
+    </w:p>
+    <w:p>
+      <w:pPr>
+        <w:spacing w:after="0" w:line="240" w:lineRule="auto"/>
+      </w:pPr>
+      <w:proofErr w:type="gramStart"/>
+      <w:r>
+        <w:t>Otherwise</w:t>
+      </w:r>
+      <w:proofErr w:type="gramEnd"/>
+      <w:r>
+        <w:t xml:space="preserve"> the same upstream artifact could stringify differently across versions and “mysteriously” change LLM results.</w:t>
+      </w:r>
+    </w:p>
+    <w:p>
+      <w:pPr>
+        <w:spacing w:after="0" w:line="240" w:lineRule="auto"/>
+      </w:pPr>
+      <w:r>
+        <w:rPr>
+          <w:b/>
+          <w:bCs/>
+        </w:rPr>
+        <w:t>Lock-down move:</w:t>
+      </w:r>
+      <w:r>
+        <w:t xml:space="preserve"> define an explicit param like </w:t>
+      </w:r>
+      <w:proofErr w:type="spellStart"/>
+      <w:r>
+        <w:t>inputEncoding</w:t>
+      </w:r>
+      <w:proofErr w:type="spellEnd"/>
+      <w:r>
+        <w:t xml:space="preserve"> (name doesn’t matter) with stable options, e.g.:</w:t>
+      </w:r>
+    </w:p>
+    <w:p>
+      <w:pPr>
+        <w:numPr>
+          <w:ilvl w:val="0"/>
+          <w:numId w:val="67"/>
+        </w:numPr>
+        <w:spacing w:after="0" w:line="240" w:lineRule="auto"/>
+      </w:pPr>
+      <w:r>
+        <w:t>text: pass-through</w:t>
+      </w:r>
+    </w:p>
+    <w:p>
+      <w:pPr>
+        <w:numPr>
+          <w:ilvl w:val="0"/>
+          <w:numId w:val="67"/>
+        </w:numPr>
+        <w:spacing w:after="0" w:line="240" w:lineRule="auto"/>
+      </w:pPr>
+      <w:proofErr w:type="spellStart"/>
+      <w:r>
+        <w:t>json</w:t>
+      </w:r>
+      <w:proofErr w:type="spellEnd"/>
+      <w:r>
+        <w:t>: canonical JSON (sorted keys, stable whitespace)</w:t>
+      </w:r>
+    </w:p>
+    <w:p>
+      <w:pPr>
+        <w:numPr>
+          <w:ilvl w:val="0"/>
+          <w:numId w:val="67"/>
+        </w:numPr>
+        <w:spacing w:after="0" w:line="240" w:lineRule="auto"/>
+      </w:pPr>
+      <w:r>
+        <w:t>table: canonical table serialization (CSV with specific escaping? JSON rows? include schema header?)</w:t>
+      </w:r>
+    </w:p>
+    <w:p>
+      <w:pPr>
+        <w:numPr>
+          <w:ilvl w:val="0"/>
+          <w:numId w:val="67"/>
+        </w:numPr>
+        <w:spacing w:after="0" w:line="240" w:lineRule="auto"/>
+      </w:pPr>
+      <w:r>
+        <w:t>artifact: disallow unless you explicitly support it</w:t>
+      </w:r>
+    </w:p>
+    <w:p>
+      <w:pPr>
+        <w:spacing w:after="0" w:line="240" w:lineRule="auto"/>
+      </w:pPr>
+      <w:r>
+        <w:t xml:space="preserve">This is </w:t>
+      </w:r>
+      <w:r>
+        <w:rPr>
+          <w:i/>
+          <w:iCs/>
+        </w:rPr>
+        <w:t>load-bearing</w:t>
+      </w:r>
+      <w:r>
+        <w:t xml:space="preserve"> for stable </w:t>
+      </w:r>
+      <w:proofErr w:type="gramStart"/>
+      <w:r>
+        <w:t>caching</w:t>
+      </w:r>
+      <w:proofErr w:type="gramEnd"/>
+      <w:r>
+        <w:t>.</w:t>
+      </w:r>
+    </w:p>
+    <w:p>
+      <w:pPr>
+        <w:spacing w:after="0" w:line="240" w:lineRule="auto"/>
+        <w:rPr>
+          <w:b/>
+          <w:bCs/>
+        </w:rPr>
+      </w:pPr>
+      <w:r>
+        <w:rPr>
+          <w:b/>
+          <w:bCs/>
+        </w:rPr>
+        <w:t>6) “LLMs can create schemas” — don’t let that become the contract</w:t>
+      </w:r>
+    </w:p>
+    <w:p>
+      <w:pPr>
+        <w:spacing w:after="0" w:line="240" w:lineRule="auto"/>
+      </w:pPr>
+      <w:r>
+        <w:t>If the model is allowed to “output a schema” and downstream nodes treat it as authoritative, you’ve broken your contract model.</w:t>
+      </w:r>
+    </w:p>
+    <w:p>
+      <w:pPr>
+        <w:spacing w:after="0" w:line="240" w:lineRule="auto"/>
+      </w:pPr>
+      <w:r>
+        <w:rPr>
+          <w:b/>
+          <w:bCs/>
+        </w:rPr>
+        <w:t>Lock-down move:</w:t>
+      </w:r>
+      <w:r>
+        <w:t xml:space="preserve"> enforce a hard separation:</w:t>
+      </w:r>
+    </w:p>
+    <w:p>
+      <w:pPr>
+        <w:numPr>
+          <w:ilvl w:val="0"/>
+          <w:numId w:val="68"/>
+        </w:numPr>
+        <w:spacing w:after="0" w:line="240" w:lineRule="auto"/>
+      </w:pPr>
+      <w:r>
+        <w:t xml:space="preserve">LLM can </w:t>
+      </w:r>
+      <w:r>
+        <w:rPr>
+          <w:i/>
+          <w:iCs/>
+        </w:rPr>
+        <w:t>fill</w:t>
+      </w:r>
+      <w:r>
+        <w:t xml:space="preserve"> data that conforms to a user-committed schema</w:t>
+      </w:r>
+    </w:p>
+    <w:p>
+      <w:pPr>
+        <w:numPr>
+          <w:ilvl w:val="0"/>
+          <w:numId w:val="68"/>
+        </w:numPr>
+        <w:spacing w:after="0" w:line="240" w:lineRule="auto"/>
+      </w:pPr>
+      <w:r>
+        <w:t xml:space="preserve">if you want schema generation, make it a </w:t>
+      </w:r>
+      <w:r>
+        <w:rPr>
+          <w:b/>
+          <w:bCs/>
+        </w:rPr>
+        <w:t>separate node</w:t>
+      </w:r>
+      <w:r>
+        <w:t xml:space="preserve"> whose output is just </w:t>
+      </w:r>
+      <w:proofErr w:type="spellStart"/>
+      <w:r>
+        <w:t>json</w:t>
+      </w:r>
+      <w:proofErr w:type="spellEnd"/>
+      <w:r>
+        <w:t xml:space="preserve"> or text, and the user must “commit” it into another node’s params before it becomes a contract</w:t>
+      </w:r>
+    </w:p>
+    <w:p>
+      <w:pPr>
+        <w:spacing w:after="0" w:line="240" w:lineRule="auto"/>
+      </w:pPr>
+      <w:r>
+        <w:t>That keeps the binding contract deterministic and reviewable.</w:t>
+      </w:r>
+    </w:p>
+    <w:p>
+      <w:pPr>
+        <w:spacing w:after="0" w:line="240" w:lineRule="auto"/>
+        <w:rPr>
+          <w:b/>
+          <w:bCs/>
+        </w:rPr>
+      </w:pPr>
+      <w:r>
+        <w:rPr>
+          <w:b/>
+          <w:bCs/>
+        </w:rPr>
+        <w:t xml:space="preserve">7) </w:t>
+      </w:r>
+      <w:proofErr w:type="spellStart"/>
+      <w:r>
+        <w:rPr>
+          <w:b/>
+          <w:bCs/>
+        </w:rPr>
+        <w:t>connectionRef</w:t>
+      </w:r>
+      <w:proofErr w:type="spellEnd"/>
+      <w:r>
+        <w:rPr>
+          <w:b/>
+          <w:bCs/>
+        </w:rPr>
+        <w:t xml:space="preserve"> should not be part of identity the way users think about it</w:t>
+      </w:r>
+    </w:p>
+    <w:p>
+      <w:pPr>
+        <w:spacing w:after="0" w:line="240" w:lineRule="auto"/>
+      </w:pPr>
+      <w:proofErr w:type="spellStart"/>
+      <w:r>
+        <w:t>connectionRef</w:t>
+      </w:r>
+      <w:proofErr w:type="spellEnd"/>
+      <w:r>
+        <w:t xml:space="preserve"> is a pointer (to a secret / config). You </w:t>
+      </w:r>
+      <w:r>
+        <w:rPr>
+          <w:i/>
+          <w:iCs/>
+        </w:rPr>
+        <w:t>do</w:t>
+      </w:r>
+      <w:r>
+        <w:t xml:space="preserve"> need determinism over the </w:t>
+      </w:r>
+      <w:r>
+        <w:rPr>
+          <w:b/>
+          <w:bCs/>
+        </w:rPr>
+        <w:t>effective provider configuration</w:t>
+      </w:r>
+      <w:r>
+        <w:t xml:space="preserve"> (</w:t>
+      </w:r>
+      <w:proofErr w:type="spellStart"/>
+      <w:r>
+        <w:t>baseUrl</w:t>
+      </w:r>
+      <w:proofErr w:type="spellEnd"/>
+      <w:r>
+        <w:t xml:space="preserve">, model family, etc.), but you do </w:t>
+      </w:r>
+      <w:r>
+        <w:rPr>
+          <w:i/>
+          <w:iCs/>
+        </w:rPr>
+        <w:t>not</w:t>
+      </w:r>
+      <w:r>
+        <w:t xml:space="preserve"> want cache identity tied to “which secret name” was used.</w:t>
+      </w:r>
+    </w:p>
+    <w:p>
+      <w:pPr>
+        <w:spacing w:after="0" w:line="240" w:lineRule="auto"/>
+      </w:pPr>
+      <w:r>
+        <w:rPr>
+          <w:b/>
+          <w:bCs/>
+        </w:rPr>
+        <w:t>Lock-down move:</w:t>
+      </w:r>
+      <w:r>
+        <w:t xml:space="preserve"> in exec identity, include:</w:t>
+      </w:r>
+    </w:p>
+    <w:p>
+      <w:pPr>
+        <w:numPr>
+          <w:ilvl w:val="0"/>
+          <w:numId w:val="69"/>
+        </w:numPr>
+        <w:spacing w:after="0" w:line="240" w:lineRule="auto"/>
+      </w:pPr>
+      <w:r>
+        <w:t>provider id / endpoint fingerprint / model</w:t>
+      </w:r>
+      <w:r>
+        <w:br/>
+        <w:t xml:space="preserve">…but do </w:t>
+      </w:r>
+      <w:r>
+        <w:rPr>
+          <w:b/>
+          <w:bCs/>
+        </w:rPr>
+        <w:t>not</w:t>
+      </w:r>
+      <w:r>
+        <w:t xml:space="preserve"> include secret </w:t>
+      </w:r>
+      <w:proofErr w:type="gramStart"/>
+      <w:r>
+        <w:t>material, and</w:t>
+      </w:r>
+      <w:proofErr w:type="gramEnd"/>
+      <w:r>
+        <w:t xml:space="preserve"> ideally don’t include the raw ref string unless you treat it as a stable, non-secret config identifier.</w:t>
+      </w:r>
+    </w:p>
+    <w:p>
+      <w:pPr>
+        <w:spacing w:after="0" w:line="240" w:lineRule="auto"/>
+      </w:pPr>
+      <w:r>
+        <w:pict w14:anchorId="613930D1">
+          <v:rect id="_x0000_i1501" style="width:0;height:1.5pt" o:hralign="center" o:hrstd="t" o:hr="t" fillcolor="#a0a0a0" stroked="f"/>
+        </w:pict>
+      </w:r>
+    </w:p>
+    <w:p>
+      <w:pPr>
+        <w:spacing w:after="0" w:line="240" w:lineRule="auto"/>
+        <w:rPr>
+          <w:b/>
+          <w:bCs/>
+        </w:rPr>
+      </w:pPr>
+      <w:r>
+        <w:rPr>
+          <w:b/>
+          <w:bCs/>
+        </w:rPr>
+        <w:t>What I would “freeze” as your locked-down LLM contract</w:t>
+      </w:r>
+    </w:p>
+    <w:p>
+      <w:pPr>
+        <w:spacing w:after="0" w:line="240" w:lineRule="auto"/>
+        <w:rPr>
+          <w:b/>
+          <w:bCs/>
+        </w:rPr>
+      </w:pPr>
+      <w:r>
+        <w:rPr>
+          <w:b/>
+          <w:bCs/>
+        </w:rPr>
+        <w:t>A) Output modes (execution-facing)</w:t>
+      </w:r>
+    </w:p>
+    <w:p>
+      <w:pPr>
+        <w:numPr>
+          <w:ilvl w:val="0"/>
+          <w:numId w:val="70"/>
+        </w:numPr>
+        <w:spacing w:after="0" w:line="240" w:lineRule="auto"/>
+      </w:pPr>
+      <w:r>
+        <w:t>text</w:t>
+      </w:r>
+    </w:p>
+    <w:p>
+      <w:pPr>
+        <w:numPr>
+          <w:ilvl w:val="0"/>
+          <w:numId w:val="70"/>
+        </w:numPr>
+        <w:spacing w:after="0" w:line="240" w:lineRule="auto"/>
+      </w:pPr>
+      <w:proofErr w:type="spellStart"/>
+      <w:r>
+        <w:t>json</w:t>
+      </w:r>
+      <w:proofErr w:type="spellEnd"/>
+      <w:r>
+        <w:t xml:space="preserve"> (requires schema + strict validation)</w:t>
+      </w:r>
+    </w:p>
+    <w:p>
+      <w:pPr>
+        <w:numPr>
+          <w:ilvl w:val="0"/>
+          <w:numId w:val="70"/>
+        </w:numPr>
+        <w:spacing w:after="0" w:line="240" w:lineRule="auto"/>
+      </w:pPr>
+      <w:r>
+        <w:t>embeddings (requires dims/layout/</w:t>
+      </w:r>
+      <w:proofErr w:type="spellStart"/>
+      <w:r>
+        <w:t>dtype</w:t>
+      </w:r>
+      <w:proofErr w:type="spellEnd"/>
+      <w:r>
+        <w:t>)</w:t>
+      </w:r>
+    </w:p>
+    <w:p>
+      <w:pPr>
+        <w:spacing w:after="0" w:line="240" w:lineRule="auto"/>
+      </w:pPr>
+      <w:r>
+        <w:t>(Optionally treat “markdown” as text + mime metadata only.)</w:t>
+      </w:r>
+    </w:p>
+    <w:p>
+      <w:pPr>
+        <w:spacing w:after="0" w:line="240" w:lineRule="auto"/>
+        <w:rPr>
+          <w:b/>
+          <w:bCs/>
+        </w:rPr>
+      </w:pPr>
+      <w:r>
+        <w:rPr>
+          <w:b/>
+          <w:bCs/>
+        </w:rPr>
+        <w:t>B) Execution params you should consider mandatory</w:t>
+      </w:r>
+    </w:p>
+    <w:p>
+      <w:pPr>
+        <w:spacing w:after="0" w:line="240" w:lineRule="auto"/>
+      </w:pPr>
+      <w:r>
+        <w:t>Across all providers:</w:t>
+      </w:r>
+    </w:p>
+    <w:p>
+      <w:pPr>
+        <w:numPr>
+          <w:ilvl w:val="0"/>
+          <w:numId w:val="71"/>
+        </w:numPr>
+        <w:spacing w:after="0" w:line="240" w:lineRule="auto"/>
+      </w:pPr>
+      <w:r>
+        <w:t xml:space="preserve">model identity: provider + </w:t>
+      </w:r>
+      <w:proofErr w:type="spellStart"/>
+      <w:r>
+        <w:t>baseUrl</w:t>
+      </w:r>
+      <w:proofErr w:type="spellEnd"/>
+      <w:r>
+        <w:t xml:space="preserve"> fingerprint + model name</w:t>
+      </w:r>
+    </w:p>
+    <w:p>
+      <w:pPr>
+        <w:numPr>
+          <w:ilvl w:val="0"/>
+          <w:numId w:val="71"/>
+        </w:numPr>
+        <w:spacing w:after="0" w:line="240" w:lineRule="auto"/>
+      </w:pPr>
+      <w:r>
+        <w:t>prompts: system + user template (canonical)</w:t>
+      </w:r>
+    </w:p>
+    <w:p>
+      <w:pPr>
+        <w:numPr>
+          <w:ilvl w:val="0"/>
+          <w:numId w:val="71"/>
+        </w:numPr>
+        <w:spacing w:after="0" w:line="240" w:lineRule="auto"/>
+      </w:pPr>
+      <w:r>
+        <w:t xml:space="preserve">sampler: temperature, </w:t>
+      </w:r>
+      <w:proofErr w:type="spellStart"/>
+      <w:r>
+        <w:t>top_p</w:t>
+      </w:r>
+      <w:proofErr w:type="spellEnd"/>
+      <w:r>
+        <w:t xml:space="preserve">, </w:t>
+      </w:r>
+      <w:proofErr w:type="spellStart"/>
+      <w:r>
+        <w:t>max_tokens</w:t>
+      </w:r>
+      <w:proofErr w:type="spellEnd"/>
+      <w:r>
+        <w:t>, seed, stop</w:t>
+      </w:r>
+    </w:p>
+    <w:p>
+      <w:pPr>
+        <w:numPr>
+          <w:ilvl w:val="0"/>
+          <w:numId w:val="71"/>
+        </w:numPr>
+        <w:spacing w:after="0" w:line="240" w:lineRule="auto"/>
+      </w:pPr>
+      <w:r>
+        <w:t>output contract (mode + schema OR embeddings contract)</w:t>
+      </w:r>
+    </w:p>
+    <w:p>
+      <w:pPr>
+        <w:numPr>
+          <w:ilvl w:val="0"/>
+          <w:numId w:val="71"/>
+        </w:numPr>
+        <w:spacing w:after="0" w:line="240" w:lineRule="auto"/>
+      </w:pPr>
+      <w:r>
+        <w:t>input encoding mode (how upstream becomes {input})</w:t>
+      </w:r>
+    </w:p>
+    <w:p>
+      <w:pPr>
+        <w:spacing w:after="0" w:line="240" w:lineRule="auto"/>
+        <w:rPr>
+          <w:b/>
+          <w:bCs/>
+        </w:rPr>
+      </w:pPr>
+      <w:r>
+        <w:rPr>
+          <w:b/>
+          <w:bCs/>
+        </w:rPr>
+        <w:t>C) Runtime invariants for LLM nodes</w:t>
+      </w:r>
+    </w:p>
+    <w:p>
+      <w:pPr>
+        <w:numPr>
+          <w:ilvl w:val="0"/>
+          <w:numId w:val="72"/>
+        </w:numPr>
+        <w:spacing w:after="0" w:line="240" w:lineRule="auto"/>
+      </w:pPr>
+      <w:r>
+        <w:lastRenderedPageBreak/>
+        <w:t xml:space="preserve">If </w:t>
+      </w:r>
+      <w:proofErr w:type="spellStart"/>
+      <w:r>
+        <w:t>output.mode</w:t>
+      </w:r>
+      <w:proofErr w:type="spellEnd"/>
+      <w:r>
+        <w:t xml:space="preserve"> is </w:t>
+      </w:r>
+      <w:proofErr w:type="spellStart"/>
+      <w:r>
+        <w:t>json</w:t>
+      </w:r>
+      <w:proofErr w:type="spellEnd"/>
+      <w:r>
+        <w:t xml:space="preserve"> → output must validate against schema or fail (no bind)</w:t>
+      </w:r>
+    </w:p>
+    <w:p>
+      <w:pPr>
+        <w:numPr>
+          <w:ilvl w:val="0"/>
+          <w:numId w:val="72"/>
+        </w:numPr>
+        <w:spacing w:after="0" w:line="240" w:lineRule="auto"/>
+      </w:pPr>
+      <w:r>
+        <w:t xml:space="preserve">If </w:t>
+      </w:r>
+      <w:proofErr w:type="spellStart"/>
+      <w:r>
+        <w:t>output.mode</w:t>
+      </w:r>
+      <w:proofErr w:type="spellEnd"/>
+      <w:r>
+        <w:t xml:space="preserve"> is embeddings → vector dims must match contract or fail</w:t>
+      </w:r>
+    </w:p>
+    <w:p>
+      <w:pPr>
+        <w:numPr>
+          <w:ilvl w:val="0"/>
+          <w:numId w:val="72"/>
+        </w:numPr>
+        <w:spacing w:after="0" w:line="240" w:lineRule="auto"/>
+      </w:pPr>
+      <w:r>
+        <w:t>Contract mismatch is cache rejection, not hit (you already have this pattern)</w:t>
+      </w:r>
+    </w:p>
+    <w:p>
+      <w:pPr>
+        <w:spacing w:after="0" w:line="240" w:lineRule="auto"/>
+      </w:pPr>
+      <w:r>
+        <w:pict w14:anchorId="6A12BEE7">
+          <v:rect id="_x0000_i1502" style="width:0;height:1.5pt" o:hralign="center" o:hrstd="t" o:hr="t" fillcolor="#a0a0a0" stroked="f"/>
+        </w:pict>
+      </w:r>
+    </w:p>
+    <w:p>
+      <w:pPr>
+        <w:spacing w:after="0" w:line="240" w:lineRule="auto"/>
+        <w:rPr>
+          <w:b/>
+          <w:bCs/>
+        </w:rPr>
+      </w:pPr>
+      <w:r>
+        <w:rPr>
+          <w:b/>
+          <w:bCs/>
+        </w:rPr>
+        <w:t>Bottom line</w:t>
+      </w:r>
+    </w:p>
+    <w:p>
+      <w:pPr>
+        <w:spacing w:after="0" w:line="240" w:lineRule="auto"/>
+      </w:pPr>
+      <w:r>
+        <w:rPr>
+          <w:b/>
+          <w:bCs/>
+        </w:rPr>
+        <w:t>Are your current parameters “sufficient”?</w:t>
+      </w:r>
+      <w:r>
+        <w:br/>
+        <w:t>For a demo LLM node: yes.</w:t>
+      </w:r>
+      <w:r>
+        <w:br/>
+        <w:t xml:space="preserve">For your stated goals (“strict caching”, “minimal schema matching”, “lock this down”): </w:t>
+      </w:r>
+      <w:r>
+        <w:rPr>
+          <w:b/>
+          <w:bCs/>
+        </w:rPr>
+        <w:t>not yet</w:t>
+      </w:r>
+      <w:r>
+        <w:t>.</w:t>
+      </w:r>
+    </w:p>
+    <w:p>
+      <w:pPr>
+        <w:spacing w:after="0" w:line="240" w:lineRule="auto"/>
+      </w:pPr>
+      <w:r>
+        <w:t>The two most important missing locks are:</w:t>
+      </w:r>
+    </w:p>
+    <w:p>
+      <w:pPr>
+        <w:numPr>
+          <w:ilvl w:val="0"/>
+          <w:numId w:val="73"/>
+        </w:numPr>
+        <w:spacing w:after="0" w:line="240" w:lineRule="auto"/>
+      </w:pPr>
+      <w:r>
+        <w:rPr>
+          <w:b/>
+          <w:bCs/>
+        </w:rPr>
+        <w:t>Input serialization contract</w:t>
+      </w:r>
+      <w:r>
+        <w:t xml:space="preserve"> (how {input} is derived from upstream artifact kinds)</w:t>
+      </w:r>
+    </w:p>
+    <w:p>
+      <w:pPr>
+        <w:numPr>
+          <w:ilvl w:val="0"/>
+          <w:numId w:val="73"/>
+        </w:numPr>
+        <w:spacing w:after="0" w:line="240" w:lineRule="auto"/>
+      </w:pPr>
+      <w:r>
+        <w:rPr>
+          <w:b/>
+          <w:bCs/>
+        </w:rPr>
+        <w:t>Embeddings output mode + contract</w:t>
+      </w:r>
+      <w:r>
+        <w:t xml:space="preserve"> (dims/layout/</w:t>
+      </w:r>
+      <w:proofErr w:type="spellStart"/>
+      <w:r>
+        <w:t>dtype</w:t>
+      </w:r>
+      <w:proofErr w:type="spellEnd"/>
+      <w:r>
+        <w:t>)</w:t>
+      </w:r>
+    </w:p>
+    <w:p>
+      <w:pPr>
+        <w:spacing w:after="0" w:line="240" w:lineRule="auto"/>
+      </w:pPr>
+      <w:r>
+        <w:t xml:space="preserve">After that, the next most important is </w:t>
+      </w:r>
+      <w:r>
+        <w:rPr>
+          <w:b/>
+          <w:bCs/>
+        </w:rPr>
+        <w:t>param parity</w:t>
+      </w:r>
+      <w:r>
+        <w:t xml:space="preserve"> between Ollama/OpenAI and strict structured output enforcement semantics.</w:t>
+      </w:r>
+    </w:p>
+    <w:p>
+      <w:pPr>
+        <w:spacing w:after="0" w:line="240" w:lineRule="auto"/>
+      </w:pPr>
+      <w:r>
+        <w:t>If you want, paste (or show) your $lib/flow/schema/</w:t>
+      </w:r>
+      <w:proofErr w:type="spellStart"/>
+      <w:r>
+        <w:t>llm</w:t>
+      </w:r>
+      <w:proofErr w:type="spellEnd"/>
+      <w:r>
+        <w:t xml:space="preserve"> type definitions (</w:t>
+      </w:r>
+      <w:proofErr w:type="spellStart"/>
+      <w:r>
+        <w:t>LlmParams</w:t>
+      </w:r>
+      <w:proofErr w:type="spellEnd"/>
+      <w:r>
+        <w:t xml:space="preserve">, </w:t>
+      </w:r>
+      <w:proofErr w:type="spellStart"/>
+      <w:r>
+        <w:t>LlmOutputMode</w:t>
+      </w:r>
+      <w:proofErr w:type="spellEnd"/>
+      <w:r>
+        <w:t xml:space="preserve">) and your backend runtime LLM execution config fields—then I can tell you exactly what to add/remove so frontend schema, backend validation, and </w:t>
+      </w:r>
+      <w:proofErr w:type="spellStart"/>
+      <w:r>
+        <w:t>exec_key</w:t>
+      </w:r>
+      <w:proofErr w:type="spellEnd"/>
+      <w:r>
+        <w:t xml:space="preserve"> hashing all line up without drift.</w:t>
       </w:r>
     </w:p>
     <w:p/>
@@ -5266,6 +7791,155 @@
     </w:lvl>
   </w:abstractNum>
   <w:abstractNum w:abstractNumId="2" w15:restartNumberingAfterBreak="0">
+    <w:nsid w:val="03B856FA"/>
+    <w:multiLevelType w:val="multilevel"/>
+    <w:tmpl w:val="0D2A5896"/>
+    <w:lvl w:ilvl="0">
+      <w:start w:val="1"/>
+      <w:numFmt w:val="bullet"/>
+      <w:lvlText w:val=""/>
+      <w:lvlJc w:val="left"/>
+      <w:pPr>
+        <w:tabs>
+          <w:tab w:val="num" w:pos="720"/>
+        </w:tabs>
+        <w:ind w:left="720" w:hanging="360"/>
+      </w:pPr>
+      <w:rPr>
+        <w:rFonts w:ascii="Symbol" w:hAnsi="Symbol" w:hint="default"/>
+        <w:sz w:val="20"/>
+      </w:rPr>
+    </w:lvl>
+    <w:lvl w:ilvl="1" w:tentative="1">
+      <w:start w:val="1"/>
+      <w:numFmt w:val="bullet"/>
+      <w:lvlText w:val="o"/>
+      <w:lvlJc w:val="left"/>
+      <w:pPr>
+        <w:tabs>
+          <w:tab w:val="num" w:pos="1440"/>
+        </w:tabs>
+        <w:ind w:left="1440" w:hanging="360"/>
+      </w:pPr>
+      <w:rPr>
+        <w:rFonts w:ascii="Courier New" w:hAnsi="Courier New" w:hint="default"/>
+        <w:sz w:val="20"/>
+      </w:rPr>
+    </w:lvl>
+    <w:lvl w:ilvl="2" w:tentative="1">
+      <w:start w:val="1"/>
+      <w:numFmt w:val="bullet"/>
+      <w:lvlText w:val=""/>
+      <w:lvlJc w:val="left"/>
+      <w:pPr>
+        <w:tabs>
+          <w:tab w:val="num" w:pos="2160"/>
+        </w:tabs>
+        <w:ind w:left="2160" w:hanging="360"/>
+      </w:pPr>
+      <w:rPr>
+        <w:rFonts w:ascii="Wingdings" w:hAnsi="Wingdings" w:hint="default"/>
+        <w:sz w:val="20"/>
+      </w:rPr>
+    </w:lvl>
+    <w:lvl w:ilvl="3" w:tentative="1">
+      <w:start w:val="1"/>
+      <w:numFmt w:val="bullet"/>
+      <w:lvlText w:val=""/>
+      <w:lvlJc w:val="left"/>
+      <w:pPr>
+        <w:tabs>
+          <w:tab w:val="num" w:pos="2880"/>
+        </w:tabs>
+        <w:ind w:left="2880" w:hanging="360"/>
+      </w:pPr>
+      <w:rPr>
+        <w:rFonts w:ascii="Wingdings" w:hAnsi="Wingdings" w:hint="default"/>
+        <w:sz w:val="20"/>
+      </w:rPr>
+    </w:lvl>
+    <w:lvl w:ilvl="4" w:tentative="1">
+      <w:start w:val="1"/>
+      <w:numFmt w:val="bullet"/>
+      <w:lvlText w:val=""/>
+      <w:lvlJc w:val="left"/>
+      <w:pPr>
+        <w:tabs>
+          <w:tab w:val="num" w:pos="3600"/>
+        </w:tabs>
+        <w:ind w:left="3600" w:hanging="360"/>
+      </w:pPr>
+      <w:rPr>
+        <w:rFonts w:ascii="Wingdings" w:hAnsi="Wingdings" w:hint="default"/>
+        <w:sz w:val="20"/>
+      </w:rPr>
+    </w:lvl>
+    <w:lvl w:ilvl="5" w:tentative="1">
+      <w:start w:val="1"/>
+      <w:numFmt w:val="bullet"/>
+      <w:lvlText w:val=""/>
+      <w:lvlJc w:val="left"/>
+      <w:pPr>
+        <w:tabs>
+          <w:tab w:val="num" w:pos="4320"/>
+        </w:tabs>
+        <w:ind w:left="4320" w:hanging="360"/>
+      </w:pPr>
+      <w:rPr>
+        <w:rFonts w:ascii="Wingdings" w:hAnsi="Wingdings" w:hint="default"/>
+        <w:sz w:val="20"/>
+      </w:rPr>
+    </w:lvl>
+    <w:lvl w:ilvl="6" w:tentative="1">
+      <w:start w:val="1"/>
+      <w:numFmt w:val="bullet"/>
+      <w:lvlText w:val=""/>
+      <w:lvlJc w:val="left"/>
+      <w:pPr>
+        <w:tabs>
+          <w:tab w:val="num" w:pos="5040"/>
+        </w:tabs>
+        <w:ind w:left="5040" w:hanging="360"/>
+      </w:pPr>
+      <w:rPr>
+        <w:rFonts w:ascii="Wingdings" w:hAnsi="Wingdings" w:hint="default"/>
+        <w:sz w:val="20"/>
+      </w:rPr>
+    </w:lvl>
+    <w:lvl w:ilvl="7" w:tentative="1">
+      <w:start w:val="1"/>
+      <w:numFmt w:val="bullet"/>
+      <w:lvlText w:val=""/>
+      <w:lvlJc w:val="left"/>
+      <w:pPr>
+        <w:tabs>
+          <w:tab w:val="num" w:pos="5760"/>
+        </w:tabs>
+        <w:ind w:left="5760" w:hanging="360"/>
+      </w:pPr>
+      <w:rPr>
+        <w:rFonts w:ascii="Wingdings" w:hAnsi="Wingdings" w:hint="default"/>
+        <w:sz w:val="20"/>
+      </w:rPr>
+    </w:lvl>
+    <w:lvl w:ilvl="8" w:tentative="1">
+      <w:start w:val="1"/>
+      <w:numFmt w:val="bullet"/>
+      <w:lvlText w:val=""/>
+      <w:lvlJc w:val="left"/>
+      <w:pPr>
+        <w:tabs>
+          <w:tab w:val="num" w:pos="6480"/>
+        </w:tabs>
+        <w:ind w:left="6480" w:hanging="360"/>
+      </w:pPr>
+      <w:rPr>
+        <w:rFonts w:ascii="Wingdings" w:hAnsi="Wingdings" w:hint="default"/>
+        <w:sz w:val="20"/>
+      </w:rPr>
+    </w:lvl>
+  </w:abstractNum>
+  <w:abstractNum w:abstractNumId="3" w15:restartNumberingAfterBreak="0">
     <w:nsid w:val="08BD5E9C"/>
     <w:multiLevelType w:val="multilevel"/>
     <w:tmpl w:val="801E85FA"/>
@@ -5414,7 +8088,7 @@
       </w:rPr>
     </w:lvl>
   </w:abstractNum>
-  <w:abstractNum w:abstractNumId="3" w15:restartNumberingAfterBreak="0">
+  <w:abstractNum w:abstractNumId="4" w15:restartNumberingAfterBreak="0">
     <w:nsid w:val="0BBF4467"/>
     <w:multiLevelType w:val="multilevel"/>
     <w:tmpl w:val="E2AA564A"/>
@@ -5563,7 +8237,7 @@
       </w:rPr>
     </w:lvl>
   </w:abstractNum>
-  <w:abstractNum w:abstractNumId="4" w15:restartNumberingAfterBreak="0">
+  <w:abstractNum w:abstractNumId="5" w15:restartNumberingAfterBreak="0">
     <w:nsid w:val="0C147AB2"/>
     <w:multiLevelType w:val="multilevel"/>
     <w:tmpl w:val="94D43868"/>
@@ -5712,7 +8386,7 @@
       </w:rPr>
     </w:lvl>
   </w:abstractNum>
-  <w:abstractNum w:abstractNumId="5" w15:restartNumberingAfterBreak="0">
+  <w:abstractNum w:abstractNumId="6" w15:restartNumberingAfterBreak="0">
     <w:nsid w:val="0D662AC3"/>
     <w:multiLevelType w:val="multilevel"/>
     <w:tmpl w:val="4CA6EF4C"/>
@@ -5861,7 +8535,7 @@
       </w:rPr>
     </w:lvl>
   </w:abstractNum>
-  <w:abstractNum w:abstractNumId="6" w15:restartNumberingAfterBreak="0">
+  <w:abstractNum w:abstractNumId="7" w15:restartNumberingAfterBreak="0">
     <w:nsid w:val="0E504DEA"/>
     <w:multiLevelType w:val="multilevel"/>
     <w:tmpl w:val="7DAED8AA"/>
@@ -6010,7 +8684,7 @@
       </w:rPr>
     </w:lvl>
   </w:abstractNum>
-  <w:abstractNum w:abstractNumId="7" w15:restartNumberingAfterBreak="0">
+  <w:abstractNum w:abstractNumId="8" w15:restartNumberingAfterBreak="0">
     <w:nsid w:val="0F393BB3"/>
     <w:multiLevelType w:val="multilevel"/>
     <w:tmpl w:val="EFC891DA"/>
@@ -6159,7 +8833,7 @@
       </w:rPr>
     </w:lvl>
   </w:abstractNum>
-  <w:abstractNum w:abstractNumId="8" w15:restartNumberingAfterBreak="0">
+  <w:abstractNum w:abstractNumId="9" w15:restartNumberingAfterBreak="0">
     <w:nsid w:val="132B000A"/>
     <w:multiLevelType w:val="multilevel"/>
     <w:tmpl w:val="535C8194"/>
@@ -6308,7 +8982,156 @@
       </w:rPr>
     </w:lvl>
   </w:abstractNum>
-  <w:abstractNum w:abstractNumId="9" w15:restartNumberingAfterBreak="0">
+  <w:abstractNum w:abstractNumId="10" w15:restartNumberingAfterBreak="0">
+    <w:nsid w:val="13EC6B8A"/>
+    <w:multiLevelType w:val="multilevel"/>
+    <w:tmpl w:val="B6D0CF50"/>
+    <w:lvl w:ilvl="0">
+      <w:start w:val="1"/>
+      <w:numFmt w:val="bullet"/>
+      <w:lvlText w:val=""/>
+      <w:lvlJc w:val="left"/>
+      <w:pPr>
+        <w:tabs>
+          <w:tab w:val="num" w:pos="720"/>
+        </w:tabs>
+        <w:ind w:left="720" w:hanging="360"/>
+      </w:pPr>
+      <w:rPr>
+        <w:rFonts w:ascii="Symbol" w:hAnsi="Symbol" w:hint="default"/>
+        <w:sz w:val="20"/>
+      </w:rPr>
+    </w:lvl>
+    <w:lvl w:ilvl="1" w:tentative="1">
+      <w:start w:val="1"/>
+      <w:numFmt w:val="bullet"/>
+      <w:lvlText w:val="o"/>
+      <w:lvlJc w:val="left"/>
+      <w:pPr>
+        <w:tabs>
+          <w:tab w:val="num" w:pos="1440"/>
+        </w:tabs>
+        <w:ind w:left="1440" w:hanging="360"/>
+      </w:pPr>
+      <w:rPr>
+        <w:rFonts w:ascii="Courier New" w:hAnsi="Courier New" w:hint="default"/>
+        <w:sz w:val="20"/>
+      </w:rPr>
+    </w:lvl>
+    <w:lvl w:ilvl="2" w:tentative="1">
+      <w:start w:val="1"/>
+      <w:numFmt w:val="bullet"/>
+      <w:lvlText w:val=""/>
+      <w:lvlJc w:val="left"/>
+      <w:pPr>
+        <w:tabs>
+          <w:tab w:val="num" w:pos="2160"/>
+        </w:tabs>
+        <w:ind w:left="2160" w:hanging="360"/>
+      </w:pPr>
+      <w:rPr>
+        <w:rFonts w:ascii="Wingdings" w:hAnsi="Wingdings" w:hint="default"/>
+        <w:sz w:val="20"/>
+      </w:rPr>
+    </w:lvl>
+    <w:lvl w:ilvl="3" w:tentative="1">
+      <w:start w:val="1"/>
+      <w:numFmt w:val="bullet"/>
+      <w:lvlText w:val=""/>
+      <w:lvlJc w:val="left"/>
+      <w:pPr>
+        <w:tabs>
+          <w:tab w:val="num" w:pos="2880"/>
+        </w:tabs>
+        <w:ind w:left="2880" w:hanging="360"/>
+      </w:pPr>
+      <w:rPr>
+        <w:rFonts w:ascii="Wingdings" w:hAnsi="Wingdings" w:hint="default"/>
+        <w:sz w:val="20"/>
+      </w:rPr>
+    </w:lvl>
+    <w:lvl w:ilvl="4" w:tentative="1">
+      <w:start w:val="1"/>
+      <w:numFmt w:val="bullet"/>
+      <w:lvlText w:val=""/>
+      <w:lvlJc w:val="left"/>
+      <w:pPr>
+        <w:tabs>
+          <w:tab w:val="num" w:pos="3600"/>
+        </w:tabs>
+        <w:ind w:left="3600" w:hanging="360"/>
+      </w:pPr>
+      <w:rPr>
+        <w:rFonts w:ascii="Wingdings" w:hAnsi="Wingdings" w:hint="default"/>
+        <w:sz w:val="20"/>
+      </w:rPr>
+    </w:lvl>
+    <w:lvl w:ilvl="5" w:tentative="1">
+      <w:start w:val="1"/>
+      <w:numFmt w:val="bullet"/>
+      <w:lvlText w:val=""/>
+      <w:lvlJc w:val="left"/>
+      <w:pPr>
+        <w:tabs>
+          <w:tab w:val="num" w:pos="4320"/>
+        </w:tabs>
+        <w:ind w:left="4320" w:hanging="360"/>
+      </w:pPr>
+      <w:rPr>
+        <w:rFonts w:ascii="Wingdings" w:hAnsi="Wingdings" w:hint="default"/>
+        <w:sz w:val="20"/>
+      </w:rPr>
+    </w:lvl>
+    <w:lvl w:ilvl="6" w:tentative="1">
+      <w:start w:val="1"/>
+      <w:numFmt w:val="bullet"/>
+      <w:lvlText w:val=""/>
+      <w:lvlJc w:val="left"/>
+      <w:pPr>
+        <w:tabs>
+          <w:tab w:val="num" w:pos="5040"/>
+        </w:tabs>
+        <w:ind w:left="5040" w:hanging="360"/>
+      </w:pPr>
+      <w:rPr>
+        <w:rFonts w:ascii="Wingdings" w:hAnsi="Wingdings" w:hint="default"/>
+        <w:sz w:val="20"/>
+      </w:rPr>
+    </w:lvl>
+    <w:lvl w:ilvl="7" w:tentative="1">
+      <w:start w:val="1"/>
+      <w:numFmt w:val="bullet"/>
+      <w:lvlText w:val=""/>
+      <w:lvlJc w:val="left"/>
+      <w:pPr>
+        <w:tabs>
+          <w:tab w:val="num" w:pos="5760"/>
+        </w:tabs>
+        <w:ind w:left="5760" w:hanging="360"/>
+      </w:pPr>
+      <w:rPr>
+        <w:rFonts w:ascii="Wingdings" w:hAnsi="Wingdings" w:hint="default"/>
+        <w:sz w:val="20"/>
+      </w:rPr>
+    </w:lvl>
+    <w:lvl w:ilvl="8" w:tentative="1">
+      <w:start w:val="1"/>
+      <w:numFmt w:val="bullet"/>
+      <w:lvlText w:val=""/>
+      <w:lvlJc w:val="left"/>
+      <w:pPr>
+        <w:tabs>
+          <w:tab w:val="num" w:pos="6480"/>
+        </w:tabs>
+        <w:ind w:left="6480" w:hanging="360"/>
+      </w:pPr>
+      <w:rPr>
+        <w:rFonts w:ascii="Wingdings" w:hAnsi="Wingdings" w:hint="default"/>
+        <w:sz w:val="20"/>
+      </w:rPr>
+    </w:lvl>
+  </w:abstractNum>
+  <w:abstractNum w:abstractNumId="11" w15:restartNumberingAfterBreak="0">
     <w:nsid w:val="15A465AE"/>
     <w:multiLevelType w:val="multilevel"/>
     <w:tmpl w:val="0FAC994C"/>
@@ -6421,7 +9244,7 @@
       </w:pPr>
     </w:lvl>
   </w:abstractNum>
-  <w:abstractNum w:abstractNumId="10" w15:restartNumberingAfterBreak="0">
+  <w:abstractNum w:abstractNumId="12" w15:restartNumberingAfterBreak="0">
     <w:nsid w:val="15B27DBA"/>
     <w:multiLevelType w:val="multilevel"/>
     <w:tmpl w:val="429A7A70"/>
@@ -6570,7 +9393,7 @@
       </w:rPr>
     </w:lvl>
   </w:abstractNum>
-  <w:abstractNum w:abstractNumId="11" w15:restartNumberingAfterBreak="0">
+  <w:abstractNum w:abstractNumId="13" w15:restartNumberingAfterBreak="0">
     <w:nsid w:val="16F72C8C"/>
     <w:multiLevelType w:val="multilevel"/>
     <w:tmpl w:val="7D522114"/>
@@ -6719,7 +9542,7 @@
       </w:rPr>
     </w:lvl>
   </w:abstractNum>
-  <w:abstractNum w:abstractNumId="12" w15:restartNumberingAfterBreak="0">
+  <w:abstractNum w:abstractNumId="14" w15:restartNumberingAfterBreak="0">
     <w:nsid w:val="1BCC228D"/>
     <w:multiLevelType w:val="multilevel"/>
     <w:tmpl w:val="8C7620BA"/>
@@ -6868,7 +9691,7 @@
       </w:rPr>
     </w:lvl>
   </w:abstractNum>
-  <w:abstractNum w:abstractNumId="13" w15:restartNumberingAfterBreak="0">
+  <w:abstractNum w:abstractNumId="15" w15:restartNumberingAfterBreak="0">
     <w:nsid w:val="1E071B1D"/>
     <w:multiLevelType w:val="multilevel"/>
     <w:tmpl w:val="BBE2868E"/>
@@ -7017,7 +9840,7 @@
       </w:rPr>
     </w:lvl>
   </w:abstractNum>
-  <w:abstractNum w:abstractNumId="14" w15:restartNumberingAfterBreak="0">
+  <w:abstractNum w:abstractNumId="16" w15:restartNumberingAfterBreak="0">
     <w:nsid w:val="1E2114DC"/>
     <w:multiLevelType w:val="multilevel"/>
     <w:tmpl w:val="C076F3E4"/>
@@ -7166,7 +9989,7 @@
       </w:rPr>
     </w:lvl>
   </w:abstractNum>
-  <w:abstractNum w:abstractNumId="15" w15:restartNumberingAfterBreak="0">
+  <w:abstractNum w:abstractNumId="17" w15:restartNumberingAfterBreak="0">
     <w:nsid w:val="1EA54F09"/>
     <w:multiLevelType w:val="multilevel"/>
     <w:tmpl w:val="A460A7E2"/>
@@ -7315,7 +10138,7 @@
       </w:rPr>
     </w:lvl>
   </w:abstractNum>
-  <w:abstractNum w:abstractNumId="16" w15:restartNumberingAfterBreak="0">
+  <w:abstractNum w:abstractNumId="18" w15:restartNumberingAfterBreak="0">
     <w:nsid w:val="1F73242F"/>
     <w:multiLevelType w:val="multilevel"/>
     <w:tmpl w:val="A6989766"/>
@@ -7464,7 +10287,7 @@
       </w:rPr>
     </w:lvl>
   </w:abstractNum>
-  <w:abstractNum w:abstractNumId="17" w15:restartNumberingAfterBreak="0">
+  <w:abstractNum w:abstractNumId="19" w15:restartNumberingAfterBreak="0">
     <w:nsid w:val="20CB4324"/>
     <w:multiLevelType w:val="multilevel"/>
     <w:tmpl w:val="DA7A1D70"/>
@@ -7613,7 +10436,7 @@
       </w:rPr>
     </w:lvl>
   </w:abstractNum>
-  <w:abstractNum w:abstractNumId="18" w15:restartNumberingAfterBreak="0">
+  <w:abstractNum w:abstractNumId="20" w15:restartNumberingAfterBreak="0">
     <w:nsid w:val="217F365C"/>
     <w:multiLevelType w:val="multilevel"/>
     <w:tmpl w:val="3A424242"/>
@@ -7762,7 +10585,7 @@
       </w:rPr>
     </w:lvl>
   </w:abstractNum>
-  <w:abstractNum w:abstractNumId="19" w15:restartNumberingAfterBreak="0">
+  <w:abstractNum w:abstractNumId="21" w15:restartNumberingAfterBreak="0">
     <w:nsid w:val="22943AAA"/>
     <w:multiLevelType w:val="multilevel"/>
     <w:tmpl w:val="8E7CCE72"/>
@@ -7911,7 +10734,7 @@
       </w:rPr>
     </w:lvl>
   </w:abstractNum>
-  <w:abstractNum w:abstractNumId="20" w15:restartNumberingAfterBreak="0">
+  <w:abstractNum w:abstractNumId="22" w15:restartNumberingAfterBreak="0">
     <w:nsid w:val="25D632AC"/>
     <w:multiLevelType w:val="multilevel"/>
     <w:tmpl w:val="42FC3AFE"/>
@@ -8060,7 +10883,7 @@
       </w:rPr>
     </w:lvl>
   </w:abstractNum>
-  <w:abstractNum w:abstractNumId="21" w15:restartNumberingAfterBreak="0">
+  <w:abstractNum w:abstractNumId="23" w15:restartNumberingAfterBreak="0">
     <w:nsid w:val="28561ED2"/>
     <w:multiLevelType w:val="multilevel"/>
     <w:tmpl w:val="2F8EDB02"/>
@@ -8209,7 +11032,7 @@
       </w:rPr>
     </w:lvl>
   </w:abstractNum>
-  <w:abstractNum w:abstractNumId="22" w15:restartNumberingAfterBreak="0">
+  <w:abstractNum w:abstractNumId="24" w15:restartNumberingAfterBreak="0">
     <w:nsid w:val="28DD6930"/>
     <w:multiLevelType w:val="multilevel"/>
     <w:tmpl w:val="56A08D74"/>
@@ -8358,7 +11181,7 @@
       </w:rPr>
     </w:lvl>
   </w:abstractNum>
-  <w:abstractNum w:abstractNumId="23" w15:restartNumberingAfterBreak="0">
+  <w:abstractNum w:abstractNumId="25" w15:restartNumberingAfterBreak="0">
     <w:nsid w:val="2B8B26E3"/>
     <w:multiLevelType w:val="multilevel"/>
     <w:tmpl w:val="36CEEC34"/>
@@ -8507,7 +11330,156 @@
       </w:rPr>
     </w:lvl>
   </w:abstractNum>
-  <w:abstractNum w:abstractNumId="24" w15:restartNumberingAfterBreak="0">
+  <w:abstractNum w:abstractNumId="26" w15:restartNumberingAfterBreak="0">
+    <w:nsid w:val="2C091E82"/>
+    <w:multiLevelType w:val="multilevel"/>
+    <w:tmpl w:val="45A077BA"/>
+    <w:lvl w:ilvl="0">
+      <w:start w:val="1"/>
+      <w:numFmt w:val="bullet"/>
+      <w:lvlText w:val=""/>
+      <w:lvlJc w:val="left"/>
+      <w:pPr>
+        <w:tabs>
+          <w:tab w:val="num" w:pos="720"/>
+        </w:tabs>
+        <w:ind w:left="720" w:hanging="360"/>
+      </w:pPr>
+      <w:rPr>
+        <w:rFonts w:ascii="Symbol" w:hAnsi="Symbol" w:hint="default"/>
+        <w:sz w:val="20"/>
+      </w:rPr>
+    </w:lvl>
+    <w:lvl w:ilvl="1" w:tentative="1">
+      <w:start w:val="1"/>
+      <w:numFmt w:val="bullet"/>
+      <w:lvlText w:val="o"/>
+      <w:lvlJc w:val="left"/>
+      <w:pPr>
+        <w:tabs>
+          <w:tab w:val="num" w:pos="1440"/>
+        </w:tabs>
+        <w:ind w:left="1440" w:hanging="360"/>
+      </w:pPr>
+      <w:rPr>
+        <w:rFonts w:ascii="Courier New" w:hAnsi="Courier New" w:hint="default"/>
+        <w:sz w:val="20"/>
+      </w:rPr>
+    </w:lvl>
+    <w:lvl w:ilvl="2" w:tentative="1">
+      <w:start w:val="1"/>
+      <w:numFmt w:val="bullet"/>
+      <w:lvlText w:val=""/>
+      <w:lvlJc w:val="left"/>
+      <w:pPr>
+        <w:tabs>
+          <w:tab w:val="num" w:pos="2160"/>
+        </w:tabs>
+        <w:ind w:left="2160" w:hanging="360"/>
+      </w:pPr>
+      <w:rPr>
+        <w:rFonts w:ascii="Wingdings" w:hAnsi="Wingdings" w:hint="default"/>
+        <w:sz w:val="20"/>
+      </w:rPr>
+    </w:lvl>
+    <w:lvl w:ilvl="3" w:tentative="1">
+      <w:start w:val="1"/>
+      <w:numFmt w:val="bullet"/>
+      <w:lvlText w:val=""/>
+      <w:lvlJc w:val="left"/>
+      <w:pPr>
+        <w:tabs>
+          <w:tab w:val="num" w:pos="2880"/>
+        </w:tabs>
+        <w:ind w:left="2880" w:hanging="360"/>
+      </w:pPr>
+      <w:rPr>
+        <w:rFonts w:ascii="Wingdings" w:hAnsi="Wingdings" w:hint="default"/>
+        <w:sz w:val="20"/>
+      </w:rPr>
+    </w:lvl>
+    <w:lvl w:ilvl="4" w:tentative="1">
+      <w:start w:val="1"/>
+      <w:numFmt w:val="bullet"/>
+      <w:lvlText w:val=""/>
+      <w:lvlJc w:val="left"/>
+      <w:pPr>
+        <w:tabs>
+          <w:tab w:val="num" w:pos="3600"/>
+        </w:tabs>
+        <w:ind w:left="3600" w:hanging="360"/>
+      </w:pPr>
+      <w:rPr>
+        <w:rFonts w:ascii="Wingdings" w:hAnsi="Wingdings" w:hint="default"/>
+        <w:sz w:val="20"/>
+      </w:rPr>
+    </w:lvl>
+    <w:lvl w:ilvl="5" w:tentative="1">
+      <w:start w:val="1"/>
+      <w:numFmt w:val="bullet"/>
+      <w:lvlText w:val=""/>
+      <w:lvlJc w:val="left"/>
+      <w:pPr>
+        <w:tabs>
+          <w:tab w:val="num" w:pos="4320"/>
+        </w:tabs>
+        <w:ind w:left="4320" w:hanging="360"/>
+      </w:pPr>
+      <w:rPr>
+        <w:rFonts w:ascii="Wingdings" w:hAnsi="Wingdings" w:hint="default"/>
+        <w:sz w:val="20"/>
+      </w:rPr>
+    </w:lvl>
+    <w:lvl w:ilvl="6" w:tentative="1">
+      <w:start w:val="1"/>
+      <w:numFmt w:val="bullet"/>
+      <w:lvlText w:val=""/>
+      <w:lvlJc w:val="left"/>
+      <w:pPr>
+        <w:tabs>
+          <w:tab w:val="num" w:pos="5040"/>
+        </w:tabs>
+        <w:ind w:left="5040" w:hanging="360"/>
+      </w:pPr>
+      <w:rPr>
+        <w:rFonts w:ascii="Wingdings" w:hAnsi="Wingdings" w:hint="default"/>
+        <w:sz w:val="20"/>
+      </w:rPr>
+    </w:lvl>
+    <w:lvl w:ilvl="7" w:tentative="1">
+      <w:start w:val="1"/>
+      <w:numFmt w:val="bullet"/>
+      <w:lvlText w:val=""/>
+      <w:lvlJc w:val="left"/>
+      <w:pPr>
+        <w:tabs>
+          <w:tab w:val="num" w:pos="5760"/>
+        </w:tabs>
+        <w:ind w:left="5760" w:hanging="360"/>
+      </w:pPr>
+      <w:rPr>
+        <w:rFonts w:ascii="Wingdings" w:hAnsi="Wingdings" w:hint="default"/>
+        <w:sz w:val="20"/>
+      </w:rPr>
+    </w:lvl>
+    <w:lvl w:ilvl="8" w:tentative="1">
+      <w:start w:val="1"/>
+      <w:numFmt w:val="bullet"/>
+      <w:lvlText w:val=""/>
+      <w:lvlJc w:val="left"/>
+      <w:pPr>
+        <w:tabs>
+          <w:tab w:val="num" w:pos="6480"/>
+        </w:tabs>
+        <w:ind w:left="6480" w:hanging="360"/>
+      </w:pPr>
+      <w:rPr>
+        <w:rFonts w:ascii="Wingdings" w:hAnsi="Wingdings" w:hint="default"/>
+        <w:sz w:val="20"/>
+      </w:rPr>
+    </w:lvl>
+  </w:abstractNum>
+  <w:abstractNum w:abstractNumId="27" w15:restartNumberingAfterBreak="0">
     <w:nsid w:val="2CB01971"/>
     <w:multiLevelType w:val="multilevel"/>
     <w:tmpl w:val="89C034AA"/>
@@ -8656,7 +11628,156 @@
       </w:rPr>
     </w:lvl>
   </w:abstractNum>
-  <w:abstractNum w:abstractNumId="25" w15:restartNumberingAfterBreak="0">
+  <w:abstractNum w:abstractNumId="28" w15:restartNumberingAfterBreak="0">
+    <w:nsid w:val="2FC674BA"/>
+    <w:multiLevelType w:val="multilevel"/>
+    <w:tmpl w:val="8A1CB9BC"/>
+    <w:lvl w:ilvl="0">
+      <w:start w:val="1"/>
+      <w:numFmt w:val="bullet"/>
+      <w:lvlText w:val=""/>
+      <w:lvlJc w:val="left"/>
+      <w:pPr>
+        <w:tabs>
+          <w:tab w:val="num" w:pos="720"/>
+        </w:tabs>
+        <w:ind w:left="720" w:hanging="360"/>
+      </w:pPr>
+      <w:rPr>
+        <w:rFonts w:ascii="Symbol" w:hAnsi="Symbol" w:hint="default"/>
+        <w:sz w:val="20"/>
+      </w:rPr>
+    </w:lvl>
+    <w:lvl w:ilvl="1" w:tentative="1">
+      <w:start w:val="1"/>
+      <w:numFmt w:val="bullet"/>
+      <w:lvlText w:val="o"/>
+      <w:lvlJc w:val="left"/>
+      <w:pPr>
+        <w:tabs>
+          <w:tab w:val="num" w:pos="1440"/>
+        </w:tabs>
+        <w:ind w:left="1440" w:hanging="360"/>
+      </w:pPr>
+      <w:rPr>
+        <w:rFonts w:ascii="Courier New" w:hAnsi="Courier New" w:hint="default"/>
+        <w:sz w:val="20"/>
+      </w:rPr>
+    </w:lvl>
+    <w:lvl w:ilvl="2" w:tentative="1">
+      <w:start w:val="1"/>
+      <w:numFmt w:val="bullet"/>
+      <w:lvlText w:val=""/>
+      <w:lvlJc w:val="left"/>
+      <w:pPr>
+        <w:tabs>
+          <w:tab w:val="num" w:pos="2160"/>
+        </w:tabs>
+        <w:ind w:left="2160" w:hanging="360"/>
+      </w:pPr>
+      <w:rPr>
+        <w:rFonts w:ascii="Wingdings" w:hAnsi="Wingdings" w:hint="default"/>
+        <w:sz w:val="20"/>
+      </w:rPr>
+    </w:lvl>
+    <w:lvl w:ilvl="3" w:tentative="1">
+      <w:start w:val="1"/>
+      <w:numFmt w:val="bullet"/>
+      <w:lvlText w:val=""/>
+      <w:lvlJc w:val="left"/>
+      <w:pPr>
+        <w:tabs>
+          <w:tab w:val="num" w:pos="2880"/>
+        </w:tabs>
+        <w:ind w:left="2880" w:hanging="360"/>
+      </w:pPr>
+      <w:rPr>
+        <w:rFonts w:ascii="Wingdings" w:hAnsi="Wingdings" w:hint="default"/>
+        <w:sz w:val="20"/>
+      </w:rPr>
+    </w:lvl>
+    <w:lvl w:ilvl="4" w:tentative="1">
+      <w:start w:val="1"/>
+      <w:numFmt w:val="bullet"/>
+      <w:lvlText w:val=""/>
+      <w:lvlJc w:val="left"/>
+      <w:pPr>
+        <w:tabs>
+          <w:tab w:val="num" w:pos="3600"/>
+        </w:tabs>
+        <w:ind w:left="3600" w:hanging="360"/>
+      </w:pPr>
+      <w:rPr>
+        <w:rFonts w:ascii="Wingdings" w:hAnsi="Wingdings" w:hint="default"/>
+        <w:sz w:val="20"/>
+      </w:rPr>
+    </w:lvl>
+    <w:lvl w:ilvl="5" w:tentative="1">
+      <w:start w:val="1"/>
+      <w:numFmt w:val="bullet"/>
+      <w:lvlText w:val=""/>
+      <w:lvlJc w:val="left"/>
+      <w:pPr>
+        <w:tabs>
+          <w:tab w:val="num" w:pos="4320"/>
+        </w:tabs>
+        <w:ind w:left="4320" w:hanging="360"/>
+      </w:pPr>
+      <w:rPr>
+        <w:rFonts w:ascii="Wingdings" w:hAnsi="Wingdings" w:hint="default"/>
+        <w:sz w:val="20"/>
+      </w:rPr>
+    </w:lvl>
+    <w:lvl w:ilvl="6" w:tentative="1">
+      <w:start w:val="1"/>
+      <w:numFmt w:val="bullet"/>
+      <w:lvlText w:val=""/>
+      <w:lvlJc w:val="left"/>
+      <w:pPr>
+        <w:tabs>
+          <w:tab w:val="num" w:pos="5040"/>
+        </w:tabs>
+        <w:ind w:left="5040" w:hanging="360"/>
+      </w:pPr>
+      <w:rPr>
+        <w:rFonts w:ascii="Wingdings" w:hAnsi="Wingdings" w:hint="default"/>
+        <w:sz w:val="20"/>
+      </w:rPr>
+    </w:lvl>
+    <w:lvl w:ilvl="7" w:tentative="1">
+      <w:start w:val="1"/>
+      <w:numFmt w:val="bullet"/>
+      <w:lvlText w:val=""/>
+      <w:lvlJc w:val="left"/>
+      <w:pPr>
+        <w:tabs>
+          <w:tab w:val="num" w:pos="5760"/>
+        </w:tabs>
+        <w:ind w:left="5760" w:hanging="360"/>
+      </w:pPr>
+      <w:rPr>
+        <w:rFonts w:ascii="Wingdings" w:hAnsi="Wingdings" w:hint="default"/>
+        <w:sz w:val="20"/>
+      </w:rPr>
+    </w:lvl>
+    <w:lvl w:ilvl="8" w:tentative="1">
+      <w:start w:val="1"/>
+      <w:numFmt w:val="bullet"/>
+      <w:lvlText w:val=""/>
+      <w:lvlJc w:val="left"/>
+      <w:pPr>
+        <w:tabs>
+          <w:tab w:val="num" w:pos="6480"/>
+        </w:tabs>
+        <w:ind w:left="6480" w:hanging="360"/>
+      </w:pPr>
+      <w:rPr>
+        <w:rFonts w:ascii="Wingdings" w:hAnsi="Wingdings" w:hint="default"/>
+        <w:sz w:val="20"/>
+      </w:rPr>
+    </w:lvl>
+  </w:abstractNum>
+  <w:abstractNum w:abstractNumId="29" w15:restartNumberingAfterBreak="0">
     <w:nsid w:val="316B0CF7"/>
     <w:multiLevelType w:val="multilevel"/>
     <w:tmpl w:val="32FEB824"/>
@@ -8805,7 +11926,156 @@
       </w:rPr>
     </w:lvl>
   </w:abstractNum>
-  <w:abstractNum w:abstractNumId="26" w15:restartNumberingAfterBreak="0">
+  <w:abstractNum w:abstractNumId="30" w15:restartNumberingAfterBreak="0">
+    <w:nsid w:val="32B220B0"/>
+    <w:multiLevelType w:val="multilevel"/>
+    <w:tmpl w:val="5668633A"/>
+    <w:lvl w:ilvl="0">
+      <w:start w:val="1"/>
+      <w:numFmt w:val="bullet"/>
+      <w:lvlText w:val=""/>
+      <w:lvlJc w:val="left"/>
+      <w:pPr>
+        <w:tabs>
+          <w:tab w:val="num" w:pos="720"/>
+        </w:tabs>
+        <w:ind w:left="720" w:hanging="360"/>
+      </w:pPr>
+      <w:rPr>
+        <w:rFonts w:ascii="Symbol" w:hAnsi="Symbol" w:hint="default"/>
+        <w:sz w:val="20"/>
+      </w:rPr>
+    </w:lvl>
+    <w:lvl w:ilvl="1" w:tentative="1">
+      <w:start w:val="1"/>
+      <w:numFmt w:val="bullet"/>
+      <w:lvlText w:val="o"/>
+      <w:lvlJc w:val="left"/>
+      <w:pPr>
+        <w:tabs>
+          <w:tab w:val="num" w:pos="1440"/>
+        </w:tabs>
+        <w:ind w:left="1440" w:hanging="360"/>
+      </w:pPr>
+      <w:rPr>
+        <w:rFonts w:ascii="Courier New" w:hAnsi="Courier New" w:hint="default"/>
+        <w:sz w:val="20"/>
+      </w:rPr>
+    </w:lvl>
+    <w:lvl w:ilvl="2" w:tentative="1">
+      <w:start w:val="1"/>
+      <w:numFmt w:val="bullet"/>
+      <w:lvlText w:val=""/>
+      <w:lvlJc w:val="left"/>
+      <w:pPr>
+        <w:tabs>
+          <w:tab w:val="num" w:pos="2160"/>
+        </w:tabs>
+        <w:ind w:left="2160" w:hanging="360"/>
+      </w:pPr>
+      <w:rPr>
+        <w:rFonts w:ascii="Wingdings" w:hAnsi="Wingdings" w:hint="default"/>
+        <w:sz w:val="20"/>
+      </w:rPr>
+    </w:lvl>
+    <w:lvl w:ilvl="3" w:tentative="1">
+      <w:start w:val="1"/>
+      <w:numFmt w:val="bullet"/>
+      <w:lvlText w:val=""/>
+      <w:lvlJc w:val="left"/>
+      <w:pPr>
+        <w:tabs>
+          <w:tab w:val="num" w:pos="2880"/>
+        </w:tabs>
+        <w:ind w:left="2880" w:hanging="360"/>
+      </w:pPr>
+      <w:rPr>
+        <w:rFonts w:ascii="Wingdings" w:hAnsi="Wingdings" w:hint="default"/>
+        <w:sz w:val="20"/>
+      </w:rPr>
+    </w:lvl>
+    <w:lvl w:ilvl="4" w:tentative="1">
+      <w:start w:val="1"/>
+      <w:numFmt w:val="bullet"/>
+      <w:lvlText w:val=""/>
+      <w:lvlJc w:val="left"/>
+      <w:pPr>
+        <w:tabs>
+          <w:tab w:val="num" w:pos="3600"/>
+        </w:tabs>
+        <w:ind w:left="3600" w:hanging="360"/>
+      </w:pPr>
+      <w:rPr>
+        <w:rFonts w:ascii="Wingdings" w:hAnsi="Wingdings" w:hint="default"/>
+        <w:sz w:val="20"/>
+      </w:rPr>
+    </w:lvl>
+    <w:lvl w:ilvl="5" w:tentative="1">
+      <w:start w:val="1"/>
+      <w:numFmt w:val="bullet"/>
+      <w:lvlText w:val=""/>
+      <w:lvlJc w:val="left"/>
+      <w:pPr>
+        <w:tabs>
+          <w:tab w:val="num" w:pos="4320"/>
+        </w:tabs>
+        <w:ind w:left="4320" w:hanging="360"/>
+      </w:pPr>
+      <w:rPr>
+        <w:rFonts w:ascii="Wingdings" w:hAnsi="Wingdings" w:hint="default"/>
+        <w:sz w:val="20"/>
+      </w:rPr>
+    </w:lvl>
+    <w:lvl w:ilvl="6" w:tentative="1">
+      <w:start w:val="1"/>
+      <w:numFmt w:val="bullet"/>
+      <w:lvlText w:val=""/>
+      <w:lvlJc w:val="left"/>
+      <w:pPr>
+        <w:tabs>
+          <w:tab w:val="num" w:pos="5040"/>
+        </w:tabs>
+        <w:ind w:left="5040" w:hanging="360"/>
+      </w:pPr>
+      <w:rPr>
+        <w:rFonts w:ascii="Wingdings" w:hAnsi="Wingdings" w:hint="default"/>
+        <w:sz w:val="20"/>
+      </w:rPr>
+    </w:lvl>
+    <w:lvl w:ilvl="7" w:tentative="1">
+      <w:start w:val="1"/>
+      <w:numFmt w:val="bullet"/>
+      <w:lvlText w:val=""/>
+      <w:lvlJc w:val="left"/>
+      <w:pPr>
+        <w:tabs>
+          <w:tab w:val="num" w:pos="5760"/>
+        </w:tabs>
+        <w:ind w:left="5760" w:hanging="360"/>
+      </w:pPr>
+      <w:rPr>
+        <w:rFonts w:ascii="Wingdings" w:hAnsi="Wingdings" w:hint="default"/>
+        <w:sz w:val="20"/>
+      </w:rPr>
+    </w:lvl>
+    <w:lvl w:ilvl="8" w:tentative="1">
+      <w:start w:val="1"/>
+      <w:numFmt w:val="bullet"/>
+      <w:lvlText w:val=""/>
+      <w:lvlJc w:val="left"/>
+      <w:pPr>
+        <w:tabs>
+          <w:tab w:val="num" w:pos="6480"/>
+        </w:tabs>
+        <w:ind w:left="6480" w:hanging="360"/>
+      </w:pPr>
+      <w:rPr>
+        <w:rFonts w:ascii="Wingdings" w:hAnsi="Wingdings" w:hint="default"/>
+        <w:sz w:val="20"/>
+      </w:rPr>
+    </w:lvl>
+  </w:abstractNum>
+  <w:abstractNum w:abstractNumId="31" w15:restartNumberingAfterBreak="0">
     <w:nsid w:val="335156D8"/>
     <w:multiLevelType w:val="multilevel"/>
     <w:tmpl w:val="A68E28CE"/>
@@ -8954,7 +12224,7 @@
       </w:rPr>
     </w:lvl>
   </w:abstractNum>
-  <w:abstractNum w:abstractNumId="27" w15:restartNumberingAfterBreak="0">
+  <w:abstractNum w:abstractNumId="32" w15:restartNumberingAfterBreak="0">
     <w:nsid w:val="36230C2E"/>
     <w:multiLevelType w:val="multilevel"/>
     <w:tmpl w:val="E4960E7E"/>
@@ -9103,7 +12373,7 @@
       </w:rPr>
     </w:lvl>
   </w:abstractNum>
-  <w:abstractNum w:abstractNumId="28" w15:restartNumberingAfterBreak="0">
+  <w:abstractNum w:abstractNumId="33" w15:restartNumberingAfterBreak="0">
     <w:nsid w:val="3F2D61A8"/>
     <w:multiLevelType w:val="multilevel"/>
     <w:tmpl w:val="7C0688CC"/>
@@ -9252,7 +12522,7 @@
       </w:rPr>
     </w:lvl>
   </w:abstractNum>
-  <w:abstractNum w:abstractNumId="29" w15:restartNumberingAfterBreak="0">
+  <w:abstractNum w:abstractNumId="34" w15:restartNumberingAfterBreak="0">
     <w:nsid w:val="421443AA"/>
     <w:multiLevelType w:val="multilevel"/>
     <w:tmpl w:val="257EA18E"/>
@@ -9401,7 +12671,7 @@
       </w:rPr>
     </w:lvl>
   </w:abstractNum>
-  <w:abstractNum w:abstractNumId="30" w15:restartNumberingAfterBreak="0">
+  <w:abstractNum w:abstractNumId="35" w15:restartNumberingAfterBreak="0">
     <w:nsid w:val="42312529"/>
     <w:multiLevelType w:val="multilevel"/>
     <w:tmpl w:val="B17C6C84"/>
@@ -9550,7 +12820,156 @@
       </w:rPr>
     </w:lvl>
   </w:abstractNum>
-  <w:abstractNum w:abstractNumId="31" w15:restartNumberingAfterBreak="0">
+  <w:abstractNum w:abstractNumId="36" w15:restartNumberingAfterBreak="0">
+    <w:nsid w:val="428E78EF"/>
+    <w:multiLevelType w:val="multilevel"/>
+    <w:tmpl w:val="9C1C6414"/>
+    <w:lvl w:ilvl="0">
+      <w:start w:val="1"/>
+      <w:numFmt w:val="bullet"/>
+      <w:lvlText w:val=""/>
+      <w:lvlJc w:val="left"/>
+      <w:pPr>
+        <w:tabs>
+          <w:tab w:val="num" w:pos="720"/>
+        </w:tabs>
+        <w:ind w:left="720" w:hanging="360"/>
+      </w:pPr>
+      <w:rPr>
+        <w:rFonts w:ascii="Symbol" w:hAnsi="Symbol" w:hint="default"/>
+        <w:sz w:val="20"/>
+      </w:rPr>
+    </w:lvl>
+    <w:lvl w:ilvl="1" w:tentative="1">
+      <w:start w:val="1"/>
+      <w:numFmt w:val="bullet"/>
+      <w:lvlText w:val="o"/>
+      <w:lvlJc w:val="left"/>
+      <w:pPr>
+        <w:tabs>
+          <w:tab w:val="num" w:pos="1440"/>
+        </w:tabs>
+        <w:ind w:left="1440" w:hanging="360"/>
+      </w:pPr>
+      <w:rPr>
+        <w:rFonts w:ascii="Courier New" w:hAnsi="Courier New" w:hint="default"/>
+        <w:sz w:val="20"/>
+      </w:rPr>
+    </w:lvl>
+    <w:lvl w:ilvl="2" w:tentative="1">
+      <w:start w:val="1"/>
+      <w:numFmt w:val="bullet"/>
+      <w:lvlText w:val=""/>
+      <w:lvlJc w:val="left"/>
+      <w:pPr>
+        <w:tabs>
+          <w:tab w:val="num" w:pos="2160"/>
+        </w:tabs>
+        <w:ind w:left="2160" w:hanging="360"/>
+      </w:pPr>
+      <w:rPr>
+        <w:rFonts w:ascii="Wingdings" w:hAnsi="Wingdings" w:hint="default"/>
+        <w:sz w:val="20"/>
+      </w:rPr>
+    </w:lvl>
+    <w:lvl w:ilvl="3" w:tentative="1">
+      <w:start w:val="1"/>
+      <w:numFmt w:val="bullet"/>
+      <w:lvlText w:val=""/>
+      <w:lvlJc w:val="left"/>
+      <w:pPr>
+        <w:tabs>
+          <w:tab w:val="num" w:pos="2880"/>
+        </w:tabs>
+        <w:ind w:left="2880" w:hanging="360"/>
+      </w:pPr>
+      <w:rPr>
+        <w:rFonts w:ascii="Wingdings" w:hAnsi="Wingdings" w:hint="default"/>
+        <w:sz w:val="20"/>
+      </w:rPr>
+    </w:lvl>
+    <w:lvl w:ilvl="4" w:tentative="1">
+      <w:start w:val="1"/>
+      <w:numFmt w:val="bullet"/>
+      <w:lvlText w:val=""/>
+      <w:lvlJc w:val="left"/>
+      <w:pPr>
+        <w:tabs>
+          <w:tab w:val="num" w:pos="3600"/>
+        </w:tabs>
+        <w:ind w:left="3600" w:hanging="360"/>
+      </w:pPr>
+      <w:rPr>
+        <w:rFonts w:ascii="Wingdings" w:hAnsi="Wingdings" w:hint="default"/>
+        <w:sz w:val="20"/>
+      </w:rPr>
+    </w:lvl>
+    <w:lvl w:ilvl="5" w:tentative="1">
+      <w:start w:val="1"/>
+      <w:numFmt w:val="bullet"/>
+      <w:lvlText w:val=""/>
+      <w:lvlJc w:val="left"/>
+      <w:pPr>
+        <w:tabs>
+          <w:tab w:val="num" w:pos="4320"/>
+        </w:tabs>
+        <w:ind w:left="4320" w:hanging="360"/>
+      </w:pPr>
+      <w:rPr>
+        <w:rFonts w:ascii="Wingdings" w:hAnsi="Wingdings" w:hint="default"/>
+        <w:sz w:val="20"/>
+      </w:rPr>
+    </w:lvl>
+    <w:lvl w:ilvl="6" w:tentative="1">
+      <w:start w:val="1"/>
+      <w:numFmt w:val="bullet"/>
+      <w:lvlText w:val=""/>
+      <w:lvlJc w:val="left"/>
+      <w:pPr>
+        <w:tabs>
+          <w:tab w:val="num" w:pos="5040"/>
+        </w:tabs>
+        <w:ind w:left="5040" w:hanging="360"/>
+      </w:pPr>
+      <w:rPr>
+        <w:rFonts w:ascii="Wingdings" w:hAnsi="Wingdings" w:hint="default"/>
+        <w:sz w:val="20"/>
+      </w:rPr>
+    </w:lvl>
+    <w:lvl w:ilvl="7" w:tentative="1">
+      <w:start w:val="1"/>
+      <w:numFmt w:val="bullet"/>
+      <w:lvlText w:val=""/>
+      <w:lvlJc w:val="left"/>
+      <w:pPr>
+        <w:tabs>
+          <w:tab w:val="num" w:pos="5760"/>
+        </w:tabs>
+        <w:ind w:left="5760" w:hanging="360"/>
+      </w:pPr>
+      <w:rPr>
+        <w:rFonts w:ascii="Wingdings" w:hAnsi="Wingdings" w:hint="default"/>
+        <w:sz w:val="20"/>
+      </w:rPr>
+    </w:lvl>
+    <w:lvl w:ilvl="8" w:tentative="1">
+      <w:start w:val="1"/>
+      <w:numFmt w:val="bullet"/>
+      <w:lvlText w:val=""/>
+      <w:lvlJc w:val="left"/>
+      <w:pPr>
+        <w:tabs>
+          <w:tab w:val="num" w:pos="6480"/>
+        </w:tabs>
+        <w:ind w:left="6480" w:hanging="360"/>
+      </w:pPr>
+      <w:rPr>
+        <w:rFonts w:ascii="Wingdings" w:hAnsi="Wingdings" w:hint="default"/>
+        <w:sz w:val="20"/>
+      </w:rPr>
+    </w:lvl>
+  </w:abstractNum>
+  <w:abstractNum w:abstractNumId="37" w15:restartNumberingAfterBreak="0">
     <w:nsid w:val="43AF65D2"/>
     <w:multiLevelType w:val="multilevel"/>
     <w:tmpl w:val="D90EAE62"/>
@@ -9699,7 +13118,156 @@
       </w:rPr>
     </w:lvl>
   </w:abstractNum>
-  <w:abstractNum w:abstractNumId="32" w15:restartNumberingAfterBreak="0">
+  <w:abstractNum w:abstractNumId="38" w15:restartNumberingAfterBreak="0">
+    <w:nsid w:val="45186E93"/>
+    <w:multiLevelType w:val="multilevel"/>
+    <w:tmpl w:val="7F7E870E"/>
+    <w:lvl w:ilvl="0">
+      <w:start w:val="1"/>
+      <w:numFmt w:val="bullet"/>
+      <w:lvlText w:val=""/>
+      <w:lvlJc w:val="left"/>
+      <w:pPr>
+        <w:tabs>
+          <w:tab w:val="num" w:pos="720"/>
+        </w:tabs>
+        <w:ind w:left="720" w:hanging="360"/>
+      </w:pPr>
+      <w:rPr>
+        <w:rFonts w:ascii="Symbol" w:hAnsi="Symbol" w:hint="default"/>
+        <w:sz w:val="20"/>
+      </w:rPr>
+    </w:lvl>
+    <w:lvl w:ilvl="1" w:tentative="1">
+      <w:start w:val="1"/>
+      <w:numFmt w:val="bullet"/>
+      <w:lvlText w:val="o"/>
+      <w:lvlJc w:val="left"/>
+      <w:pPr>
+        <w:tabs>
+          <w:tab w:val="num" w:pos="1440"/>
+        </w:tabs>
+        <w:ind w:left="1440" w:hanging="360"/>
+      </w:pPr>
+      <w:rPr>
+        <w:rFonts w:ascii="Courier New" w:hAnsi="Courier New" w:hint="default"/>
+        <w:sz w:val="20"/>
+      </w:rPr>
+    </w:lvl>
+    <w:lvl w:ilvl="2" w:tentative="1">
+      <w:start w:val="1"/>
+      <w:numFmt w:val="bullet"/>
+      <w:lvlText w:val=""/>
+      <w:lvlJc w:val="left"/>
+      <w:pPr>
+        <w:tabs>
+          <w:tab w:val="num" w:pos="2160"/>
+        </w:tabs>
+        <w:ind w:left="2160" w:hanging="360"/>
+      </w:pPr>
+      <w:rPr>
+        <w:rFonts w:ascii="Wingdings" w:hAnsi="Wingdings" w:hint="default"/>
+        <w:sz w:val="20"/>
+      </w:rPr>
+    </w:lvl>
+    <w:lvl w:ilvl="3" w:tentative="1">
+      <w:start w:val="1"/>
+      <w:numFmt w:val="bullet"/>
+      <w:lvlText w:val=""/>
+      <w:lvlJc w:val="left"/>
+      <w:pPr>
+        <w:tabs>
+          <w:tab w:val="num" w:pos="2880"/>
+        </w:tabs>
+        <w:ind w:left="2880" w:hanging="360"/>
+      </w:pPr>
+      <w:rPr>
+        <w:rFonts w:ascii="Wingdings" w:hAnsi="Wingdings" w:hint="default"/>
+        <w:sz w:val="20"/>
+      </w:rPr>
+    </w:lvl>
+    <w:lvl w:ilvl="4" w:tentative="1">
+      <w:start w:val="1"/>
+      <w:numFmt w:val="bullet"/>
+      <w:lvlText w:val=""/>
+      <w:lvlJc w:val="left"/>
+      <w:pPr>
+        <w:tabs>
+          <w:tab w:val="num" w:pos="3600"/>
+        </w:tabs>
+        <w:ind w:left="3600" w:hanging="360"/>
+      </w:pPr>
+      <w:rPr>
+        <w:rFonts w:ascii="Wingdings" w:hAnsi="Wingdings" w:hint="default"/>
+        <w:sz w:val="20"/>
+      </w:rPr>
+    </w:lvl>
+    <w:lvl w:ilvl="5" w:tentative="1">
+      <w:start w:val="1"/>
+      <w:numFmt w:val="bullet"/>
+      <w:lvlText w:val=""/>
+      <w:lvlJc w:val="left"/>
+      <w:pPr>
+        <w:tabs>
+          <w:tab w:val="num" w:pos="4320"/>
+        </w:tabs>
+        <w:ind w:left="4320" w:hanging="360"/>
+      </w:pPr>
+      <w:rPr>
+        <w:rFonts w:ascii="Wingdings" w:hAnsi="Wingdings" w:hint="default"/>
+        <w:sz w:val="20"/>
+      </w:rPr>
+    </w:lvl>
+    <w:lvl w:ilvl="6" w:tentative="1">
+      <w:start w:val="1"/>
+      <w:numFmt w:val="bullet"/>
+      <w:lvlText w:val=""/>
+      <w:lvlJc w:val="left"/>
+      <w:pPr>
+        <w:tabs>
+          <w:tab w:val="num" w:pos="5040"/>
+        </w:tabs>
+        <w:ind w:left="5040" w:hanging="360"/>
+      </w:pPr>
+      <w:rPr>
+        <w:rFonts w:ascii="Wingdings" w:hAnsi="Wingdings" w:hint="default"/>
+        <w:sz w:val="20"/>
+      </w:rPr>
+    </w:lvl>
+    <w:lvl w:ilvl="7" w:tentative="1">
+      <w:start w:val="1"/>
+      <w:numFmt w:val="bullet"/>
+      <w:lvlText w:val=""/>
+      <w:lvlJc w:val="left"/>
+      <w:pPr>
+        <w:tabs>
+          <w:tab w:val="num" w:pos="5760"/>
+        </w:tabs>
+        <w:ind w:left="5760" w:hanging="360"/>
+      </w:pPr>
+      <w:rPr>
+        <w:rFonts w:ascii="Wingdings" w:hAnsi="Wingdings" w:hint="default"/>
+        <w:sz w:val="20"/>
+      </w:rPr>
+    </w:lvl>
+    <w:lvl w:ilvl="8" w:tentative="1">
+      <w:start w:val="1"/>
+      <w:numFmt w:val="bullet"/>
+      <w:lvlText w:val=""/>
+      <w:lvlJc w:val="left"/>
+      <w:pPr>
+        <w:tabs>
+          <w:tab w:val="num" w:pos="6480"/>
+        </w:tabs>
+        <w:ind w:left="6480" w:hanging="360"/>
+      </w:pPr>
+      <w:rPr>
+        <w:rFonts w:ascii="Wingdings" w:hAnsi="Wingdings" w:hint="default"/>
+        <w:sz w:val="20"/>
+      </w:rPr>
+    </w:lvl>
+  </w:abstractNum>
+  <w:abstractNum w:abstractNumId="39" w15:restartNumberingAfterBreak="0">
     <w:nsid w:val="483E2FDA"/>
     <w:multiLevelType w:val="multilevel"/>
     <w:tmpl w:val="1430E962"/>
@@ -9848,7 +13416,156 @@
       </w:rPr>
     </w:lvl>
   </w:abstractNum>
-  <w:abstractNum w:abstractNumId="33" w15:restartNumberingAfterBreak="0">
+  <w:abstractNum w:abstractNumId="40" w15:restartNumberingAfterBreak="0">
+    <w:nsid w:val="4AC3638E"/>
+    <w:multiLevelType w:val="multilevel"/>
+    <w:tmpl w:val="159AFF6C"/>
+    <w:lvl w:ilvl="0">
+      <w:start w:val="1"/>
+      <w:numFmt w:val="bullet"/>
+      <w:lvlText w:val=""/>
+      <w:lvlJc w:val="left"/>
+      <w:pPr>
+        <w:tabs>
+          <w:tab w:val="num" w:pos="720"/>
+        </w:tabs>
+        <w:ind w:left="720" w:hanging="360"/>
+      </w:pPr>
+      <w:rPr>
+        <w:rFonts w:ascii="Symbol" w:hAnsi="Symbol" w:hint="default"/>
+        <w:sz w:val="20"/>
+      </w:rPr>
+    </w:lvl>
+    <w:lvl w:ilvl="1" w:tentative="1">
+      <w:start w:val="1"/>
+      <w:numFmt w:val="bullet"/>
+      <w:lvlText w:val="o"/>
+      <w:lvlJc w:val="left"/>
+      <w:pPr>
+        <w:tabs>
+          <w:tab w:val="num" w:pos="1440"/>
+        </w:tabs>
+        <w:ind w:left="1440" w:hanging="360"/>
+      </w:pPr>
+      <w:rPr>
+        <w:rFonts w:ascii="Courier New" w:hAnsi="Courier New" w:hint="default"/>
+        <w:sz w:val="20"/>
+      </w:rPr>
+    </w:lvl>
+    <w:lvl w:ilvl="2" w:tentative="1">
+      <w:start w:val="1"/>
+      <w:numFmt w:val="bullet"/>
+      <w:lvlText w:val=""/>
+      <w:lvlJc w:val="left"/>
+      <w:pPr>
+        <w:tabs>
+          <w:tab w:val="num" w:pos="2160"/>
+        </w:tabs>
+        <w:ind w:left="2160" w:hanging="360"/>
+      </w:pPr>
+      <w:rPr>
+        <w:rFonts w:ascii="Wingdings" w:hAnsi="Wingdings" w:hint="default"/>
+        <w:sz w:val="20"/>
+      </w:rPr>
+    </w:lvl>
+    <w:lvl w:ilvl="3" w:tentative="1">
+      <w:start w:val="1"/>
+      <w:numFmt w:val="bullet"/>
+      <w:lvlText w:val=""/>
+      <w:lvlJc w:val="left"/>
+      <w:pPr>
+        <w:tabs>
+          <w:tab w:val="num" w:pos="2880"/>
+        </w:tabs>
+        <w:ind w:left="2880" w:hanging="360"/>
+      </w:pPr>
+      <w:rPr>
+        <w:rFonts w:ascii="Wingdings" w:hAnsi="Wingdings" w:hint="default"/>
+        <w:sz w:val="20"/>
+      </w:rPr>
+    </w:lvl>
+    <w:lvl w:ilvl="4" w:tentative="1">
+      <w:start w:val="1"/>
+      <w:numFmt w:val="bullet"/>
+      <w:lvlText w:val=""/>
+      <w:lvlJc w:val="left"/>
+      <w:pPr>
+        <w:tabs>
+          <w:tab w:val="num" w:pos="3600"/>
+        </w:tabs>
+        <w:ind w:left="3600" w:hanging="360"/>
+      </w:pPr>
+      <w:rPr>
+        <w:rFonts w:ascii="Wingdings" w:hAnsi="Wingdings" w:hint="default"/>
+        <w:sz w:val="20"/>
+      </w:rPr>
+    </w:lvl>
+    <w:lvl w:ilvl="5" w:tentative="1">
+      <w:start w:val="1"/>
+      <w:numFmt w:val="bullet"/>
+      <w:lvlText w:val=""/>
+      <w:lvlJc w:val="left"/>
+      <w:pPr>
+        <w:tabs>
+          <w:tab w:val="num" w:pos="4320"/>
+        </w:tabs>
+        <w:ind w:left="4320" w:hanging="360"/>
+      </w:pPr>
+      <w:rPr>
+        <w:rFonts w:ascii="Wingdings" w:hAnsi="Wingdings" w:hint="default"/>
+        <w:sz w:val="20"/>
+      </w:rPr>
+    </w:lvl>
+    <w:lvl w:ilvl="6" w:tentative="1">
+      <w:start w:val="1"/>
+      <w:numFmt w:val="bullet"/>
+      <w:lvlText w:val=""/>
+      <w:lvlJc w:val="left"/>
+      <w:pPr>
+        <w:tabs>
+          <w:tab w:val="num" w:pos="5040"/>
+        </w:tabs>
+        <w:ind w:left="5040" w:hanging="360"/>
+      </w:pPr>
+      <w:rPr>
+        <w:rFonts w:ascii="Wingdings" w:hAnsi="Wingdings" w:hint="default"/>
+        <w:sz w:val="20"/>
+      </w:rPr>
+    </w:lvl>
+    <w:lvl w:ilvl="7" w:tentative="1">
+      <w:start w:val="1"/>
+      <w:numFmt w:val="bullet"/>
+      <w:lvlText w:val=""/>
+      <w:lvlJc w:val="left"/>
+      <w:pPr>
+        <w:tabs>
+          <w:tab w:val="num" w:pos="5760"/>
+        </w:tabs>
+        <w:ind w:left="5760" w:hanging="360"/>
+      </w:pPr>
+      <w:rPr>
+        <w:rFonts w:ascii="Wingdings" w:hAnsi="Wingdings" w:hint="default"/>
+        <w:sz w:val="20"/>
+      </w:rPr>
+    </w:lvl>
+    <w:lvl w:ilvl="8" w:tentative="1">
+      <w:start w:val="1"/>
+      <w:numFmt w:val="bullet"/>
+      <w:lvlText w:val=""/>
+      <w:lvlJc w:val="left"/>
+      <w:pPr>
+        <w:tabs>
+          <w:tab w:val="num" w:pos="6480"/>
+        </w:tabs>
+        <w:ind w:left="6480" w:hanging="360"/>
+      </w:pPr>
+      <w:rPr>
+        <w:rFonts w:ascii="Wingdings" w:hAnsi="Wingdings" w:hint="default"/>
+        <w:sz w:val="20"/>
+      </w:rPr>
+    </w:lvl>
+  </w:abstractNum>
+  <w:abstractNum w:abstractNumId="41" w15:restartNumberingAfterBreak="0">
     <w:nsid w:val="4B2E55E8"/>
     <w:multiLevelType w:val="multilevel"/>
     <w:tmpl w:val="D988C03C"/>
@@ -9997,7 +13714,7 @@
       </w:rPr>
     </w:lvl>
   </w:abstractNum>
-  <w:abstractNum w:abstractNumId="34" w15:restartNumberingAfterBreak="0">
+  <w:abstractNum w:abstractNumId="42" w15:restartNumberingAfterBreak="0">
     <w:nsid w:val="4C593C80"/>
     <w:multiLevelType w:val="multilevel"/>
     <w:tmpl w:val="6A5603AA"/>
@@ -10146,7 +13863,752 @@
       </w:rPr>
     </w:lvl>
   </w:abstractNum>
-  <w:abstractNum w:abstractNumId="35" w15:restartNumberingAfterBreak="0">
+  <w:abstractNum w:abstractNumId="43" w15:restartNumberingAfterBreak="0">
+    <w:nsid w:val="4E0849CA"/>
+    <w:multiLevelType w:val="multilevel"/>
+    <w:tmpl w:val="4006AFB8"/>
+    <w:lvl w:ilvl="0">
+      <w:start w:val="1"/>
+      <w:numFmt w:val="bullet"/>
+      <w:lvlText w:val=""/>
+      <w:lvlJc w:val="left"/>
+      <w:pPr>
+        <w:tabs>
+          <w:tab w:val="num" w:pos="720"/>
+        </w:tabs>
+        <w:ind w:left="720" w:hanging="360"/>
+      </w:pPr>
+      <w:rPr>
+        <w:rFonts w:ascii="Symbol" w:hAnsi="Symbol" w:hint="default"/>
+        <w:sz w:val="20"/>
+      </w:rPr>
+    </w:lvl>
+    <w:lvl w:ilvl="1" w:tentative="1">
+      <w:start w:val="1"/>
+      <w:numFmt w:val="bullet"/>
+      <w:lvlText w:val="o"/>
+      <w:lvlJc w:val="left"/>
+      <w:pPr>
+        <w:tabs>
+          <w:tab w:val="num" w:pos="1440"/>
+        </w:tabs>
+        <w:ind w:left="1440" w:hanging="360"/>
+      </w:pPr>
+      <w:rPr>
+        <w:rFonts w:ascii="Courier New" w:hAnsi="Courier New" w:hint="default"/>
+        <w:sz w:val="20"/>
+      </w:rPr>
+    </w:lvl>
+    <w:lvl w:ilvl="2" w:tentative="1">
+      <w:start w:val="1"/>
+      <w:numFmt w:val="bullet"/>
+      <w:lvlText w:val=""/>
+      <w:lvlJc w:val="left"/>
+      <w:pPr>
+        <w:tabs>
+          <w:tab w:val="num" w:pos="2160"/>
+        </w:tabs>
+        <w:ind w:left="2160" w:hanging="360"/>
+      </w:pPr>
+      <w:rPr>
+        <w:rFonts w:ascii="Wingdings" w:hAnsi="Wingdings" w:hint="default"/>
+        <w:sz w:val="20"/>
+      </w:rPr>
+    </w:lvl>
+    <w:lvl w:ilvl="3" w:tentative="1">
+      <w:start w:val="1"/>
+      <w:numFmt w:val="bullet"/>
+      <w:lvlText w:val=""/>
+      <w:lvlJc w:val="left"/>
+      <w:pPr>
+        <w:tabs>
+          <w:tab w:val="num" w:pos="2880"/>
+        </w:tabs>
+        <w:ind w:left="2880" w:hanging="360"/>
+      </w:pPr>
+      <w:rPr>
+        <w:rFonts w:ascii="Wingdings" w:hAnsi="Wingdings" w:hint="default"/>
+        <w:sz w:val="20"/>
+      </w:rPr>
+    </w:lvl>
+    <w:lvl w:ilvl="4" w:tentative="1">
+      <w:start w:val="1"/>
+      <w:numFmt w:val="bullet"/>
+      <w:lvlText w:val=""/>
+      <w:lvlJc w:val="left"/>
+      <w:pPr>
+        <w:tabs>
+          <w:tab w:val="num" w:pos="3600"/>
+        </w:tabs>
+        <w:ind w:left="3600" w:hanging="360"/>
+      </w:pPr>
+      <w:rPr>
+        <w:rFonts w:ascii="Wingdings" w:hAnsi="Wingdings" w:hint="default"/>
+        <w:sz w:val="20"/>
+      </w:rPr>
+    </w:lvl>
+    <w:lvl w:ilvl="5" w:tentative="1">
+      <w:start w:val="1"/>
+      <w:numFmt w:val="bullet"/>
+      <w:lvlText w:val=""/>
+      <w:lvlJc w:val="left"/>
+      <w:pPr>
+        <w:tabs>
+          <w:tab w:val="num" w:pos="4320"/>
+        </w:tabs>
+        <w:ind w:left="4320" w:hanging="360"/>
+      </w:pPr>
+      <w:rPr>
+        <w:rFonts w:ascii="Wingdings" w:hAnsi="Wingdings" w:hint="default"/>
+        <w:sz w:val="20"/>
+      </w:rPr>
+    </w:lvl>
+    <w:lvl w:ilvl="6" w:tentative="1">
+      <w:start w:val="1"/>
+      <w:numFmt w:val="bullet"/>
+      <w:lvlText w:val=""/>
+      <w:lvlJc w:val="left"/>
+      <w:pPr>
+        <w:tabs>
+          <w:tab w:val="num" w:pos="5040"/>
+        </w:tabs>
+        <w:ind w:left="5040" w:hanging="360"/>
+      </w:pPr>
+      <w:rPr>
+        <w:rFonts w:ascii="Wingdings" w:hAnsi="Wingdings" w:hint="default"/>
+        <w:sz w:val="20"/>
+      </w:rPr>
+    </w:lvl>
+    <w:lvl w:ilvl="7" w:tentative="1">
+      <w:start w:val="1"/>
+      <w:numFmt w:val="bullet"/>
+      <w:lvlText w:val=""/>
+      <w:lvlJc w:val="left"/>
+      <w:pPr>
+        <w:tabs>
+          <w:tab w:val="num" w:pos="5760"/>
+        </w:tabs>
+        <w:ind w:left="5760" w:hanging="360"/>
+      </w:pPr>
+      <w:rPr>
+        <w:rFonts w:ascii="Wingdings" w:hAnsi="Wingdings" w:hint="default"/>
+        <w:sz w:val="20"/>
+      </w:rPr>
+    </w:lvl>
+    <w:lvl w:ilvl="8" w:tentative="1">
+      <w:start w:val="1"/>
+      <w:numFmt w:val="bullet"/>
+      <w:lvlText w:val=""/>
+      <w:lvlJc w:val="left"/>
+      <w:pPr>
+        <w:tabs>
+          <w:tab w:val="num" w:pos="6480"/>
+        </w:tabs>
+        <w:ind w:left="6480" w:hanging="360"/>
+      </w:pPr>
+      <w:rPr>
+        <w:rFonts w:ascii="Wingdings" w:hAnsi="Wingdings" w:hint="default"/>
+        <w:sz w:val="20"/>
+      </w:rPr>
+    </w:lvl>
+  </w:abstractNum>
+  <w:abstractNum w:abstractNumId="44" w15:restartNumberingAfterBreak="0">
+    <w:nsid w:val="524F690E"/>
+    <w:multiLevelType w:val="multilevel"/>
+    <w:tmpl w:val="331AC89A"/>
+    <w:lvl w:ilvl="0">
+      <w:start w:val="1"/>
+      <w:numFmt w:val="bullet"/>
+      <w:lvlText w:val=""/>
+      <w:lvlJc w:val="left"/>
+      <w:pPr>
+        <w:tabs>
+          <w:tab w:val="num" w:pos="720"/>
+        </w:tabs>
+        <w:ind w:left="720" w:hanging="360"/>
+      </w:pPr>
+      <w:rPr>
+        <w:rFonts w:ascii="Symbol" w:hAnsi="Symbol" w:hint="default"/>
+        <w:sz w:val="20"/>
+      </w:rPr>
+    </w:lvl>
+    <w:lvl w:ilvl="1" w:tentative="1">
+      <w:start w:val="1"/>
+      <w:numFmt w:val="bullet"/>
+      <w:lvlText w:val="o"/>
+      <w:lvlJc w:val="left"/>
+      <w:pPr>
+        <w:tabs>
+          <w:tab w:val="num" w:pos="1440"/>
+        </w:tabs>
+        <w:ind w:left="1440" w:hanging="360"/>
+      </w:pPr>
+      <w:rPr>
+        <w:rFonts w:ascii="Courier New" w:hAnsi="Courier New" w:hint="default"/>
+        <w:sz w:val="20"/>
+      </w:rPr>
+    </w:lvl>
+    <w:lvl w:ilvl="2" w:tentative="1">
+      <w:start w:val="1"/>
+      <w:numFmt w:val="bullet"/>
+      <w:lvlText w:val=""/>
+      <w:lvlJc w:val="left"/>
+      <w:pPr>
+        <w:tabs>
+          <w:tab w:val="num" w:pos="2160"/>
+        </w:tabs>
+        <w:ind w:left="2160" w:hanging="360"/>
+      </w:pPr>
+      <w:rPr>
+        <w:rFonts w:ascii="Wingdings" w:hAnsi="Wingdings" w:hint="default"/>
+        <w:sz w:val="20"/>
+      </w:rPr>
+    </w:lvl>
+    <w:lvl w:ilvl="3" w:tentative="1">
+      <w:start w:val="1"/>
+      <w:numFmt w:val="bullet"/>
+      <w:lvlText w:val=""/>
+      <w:lvlJc w:val="left"/>
+      <w:pPr>
+        <w:tabs>
+          <w:tab w:val="num" w:pos="2880"/>
+        </w:tabs>
+        <w:ind w:left="2880" w:hanging="360"/>
+      </w:pPr>
+      <w:rPr>
+        <w:rFonts w:ascii="Wingdings" w:hAnsi="Wingdings" w:hint="default"/>
+        <w:sz w:val="20"/>
+      </w:rPr>
+    </w:lvl>
+    <w:lvl w:ilvl="4" w:tentative="1">
+      <w:start w:val="1"/>
+      <w:numFmt w:val="bullet"/>
+      <w:lvlText w:val=""/>
+      <w:lvlJc w:val="left"/>
+      <w:pPr>
+        <w:tabs>
+          <w:tab w:val="num" w:pos="3600"/>
+        </w:tabs>
+        <w:ind w:left="3600" w:hanging="360"/>
+      </w:pPr>
+      <w:rPr>
+        <w:rFonts w:ascii="Wingdings" w:hAnsi="Wingdings" w:hint="default"/>
+        <w:sz w:val="20"/>
+      </w:rPr>
+    </w:lvl>
+    <w:lvl w:ilvl="5" w:tentative="1">
+      <w:start w:val="1"/>
+      <w:numFmt w:val="bullet"/>
+      <w:lvlText w:val=""/>
+      <w:lvlJc w:val="left"/>
+      <w:pPr>
+        <w:tabs>
+          <w:tab w:val="num" w:pos="4320"/>
+        </w:tabs>
+        <w:ind w:left="4320" w:hanging="360"/>
+      </w:pPr>
+      <w:rPr>
+        <w:rFonts w:ascii="Wingdings" w:hAnsi="Wingdings" w:hint="default"/>
+        <w:sz w:val="20"/>
+      </w:rPr>
+    </w:lvl>
+    <w:lvl w:ilvl="6" w:tentative="1">
+      <w:start w:val="1"/>
+      <w:numFmt w:val="bullet"/>
+      <w:lvlText w:val=""/>
+      <w:lvlJc w:val="left"/>
+      <w:pPr>
+        <w:tabs>
+          <w:tab w:val="num" w:pos="5040"/>
+        </w:tabs>
+        <w:ind w:left="5040" w:hanging="360"/>
+      </w:pPr>
+      <w:rPr>
+        <w:rFonts w:ascii="Wingdings" w:hAnsi="Wingdings" w:hint="default"/>
+        <w:sz w:val="20"/>
+      </w:rPr>
+    </w:lvl>
+    <w:lvl w:ilvl="7" w:tentative="1">
+      <w:start w:val="1"/>
+      <w:numFmt w:val="bullet"/>
+      <w:lvlText w:val=""/>
+      <w:lvlJc w:val="left"/>
+      <w:pPr>
+        <w:tabs>
+          <w:tab w:val="num" w:pos="5760"/>
+        </w:tabs>
+        <w:ind w:left="5760" w:hanging="360"/>
+      </w:pPr>
+      <w:rPr>
+        <w:rFonts w:ascii="Wingdings" w:hAnsi="Wingdings" w:hint="default"/>
+        <w:sz w:val="20"/>
+      </w:rPr>
+    </w:lvl>
+    <w:lvl w:ilvl="8" w:tentative="1">
+      <w:start w:val="1"/>
+      <w:numFmt w:val="bullet"/>
+      <w:lvlText w:val=""/>
+      <w:lvlJc w:val="left"/>
+      <w:pPr>
+        <w:tabs>
+          <w:tab w:val="num" w:pos="6480"/>
+        </w:tabs>
+        <w:ind w:left="6480" w:hanging="360"/>
+      </w:pPr>
+      <w:rPr>
+        <w:rFonts w:ascii="Wingdings" w:hAnsi="Wingdings" w:hint="default"/>
+        <w:sz w:val="20"/>
+      </w:rPr>
+    </w:lvl>
+  </w:abstractNum>
+  <w:abstractNum w:abstractNumId="45" w15:restartNumberingAfterBreak="0">
+    <w:nsid w:val="52AD0976"/>
+    <w:multiLevelType w:val="multilevel"/>
+    <w:tmpl w:val="4E64B58C"/>
+    <w:lvl w:ilvl="0">
+      <w:start w:val="1"/>
+      <w:numFmt w:val="bullet"/>
+      <w:lvlText w:val=""/>
+      <w:lvlJc w:val="left"/>
+      <w:pPr>
+        <w:tabs>
+          <w:tab w:val="num" w:pos="720"/>
+        </w:tabs>
+        <w:ind w:left="720" w:hanging="360"/>
+      </w:pPr>
+      <w:rPr>
+        <w:rFonts w:ascii="Symbol" w:hAnsi="Symbol" w:hint="default"/>
+        <w:sz w:val="20"/>
+      </w:rPr>
+    </w:lvl>
+    <w:lvl w:ilvl="1" w:tentative="1">
+      <w:start w:val="1"/>
+      <w:numFmt w:val="bullet"/>
+      <w:lvlText w:val="o"/>
+      <w:lvlJc w:val="left"/>
+      <w:pPr>
+        <w:tabs>
+          <w:tab w:val="num" w:pos="1440"/>
+        </w:tabs>
+        <w:ind w:left="1440" w:hanging="360"/>
+      </w:pPr>
+      <w:rPr>
+        <w:rFonts w:ascii="Courier New" w:hAnsi="Courier New" w:hint="default"/>
+        <w:sz w:val="20"/>
+      </w:rPr>
+    </w:lvl>
+    <w:lvl w:ilvl="2" w:tentative="1">
+      <w:start w:val="1"/>
+      <w:numFmt w:val="bullet"/>
+      <w:lvlText w:val=""/>
+      <w:lvlJc w:val="left"/>
+      <w:pPr>
+        <w:tabs>
+          <w:tab w:val="num" w:pos="2160"/>
+        </w:tabs>
+        <w:ind w:left="2160" w:hanging="360"/>
+      </w:pPr>
+      <w:rPr>
+        <w:rFonts w:ascii="Wingdings" w:hAnsi="Wingdings" w:hint="default"/>
+        <w:sz w:val="20"/>
+      </w:rPr>
+    </w:lvl>
+    <w:lvl w:ilvl="3" w:tentative="1">
+      <w:start w:val="1"/>
+      <w:numFmt w:val="bullet"/>
+      <w:lvlText w:val=""/>
+      <w:lvlJc w:val="left"/>
+      <w:pPr>
+        <w:tabs>
+          <w:tab w:val="num" w:pos="2880"/>
+        </w:tabs>
+        <w:ind w:left="2880" w:hanging="360"/>
+      </w:pPr>
+      <w:rPr>
+        <w:rFonts w:ascii="Wingdings" w:hAnsi="Wingdings" w:hint="default"/>
+        <w:sz w:val="20"/>
+      </w:rPr>
+    </w:lvl>
+    <w:lvl w:ilvl="4" w:tentative="1">
+      <w:start w:val="1"/>
+      <w:numFmt w:val="bullet"/>
+      <w:lvlText w:val=""/>
+      <w:lvlJc w:val="left"/>
+      <w:pPr>
+        <w:tabs>
+          <w:tab w:val="num" w:pos="3600"/>
+        </w:tabs>
+        <w:ind w:left="3600" w:hanging="360"/>
+      </w:pPr>
+      <w:rPr>
+        <w:rFonts w:ascii="Wingdings" w:hAnsi="Wingdings" w:hint="default"/>
+        <w:sz w:val="20"/>
+      </w:rPr>
+    </w:lvl>
+    <w:lvl w:ilvl="5" w:tentative="1">
+      <w:start w:val="1"/>
+      <w:numFmt w:val="bullet"/>
+      <w:lvlText w:val=""/>
+      <w:lvlJc w:val="left"/>
+      <w:pPr>
+        <w:tabs>
+          <w:tab w:val="num" w:pos="4320"/>
+        </w:tabs>
+        <w:ind w:left="4320" w:hanging="360"/>
+      </w:pPr>
+      <w:rPr>
+        <w:rFonts w:ascii="Wingdings" w:hAnsi="Wingdings" w:hint="default"/>
+        <w:sz w:val="20"/>
+      </w:rPr>
+    </w:lvl>
+    <w:lvl w:ilvl="6" w:tentative="1">
+      <w:start w:val="1"/>
+      <w:numFmt w:val="bullet"/>
+      <w:lvlText w:val=""/>
+      <w:lvlJc w:val="left"/>
+      <w:pPr>
+        <w:tabs>
+          <w:tab w:val="num" w:pos="5040"/>
+        </w:tabs>
+        <w:ind w:left="5040" w:hanging="360"/>
+      </w:pPr>
+      <w:rPr>
+        <w:rFonts w:ascii="Wingdings" w:hAnsi="Wingdings" w:hint="default"/>
+        <w:sz w:val="20"/>
+      </w:rPr>
+    </w:lvl>
+    <w:lvl w:ilvl="7" w:tentative="1">
+      <w:start w:val="1"/>
+      <w:numFmt w:val="bullet"/>
+      <w:lvlText w:val=""/>
+      <w:lvlJc w:val="left"/>
+      <w:pPr>
+        <w:tabs>
+          <w:tab w:val="num" w:pos="5760"/>
+        </w:tabs>
+        <w:ind w:left="5760" w:hanging="360"/>
+      </w:pPr>
+      <w:rPr>
+        <w:rFonts w:ascii="Wingdings" w:hAnsi="Wingdings" w:hint="default"/>
+        <w:sz w:val="20"/>
+      </w:rPr>
+    </w:lvl>
+    <w:lvl w:ilvl="8" w:tentative="1">
+      <w:start w:val="1"/>
+      <w:numFmt w:val="bullet"/>
+      <w:lvlText w:val=""/>
+      <w:lvlJc w:val="left"/>
+      <w:pPr>
+        <w:tabs>
+          <w:tab w:val="num" w:pos="6480"/>
+        </w:tabs>
+        <w:ind w:left="6480" w:hanging="360"/>
+      </w:pPr>
+      <w:rPr>
+        <w:rFonts w:ascii="Wingdings" w:hAnsi="Wingdings" w:hint="default"/>
+        <w:sz w:val="20"/>
+      </w:rPr>
+    </w:lvl>
+  </w:abstractNum>
+  <w:abstractNum w:abstractNumId="46" w15:restartNumberingAfterBreak="0">
+    <w:nsid w:val="533B3A56"/>
+    <w:multiLevelType w:val="multilevel"/>
+    <w:tmpl w:val="58A65014"/>
+    <w:lvl w:ilvl="0">
+      <w:start w:val="1"/>
+      <w:numFmt w:val="bullet"/>
+      <w:lvlText w:val=""/>
+      <w:lvlJc w:val="left"/>
+      <w:pPr>
+        <w:tabs>
+          <w:tab w:val="num" w:pos="720"/>
+        </w:tabs>
+        <w:ind w:left="720" w:hanging="360"/>
+      </w:pPr>
+      <w:rPr>
+        <w:rFonts w:ascii="Symbol" w:hAnsi="Symbol" w:hint="default"/>
+        <w:sz w:val="20"/>
+      </w:rPr>
+    </w:lvl>
+    <w:lvl w:ilvl="1" w:tentative="1">
+      <w:start w:val="1"/>
+      <w:numFmt w:val="bullet"/>
+      <w:lvlText w:val="o"/>
+      <w:lvlJc w:val="left"/>
+      <w:pPr>
+        <w:tabs>
+          <w:tab w:val="num" w:pos="1440"/>
+        </w:tabs>
+        <w:ind w:left="1440" w:hanging="360"/>
+      </w:pPr>
+      <w:rPr>
+        <w:rFonts w:ascii="Courier New" w:hAnsi="Courier New" w:hint="default"/>
+        <w:sz w:val="20"/>
+      </w:rPr>
+    </w:lvl>
+    <w:lvl w:ilvl="2" w:tentative="1">
+      <w:start w:val="1"/>
+      <w:numFmt w:val="bullet"/>
+      <w:lvlText w:val=""/>
+      <w:lvlJc w:val="left"/>
+      <w:pPr>
+        <w:tabs>
+          <w:tab w:val="num" w:pos="2160"/>
+        </w:tabs>
+        <w:ind w:left="2160" w:hanging="360"/>
+      </w:pPr>
+      <w:rPr>
+        <w:rFonts w:ascii="Wingdings" w:hAnsi="Wingdings" w:hint="default"/>
+        <w:sz w:val="20"/>
+      </w:rPr>
+    </w:lvl>
+    <w:lvl w:ilvl="3" w:tentative="1">
+      <w:start w:val="1"/>
+      <w:numFmt w:val="bullet"/>
+      <w:lvlText w:val=""/>
+      <w:lvlJc w:val="left"/>
+      <w:pPr>
+        <w:tabs>
+          <w:tab w:val="num" w:pos="2880"/>
+        </w:tabs>
+        <w:ind w:left="2880" w:hanging="360"/>
+      </w:pPr>
+      <w:rPr>
+        <w:rFonts w:ascii="Wingdings" w:hAnsi="Wingdings" w:hint="default"/>
+        <w:sz w:val="20"/>
+      </w:rPr>
+    </w:lvl>
+    <w:lvl w:ilvl="4" w:tentative="1">
+      <w:start w:val="1"/>
+      <w:numFmt w:val="bullet"/>
+      <w:lvlText w:val=""/>
+      <w:lvlJc w:val="left"/>
+      <w:pPr>
+        <w:tabs>
+          <w:tab w:val="num" w:pos="3600"/>
+        </w:tabs>
+        <w:ind w:left="3600" w:hanging="360"/>
+      </w:pPr>
+      <w:rPr>
+        <w:rFonts w:ascii="Wingdings" w:hAnsi="Wingdings" w:hint="default"/>
+        <w:sz w:val="20"/>
+      </w:rPr>
+    </w:lvl>
+    <w:lvl w:ilvl="5" w:tentative="1">
+      <w:start w:val="1"/>
+      <w:numFmt w:val="bullet"/>
+      <w:lvlText w:val=""/>
+      <w:lvlJc w:val="left"/>
+      <w:pPr>
+        <w:tabs>
+          <w:tab w:val="num" w:pos="4320"/>
+        </w:tabs>
+        <w:ind w:left="4320" w:hanging="360"/>
+      </w:pPr>
+      <w:rPr>
+        <w:rFonts w:ascii="Wingdings" w:hAnsi="Wingdings" w:hint="default"/>
+        <w:sz w:val="20"/>
+      </w:rPr>
+    </w:lvl>
+    <w:lvl w:ilvl="6" w:tentative="1">
+      <w:start w:val="1"/>
+      <w:numFmt w:val="bullet"/>
+      <w:lvlText w:val=""/>
+      <w:lvlJc w:val="left"/>
+      <w:pPr>
+        <w:tabs>
+          <w:tab w:val="num" w:pos="5040"/>
+        </w:tabs>
+        <w:ind w:left="5040" w:hanging="360"/>
+      </w:pPr>
+      <w:rPr>
+        <w:rFonts w:ascii="Wingdings" w:hAnsi="Wingdings" w:hint="default"/>
+        <w:sz w:val="20"/>
+      </w:rPr>
+    </w:lvl>
+    <w:lvl w:ilvl="7" w:tentative="1">
+      <w:start w:val="1"/>
+      <w:numFmt w:val="bullet"/>
+      <w:lvlText w:val=""/>
+      <w:lvlJc w:val="left"/>
+      <w:pPr>
+        <w:tabs>
+          <w:tab w:val="num" w:pos="5760"/>
+        </w:tabs>
+        <w:ind w:left="5760" w:hanging="360"/>
+      </w:pPr>
+      <w:rPr>
+        <w:rFonts w:ascii="Wingdings" w:hAnsi="Wingdings" w:hint="default"/>
+        <w:sz w:val="20"/>
+      </w:rPr>
+    </w:lvl>
+    <w:lvl w:ilvl="8" w:tentative="1">
+      <w:start w:val="1"/>
+      <w:numFmt w:val="bullet"/>
+      <w:lvlText w:val=""/>
+      <w:lvlJc w:val="left"/>
+      <w:pPr>
+        <w:tabs>
+          <w:tab w:val="num" w:pos="6480"/>
+        </w:tabs>
+        <w:ind w:left="6480" w:hanging="360"/>
+      </w:pPr>
+      <w:rPr>
+        <w:rFonts w:ascii="Wingdings" w:hAnsi="Wingdings" w:hint="default"/>
+        <w:sz w:val="20"/>
+      </w:rPr>
+    </w:lvl>
+  </w:abstractNum>
+  <w:abstractNum w:abstractNumId="47" w15:restartNumberingAfterBreak="0">
+    <w:nsid w:val="559E64DD"/>
+    <w:multiLevelType w:val="multilevel"/>
+    <w:tmpl w:val="68E472EA"/>
+    <w:lvl w:ilvl="0">
+      <w:start w:val="1"/>
+      <w:numFmt w:val="bullet"/>
+      <w:lvlText w:val=""/>
+      <w:lvlJc w:val="left"/>
+      <w:pPr>
+        <w:tabs>
+          <w:tab w:val="num" w:pos="720"/>
+        </w:tabs>
+        <w:ind w:left="720" w:hanging="360"/>
+      </w:pPr>
+      <w:rPr>
+        <w:rFonts w:ascii="Symbol" w:hAnsi="Symbol" w:hint="default"/>
+        <w:sz w:val="20"/>
+      </w:rPr>
+    </w:lvl>
+    <w:lvl w:ilvl="1" w:tentative="1">
+      <w:start w:val="1"/>
+      <w:numFmt w:val="bullet"/>
+      <w:lvlText w:val="o"/>
+      <w:lvlJc w:val="left"/>
+      <w:pPr>
+        <w:tabs>
+          <w:tab w:val="num" w:pos="1440"/>
+        </w:tabs>
+        <w:ind w:left="1440" w:hanging="360"/>
+      </w:pPr>
+      <w:rPr>
+        <w:rFonts w:ascii="Courier New" w:hAnsi="Courier New" w:hint="default"/>
+        <w:sz w:val="20"/>
+      </w:rPr>
+    </w:lvl>
+    <w:lvl w:ilvl="2" w:tentative="1">
+      <w:start w:val="1"/>
+      <w:numFmt w:val="bullet"/>
+      <w:lvlText w:val=""/>
+      <w:lvlJc w:val="left"/>
+      <w:pPr>
+        <w:tabs>
+          <w:tab w:val="num" w:pos="2160"/>
+        </w:tabs>
+        <w:ind w:left="2160" w:hanging="360"/>
+      </w:pPr>
+      <w:rPr>
+        <w:rFonts w:ascii="Wingdings" w:hAnsi="Wingdings" w:hint="default"/>
+        <w:sz w:val="20"/>
+      </w:rPr>
+    </w:lvl>
+    <w:lvl w:ilvl="3" w:tentative="1">
+      <w:start w:val="1"/>
+      <w:numFmt w:val="bullet"/>
+      <w:lvlText w:val=""/>
+      <w:lvlJc w:val="left"/>
+      <w:pPr>
+        <w:tabs>
+          <w:tab w:val="num" w:pos="2880"/>
+        </w:tabs>
+        <w:ind w:left="2880" w:hanging="360"/>
+      </w:pPr>
+      <w:rPr>
+        <w:rFonts w:ascii="Wingdings" w:hAnsi="Wingdings" w:hint="default"/>
+        <w:sz w:val="20"/>
+      </w:rPr>
+    </w:lvl>
+    <w:lvl w:ilvl="4" w:tentative="1">
+      <w:start w:val="1"/>
+      <w:numFmt w:val="bullet"/>
+      <w:lvlText w:val=""/>
+      <w:lvlJc w:val="left"/>
+      <w:pPr>
+        <w:tabs>
+          <w:tab w:val="num" w:pos="3600"/>
+        </w:tabs>
+        <w:ind w:left="3600" w:hanging="360"/>
+      </w:pPr>
+      <w:rPr>
+        <w:rFonts w:ascii="Wingdings" w:hAnsi="Wingdings" w:hint="default"/>
+        <w:sz w:val="20"/>
+      </w:rPr>
+    </w:lvl>
+    <w:lvl w:ilvl="5" w:tentative="1">
+      <w:start w:val="1"/>
+      <w:numFmt w:val="bullet"/>
+      <w:lvlText w:val=""/>
+      <w:lvlJc w:val="left"/>
+      <w:pPr>
+        <w:tabs>
+          <w:tab w:val="num" w:pos="4320"/>
+        </w:tabs>
+        <w:ind w:left="4320" w:hanging="360"/>
+      </w:pPr>
+      <w:rPr>
+        <w:rFonts w:ascii="Wingdings" w:hAnsi="Wingdings" w:hint="default"/>
+        <w:sz w:val="20"/>
+      </w:rPr>
+    </w:lvl>
+    <w:lvl w:ilvl="6" w:tentative="1">
+      <w:start w:val="1"/>
+      <w:numFmt w:val="bullet"/>
+      <w:lvlText w:val=""/>
+      <w:lvlJc w:val="left"/>
+      <w:pPr>
+        <w:tabs>
+          <w:tab w:val="num" w:pos="5040"/>
+        </w:tabs>
+        <w:ind w:left="5040" w:hanging="360"/>
+      </w:pPr>
+      <w:rPr>
+        <w:rFonts w:ascii="Wingdings" w:hAnsi="Wingdings" w:hint="default"/>
+        <w:sz w:val="20"/>
+      </w:rPr>
+    </w:lvl>
+    <w:lvl w:ilvl="7" w:tentative="1">
+      <w:start w:val="1"/>
+      <w:numFmt w:val="bullet"/>
+      <w:lvlText w:val=""/>
+      <w:lvlJc w:val="left"/>
+      <w:pPr>
+        <w:tabs>
+          <w:tab w:val="num" w:pos="5760"/>
+        </w:tabs>
+        <w:ind w:left="5760" w:hanging="360"/>
+      </w:pPr>
+      <w:rPr>
+        <w:rFonts w:ascii="Wingdings" w:hAnsi="Wingdings" w:hint="default"/>
+        <w:sz w:val="20"/>
+      </w:rPr>
+    </w:lvl>
+    <w:lvl w:ilvl="8" w:tentative="1">
+      <w:start w:val="1"/>
+      <w:numFmt w:val="bullet"/>
+      <w:lvlText w:val=""/>
+      <w:lvlJc w:val="left"/>
+      <w:pPr>
+        <w:tabs>
+          <w:tab w:val="num" w:pos="6480"/>
+        </w:tabs>
+        <w:ind w:left="6480" w:hanging="360"/>
+      </w:pPr>
+      <w:rPr>
+        <w:rFonts w:ascii="Wingdings" w:hAnsi="Wingdings" w:hint="default"/>
+        <w:sz w:val="20"/>
+      </w:rPr>
+    </w:lvl>
+  </w:abstractNum>
+  <w:abstractNum w:abstractNumId="48" w15:restartNumberingAfterBreak="0">
     <w:nsid w:val="5DBF2EA9"/>
     <w:multiLevelType w:val="multilevel"/>
     <w:tmpl w:val="6FBAD04E"/>
@@ -10295,7 +14757,156 @@
       </w:rPr>
     </w:lvl>
   </w:abstractNum>
-  <w:abstractNum w:abstractNumId="36" w15:restartNumberingAfterBreak="0">
+  <w:abstractNum w:abstractNumId="49" w15:restartNumberingAfterBreak="0">
+    <w:nsid w:val="5FA5792A"/>
+    <w:multiLevelType w:val="multilevel"/>
+    <w:tmpl w:val="32BE15FC"/>
+    <w:lvl w:ilvl="0">
+      <w:start w:val="1"/>
+      <w:numFmt w:val="bullet"/>
+      <w:lvlText w:val=""/>
+      <w:lvlJc w:val="left"/>
+      <w:pPr>
+        <w:tabs>
+          <w:tab w:val="num" w:pos="720"/>
+        </w:tabs>
+        <w:ind w:left="720" w:hanging="360"/>
+      </w:pPr>
+      <w:rPr>
+        <w:rFonts w:ascii="Symbol" w:hAnsi="Symbol" w:hint="default"/>
+        <w:sz w:val="20"/>
+      </w:rPr>
+    </w:lvl>
+    <w:lvl w:ilvl="1" w:tentative="1">
+      <w:start w:val="1"/>
+      <w:numFmt w:val="bullet"/>
+      <w:lvlText w:val="o"/>
+      <w:lvlJc w:val="left"/>
+      <w:pPr>
+        <w:tabs>
+          <w:tab w:val="num" w:pos="1440"/>
+        </w:tabs>
+        <w:ind w:left="1440" w:hanging="360"/>
+      </w:pPr>
+      <w:rPr>
+        <w:rFonts w:ascii="Courier New" w:hAnsi="Courier New" w:hint="default"/>
+        <w:sz w:val="20"/>
+      </w:rPr>
+    </w:lvl>
+    <w:lvl w:ilvl="2" w:tentative="1">
+      <w:start w:val="1"/>
+      <w:numFmt w:val="bullet"/>
+      <w:lvlText w:val=""/>
+      <w:lvlJc w:val="left"/>
+      <w:pPr>
+        <w:tabs>
+          <w:tab w:val="num" w:pos="2160"/>
+        </w:tabs>
+        <w:ind w:left="2160" w:hanging="360"/>
+      </w:pPr>
+      <w:rPr>
+        <w:rFonts w:ascii="Wingdings" w:hAnsi="Wingdings" w:hint="default"/>
+        <w:sz w:val="20"/>
+      </w:rPr>
+    </w:lvl>
+    <w:lvl w:ilvl="3" w:tentative="1">
+      <w:start w:val="1"/>
+      <w:numFmt w:val="bullet"/>
+      <w:lvlText w:val=""/>
+      <w:lvlJc w:val="left"/>
+      <w:pPr>
+        <w:tabs>
+          <w:tab w:val="num" w:pos="2880"/>
+        </w:tabs>
+        <w:ind w:left="2880" w:hanging="360"/>
+      </w:pPr>
+      <w:rPr>
+        <w:rFonts w:ascii="Wingdings" w:hAnsi="Wingdings" w:hint="default"/>
+        <w:sz w:val="20"/>
+      </w:rPr>
+    </w:lvl>
+    <w:lvl w:ilvl="4" w:tentative="1">
+      <w:start w:val="1"/>
+      <w:numFmt w:val="bullet"/>
+      <w:lvlText w:val=""/>
+      <w:lvlJc w:val="left"/>
+      <w:pPr>
+        <w:tabs>
+          <w:tab w:val="num" w:pos="3600"/>
+        </w:tabs>
+        <w:ind w:left="3600" w:hanging="360"/>
+      </w:pPr>
+      <w:rPr>
+        <w:rFonts w:ascii="Wingdings" w:hAnsi="Wingdings" w:hint="default"/>
+        <w:sz w:val="20"/>
+      </w:rPr>
+    </w:lvl>
+    <w:lvl w:ilvl="5" w:tentative="1">
+      <w:start w:val="1"/>
+      <w:numFmt w:val="bullet"/>
+      <w:lvlText w:val=""/>
+      <w:lvlJc w:val="left"/>
+      <w:pPr>
+        <w:tabs>
+          <w:tab w:val="num" w:pos="4320"/>
+        </w:tabs>
+        <w:ind w:left="4320" w:hanging="360"/>
+      </w:pPr>
+      <w:rPr>
+        <w:rFonts w:ascii="Wingdings" w:hAnsi="Wingdings" w:hint="default"/>
+        <w:sz w:val="20"/>
+      </w:rPr>
+    </w:lvl>
+    <w:lvl w:ilvl="6" w:tentative="1">
+      <w:start w:val="1"/>
+      <w:numFmt w:val="bullet"/>
+      <w:lvlText w:val=""/>
+      <w:lvlJc w:val="left"/>
+      <w:pPr>
+        <w:tabs>
+          <w:tab w:val="num" w:pos="5040"/>
+        </w:tabs>
+        <w:ind w:left="5040" w:hanging="360"/>
+      </w:pPr>
+      <w:rPr>
+        <w:rFonts w:ascii="Wingdings" w:hAnsi="Wingdings" w:hint="default"/>
+        <w:sz w:val="20"/>
+      </w:rPr>
+    </w:lvl>
+    <w:lvl w:ilvl="7" w:tentative="1">
+      <w:start w:val="1"/>
+      <w:numFmt w:val="bullet"/>
+      <w:lvlText w:val=""/>
+      <w:lvlJc w:val="left"/>
+      <w:pPr>
+        <w:tabs>
+          <w:tab w:val="num" w:pos="5760"/>
+        </w:tabs>
+        <w:ind w:left="5760" w:hanging="360"/>
+      </w:pPr>
+      <w:rPr>
+        <w:rFonts w:ascii="Wingdings" w:hAnsi="Wingdings" w:hint="default"/>
+        <w:sz w:val="20"/>
+      </w:rPr>
+    </w:lvl>
+    <w:lvl w:ilvl="8" w:tentative="1">
+      <w:start w:val="1"/>
+      <w:numFmt w:val="bullet"/>
+      <w:lvlText w:val=""/>
+      <w:lvlJc w:val="left"/>
+      <w:pPr>
+        <w:tabs>
+          <w:tab w:val="num" w:pos="6480"/>
+        </w:tabs>
+        <w:ind w:left="6480" w:hanging="360"/>
+      </w:pPr>
+      <w:rPr>
+        <w:rFonts w:ascii="Wingdings" w:hAnsi="Wingdings" w:hint="default"/>
+        <w:sz w:val="20"/>
+      </w:rPr>
+    </w:lvl>
+  </w:abstractNum>
+  <w:abstractNum w:abstractNumId="50" w15:restartNumberingAfterBreak="0">
     <w:nsid w:val="609D223F"/>
     <w:multiLevelType w:val="multilevel"/>
     <w:tmpl w:val="1A50D37C"/>
@@ -10444,7 +15055,7 @@
       </w:rPr>
     </w:lvl>
   </w:abstractNum>
-  <w:abstractNum w:abstractNumId="37" w15:restartNumberingAfterBreak="0">
+  <w:abstractNum w:abstractNumId="51" w15:restartNumberingAfterBreak="0">
     <w:nsid w:val="62701D5B"/>
     <w:multiLevelType w:val="multilevel"/>
     <w:tmpl w:val="CD1AD710"/>
@@ -10593,7 +15204,7 @@
       </w:rPr>
     </w:lvl>
   </w:abstractNum>
-  <w:abstractNum w:abstractNumId="38" w15:restartNumberingAfterBreak="0">
+  <w:abstractNum w:abstractNumId="52" w15:restartNumberingAfterBreak="0">
     <w:nsid w:val="64776B4F"/>
     <w:multiLevelType w:val="multilevel"/>
     <w:tmpl w:val="EF1ED0B0"/>
@@ -10742,7 +15353,269 @@
       </w:rPr>
     </w:lvl>
   </w:abstractNum>
-  <w:abstractNum w:abstractNumId="39" w15:restartNumberingAfterBreak="0">
+  <w:abstractNum w:abstractNumId="53" w15:restartNumberingAfterBreak="0">
+    <w:nsid w:val="67A16442"/>
+    <w:multiLevelType w:val="multilevel"/>
+    <w:tmpl w:val="0060D0FA"/>
+    <w:lvl w:ilvl="0">
+      <w:start w:val="1"/>
+      <w:numFmt w:val="bullet"/>
+      <w:lvlText w:val=""/>
+      <w:lvlJc w:val="left"/>
+      <w:pPr>
+        <w:tabs>
+          <w:tab w:val="num" w:pos="720"/>
+        </w:tabs>
+        <w:ind w:left="720" w:hanging="360"/>
+      </w:pPr>
+      <w:rPr>
+        <w:rFonts w:ascii="Symbol" w:hAnsi="Symbol" w:hint="default"/>
+        <w:sz w:val="20"/>
+      </w:rPr>
+    </w:lvl>
+    <w:lvl w:ilvl="1" w:tentative="1">
+      <w:start w:val="1"/>
+      <w:numFmt w:val="bullet"/>
+      <w:lvlText w:val="o"/>
+      <w:lvlJc w:val="left"/>
+      <w:pPr>
+        <w:tabs>
+          <w:tab w:val="num" w:pos="1440"/>
+        </w:tabs>
+        <w:ind w:left="1440" w:hanging="360"/>
+      </w:pPr>
+      <w:rPr>
+        <w:rFonts w:ascii="Courier New" w:hAnsi="Courier New" w:hint="default"/>
+        <w:sz w:val="20"/>
+      </w:rPr>
+    </w:lvl>
+    <w:lvl w:ilvl="2" w:tentative="1">
+      <w:start w:val="1"/>
+      <w:numFmt w:val="bullet"/>
+      <w:lvlText w:val=""/>
+      <w:lvlJc w:val="left"/>
+      <w:pPr>
+        <w:tabs>
+          <w:tab w:val="num" w:pos="2160"/>
+        </w:tabs>
+        <w:ind w:left="2160" w:hanging="360"/>
+      </w:pPr>
+      <w:rPr>
+        <w:rFonts w:ascii="Wingdings" w:hAnsi="Wingdings" w:hint="default"/>
+        <w:sz w:val="20"/>
+      </w:rPr>
+    </w:lvl>
+    <w:lvl w:ilvl="3" w:tentative="1">
+      <w:start w:val="1"/>
+      <w:numFmt w:val="bullet"/>
+      <w:lvlText w:val=""/>
+      <w:lvlJc w:val="left"/>
+      <w:pPr>
+        <w:tabs>
+          <w:tab w:val="num" w:pos="2880"/>
+        </w:tabs>
+        <w:ind w:left="2880" w:hanging="360"/>
+      </w:pPr>
+      <w:rPr>
+        <w:rFonts w:ascii="Wingdings" w:hAnsi="Wingdings" w:hint="default"/>
+        <w:sz w:val="20"/>
+      </w:rPr>
+    </w:lvl>
+    <w:lvl w:ilvl="4" w:tentative="1">
+      <w:start w:val="1"/>
+      <w:numFmt w:val="bullet"/>
+      <w:lvlText w:val=""/>
+      <w:lvlJc w:val="left"/>
+      <w:pPr>
+        <w:tabs>
+          <w:tab w:val="num" w:pos="3600"/>
+        </w:tabs>
+        <w:ind w:left="3600" w:hanging="360"/>
+      </w:pPr>
+      <w:rPr>
+        <w:rFonts w:ascii="Wingdings" w:hAnsi="Wingdings" w:hint="default"/>
+        <w:sz w:val="20"/>
+      </w:rPr>
+    </w:lvl>
+    <w:lvl w:ilvl="5" w:tentative="1">
+      <w:start w:val="1"/>
+      <w:numFmt w:val="bullet"/>
+      <w:lvlText w:val=""/>
+      <w:lvlJc w:val="left"/>
+      <w:pPr>
+        <w:tabs>
+          <w:tab w:val="num" w:pos="4320"/>
+        </w:tabs>
+        <w:ind w:left="4320" w:hanging="360"/>
+      </w:pPr>
+      <w:rPr>
+        <w:rFonts w:ascii="Wingdings" w:hAnsi="Wingdings" w:hint="default"/>
+        <w:sz w:val="20"/>
+      </w:rPr>
+    </w:lvl>
+    <w:lvl w:ilvl="6" w:tentative="1">
+      <w:start w:val="1"/>
+      <w:numFmt w:val="bullet"/>
+      <w:lvlText w:val=""/>
+      <w:lvlJc w:val="left"/>
+      <w:pPr>
+        <w:tabs>
+          <w:tab w:val="num" w:pos="5040"/>
+        </w:tabs>
+        <w:ind w:left="5040" w:hanging="360"/>
+      </w:pPr>
+      <w:rPr>
+        <w:rFonts w:ascii="Wingdings" w:hAnsi="Wingdings" w:hint="default"/>
+        <w:sz w:val="20"/>
+      </w:rPr>
+    </w:lvl>
+    <w:lvl w:ilvl="7" w:tentative="1">
+      <w:start w:val="1"/>
+      <w:numFmt w:val="bullet"/>
+      <w:lvlText w:val=""/>
+      <w:lvlJc w:val="left"/>
+      <w:pPr>
+        <w:tabs>
+          <w:tab w:val="num" w:pos="5760"/>
+        </w:tabs>
+        <w:ind w:left="5760" w:hanging="360"/>
+      </w:pPr>
+      <w:rPr>
+        <w:rFonts w:ascii="Wingdings" w:hAnsi="Wingdings" w:hint="default"/>
+        <w:sz w:val="20"/>
+      </w:rPr>
+    </w:lvl>
+    <w:lvl w:ilvl="8" w:tentative="1">
+      <w:start w:val="1"/>
+      <w:numFmt w:val="bullet"/>
+      <w:lvlText w:val=""/>
+      <w:lvlJc w:val="left"/>
+      <w:pPr>
+        <w:tabs>
+          <w:tab w:val="num" w:pos="6480"/>
+        </w:tabs>
+        <w:ind w:left="6480" w:hanging="360"/>
+      </w:pPr>
+      <w:rPr>
+        <w:rFonts w:ascii="Wingdings" w:hAnsi="Wingdings" w:hint="default"/>
+        <w:sz w:val="20"/>
+      </w:rPr>
+    </w:lvl>
+  </w:abstractNum>
+  <w:abstractNum w:abstractNumId="54" w15:restartNumberingAfterBreak="0">
+    <w:nsid w:val="68636C9B"/>
+    <w:multiLevelType w:val="multilevel"/>
+    <w:tmpl w:val="6F72DB3E"/>
+    <w:lvl w:ilvl="0">
+      <w:start w:val="1"/>
+      <w:numFmt w:val="decimal"/>
+      <w:lvlText w:val="%1."/>
+      <w:lvlJc w:val="left"/>
+      <w:pPr>
+        <w:tabs>
+          <w:tab w:val="num" w:pos="720"/>
+        </w:tabs>
+        <w:ind w:left="720" w:hanging="360"/>
+      </w:pPr>
+    </w:lvl>
+    <w:lvl w:ilvl="1" w:tentative="1">
+      <w:start w:val="1"/>
+      <w:numFmt w:val="decimal"/>
+      <w:lvlText w:val="%2."/>
+      <w:lvlJc w:val="left"/>
+      <w:pPr>
+        <w:tabs>
+          <w:tab w:val="num" w:pos="1440"/>
+        </w:tabs>
+        <w:ind w:left="1440" w:hanging="360"/>
+      </w:pPr>
+    </w:lvl>
+    <w:lvl w:ilvl="2" w:tentative="1">
+      <w:start w:val="1"/>
+      <w:numFmt w:val="decimal"/>
+      <w:lvlText w:val="%3."/>
+      <w:lvlJc w:val="left"/>
+      <w:pPr>
+        <w:tabs>
+          <w:tab w:val="num" w:pos="2160"/>
+        </w:tabs>
+        <w:ind w:left="2160" w:hanging="360"/>
+      </w:pPr>
+    </w:lvl>
+    <w:lvl w:ilvl="3" w:tentative="1">
+      <w:start w:val="1"/>
+      <w:numFmt w:val="decimal"/>
+      <w:lvlText w:val="%4."/>
+      <w:lvlJc w:val="left"/>
+      <w:pPr>
+        <w:tabs>
+          <w:tab w:val="num" w:pos="2880"/>
+        </w:tabs>
+        <w:ind w:left="2880" w:hanging="360"/>
+      </w:pPr>
+    </w:lvl>
+    <w:lvl w:ilvl="4" w:tentative="1">
+      <w:start w:val="1"/>
+      <w:numFmt w:val="decimal"/>
+      <w:lvlText w:val="%5."/>
+      <w:lvlJc w:val="left"/>
+      <w:pPr>
+        <w:tabs>
+          <w:tab w:val="num" w:pos="3600"/>
+        </w:tabs>
+        <w:ind w:left="3600" w:hanging="360"/>
+      </w:pPr>
+    </w:lvl>
+    <w:lvl w:ilvl="5" w:tentative="1">
+      <w:start w:val="1"/>
+      <w:numFmt w:val="decimal"/>
+      <w:lvlText w:val="%6."/>
+      <w:lvlJc w:val="left"/>
+      <w:pPr>
+        <w:tabs>
+          <w:tab w:val="num" w:pos="4320"/>
+        </w:tabs>
+        <w:ind w:left="4320" w:hanging="360"/>
+      </w:pPr>
+    </w:lvl>
+    <w:lvl w:ilvl="6" w:tentative="1">
+      <w:start w:val="1"/>
+      <w:numFmt w:val="decimal"/>
+      <w:lvlText w:val="%7."/>
+      <w:lvlJc w:val="left"/>
+      <w:pPr>
+        <w:tabs>
+          <w:tab w:val="num" w:pos="5040"/>
+        </w:tabs>
+        <w:ind w:left="5040" w:hanging="360"/>
+      </w:pPr>
+    </w:lvl>
+    <w:lvl w:ilvl="7" w:tentative="1">
+      <w:start w:val="1"/>
+      <w:numFmt w:val="decimal"/>
+      <w:lvlText w:val="%8."/>
+      <w:lvlJc w:val="left"/>
+      <w:pPr>
+        <w:tabs>
+          <w:tab w:val="num" w:pos="5760"/>
+        </w:tabs>
+        <w:ind w:left="5760" w:hanging="360"/>
+      </w:pPr>
+    </w:lvl>
+    <w:lvl w:ilvl="8" w:tentative="1">
+      <w:start w:val="1"/>
+      <w:numFmt w:val="decimal"/>
+      <w:lvlText w:val="%9."/>
+      <w:lvlJc w:val="left"/>
+      <w:pPr>
+        <w:tabs>
+          <w:tab w:val="num" w:pos="6480"/>
+        </w:tabs>
+        <w:ind w:left="6480" w:hanging="360"/>
+      </w:pPr>
+    </w:lvl>
+  </w:abstractNum>
+  <w:abstractNum w:abstractNumId="55" w15:restartNumberingAfterBreak="0">
     <w:nsid w:val="6B7B21AC"/>
     <w:multiLevelType w:val="multilevel"/>
     <w:tmpl w:val="F3780AFC"/>
@@ -10891,7 +15764,7 @@
       </w:rPr>
     </w:lvl>
   </w:abstractNum>
-  <w:abstractNum w:abstractNumId="40" w15:restartNumberingAfterBreak="0">
+  <w:abstractNum w:abstractNumId="56" w15:restartNumberingAfterBreak="0">
     <w:nsid w:val="6B9500CC"/>
     <w:multiLevelType w:val="multilevel"/>
     <w:tmpl w:val="9476FDF4"/>
@@ -11040,7 +15913,7 @@
       </w:rPr>
     </w:lvl>
   </w:abstractNum>
-  <w:abstractNum w:abstractNumId="41" w15:restartNumberingAfterBreak="0">
+  <w:abstractNum w:abstractNumId="57" w15:restartNumberingAfterBreak="0">
     <w:nsid w:val="6CCB043D"/>
     <w:multiLevelType w:val="multilevel"/>
     <w:tmpl w:val="6C36C3DE"/>
@@ -11189,7 +16062,7 @@
       </w:rPr>
     </w:lvl>
   </w:abstractNum>
-  <w:abstractNum w:abstractNumId="42" w15:restartNumberingAfterBreak="0">
+  <w:abstractNum w:abstractNumId="58" w15:restartNumberingAfterBreak="0">
     <w:nsid w:val="6F0B3A39"/>
     <w:multiLevelType w:val="multilevel"/>
     <w:tmpl w:val="9A74F350"/>
@@ -11338,7 +16211,7 @@
       </w:rPr>
     </w:lvl>
   </w:abstractNum>
-  <w:abstractNum w:abstractNumId="43" w15:restartNumberingAfterBreak="0">
+  <w:abstractNum w:abstractNumId="59" w15:restartNumberingAfterBreak="0">
     <w:nsid w:val="708E45C8"/>
     <w:multiLevelType w:val="multilevel"/>
     <w:tmpl w:val="9E9E8240"/>
@@ -11451,7 +16324,156 @@
       </w:pPr>
     </w:lvl>
   </w:abstractNum>
-  <w:abstractNum w:abstractNumId="44" w15:restartNumberingAfterBreak="0">
+  <w:abstractNum w:abstractNumId="60" w15:restartNumberingAfterBreak="0">
+    <w:nsid w:val="71EF2270"/>
+    <w:multiLevelType w:val="multilevel"/>
+    <w:tmpl w:val="BDEA655C"/>
+    <w:lvl w:ilvl="0">
+      <w:start w:val="1"/>
+      <w:numFmt w:val="bullet"/>
+      <w:lvlText w:val=""/>
+      <w:lvlJc w:val="left"/>
+      <w:pPr>
+        <w:tabs>
+          <w:tab w:val="num" w:pos="720"/>
+        </w:tabs>
+        <w:ind w:left="720" w:hanging="360"/>
+      </w:pPr>
+      <w:rPr>
+        <w:rFonts w:ascii="Symbol" w:hAnsi="Symbol" w:hint="default"/>
+        <w:sz w:val="20"/>
+      </w:rPr>
+    </w:lvl>
+    <w:lvl w:ilvl="1" w:tentative="1">
+      <w:start w:val="1"/>
+      <w:numFmt w:val="bullet"/>
+      <w:lvlText w:val="o"/>
+      <w:lvlJc w:val="left"/>
+      <w:pPr>
+        <w:tabs>
+          <w:tab w:val="num" w:pos="1440"/>
+        </w:tabs>
+        <w:ind w:left="1440" w:hanging="360"/>
+      </w:pPr>
+      <w:rPr>
+        <w:rFonts w:ascii="Courier New" w:hAnsi="Courier New" w:hint="default"/>
+        <w:sz w:val="20"/>
+      </w:rPr>
+    </w:lvl>
+    <w:lvl w:ilvl="2" w:tentative="1">
+      <w:start w:val="1"/>
+      <w:numFmt w:val="bullet"/>
+      <w:lvlText w:val=""/>
+      <w:lvlJc w:val="left"/>
+      <w:pPr>
+        <w:tabs>
+          <w:tab w:val="num" w:pos="2160"/>
+        </w:tabs>
+        <w:ind w:left="2160" w:hanging="360"/>
+      </w:pPr>
+      <w:rPr>
+        <w:rFonts w:ascii="Wingdings" w:hAnsi="Wingdings" w:hint="default"/>
+        <w:sz w:val="20"/>
+      </w:rPr>
+    </w:lvl>
+    <w:lvl w:ilvl="3" w:tentative="1">
+      <w:start w:val="1"/>
+      <w:numFmt w:val="bullet"/>
+      <w:lvlText w:val=""/>
+      <w:lvlJc w:val="left"/>
+      <w:pPr>
+        <w:tabs>
+          <w:tab w:val="num" w:pos="2880"/>
+        </w:tabs>
+        <w:ind w:left="2880" w:hanging="360"/>
+      </w:pPr>
+      <w:rPr>
+        <w:rFonts w:ascii="Wingdings" w:hAnsi="Wingdings" w:hint="default"/>
+        <w:sz w:val="20"/>
+      </w:rPr>
+    </w:lvl>
+    <w:lvl w:ilvl="4" w:tentative="1">
+      <w:start w:val="1"/>
+      <w:numFmt w:val="bullet"/>
+      <w:lvlText w:val=""/>
+      <w:lvlJc w:val="left"/>
+      <w:pPr>
+        <w:tabs>
+          <w:tab w:val="num" w:pos="3600"/>
+        </w:tabs>
+        <w:ind w:left="3600" w:hanging="360"/>
+      </w:pPr>
+      <w:rPr>
+        <w:rFonts w:ascii="Wingdings" w:hAnsi="Wingdings" w:hint="default"/>
+        <w:sz w:val="20"/>
+      </w:rPr>
+    </w:lvl>
+    <w:lvl w:ilvl="5" w:tentative="1">
+      <w:start w:val="1"/>
+      <w:numFmt w:val="bullet"/>
+      <w:lvlText w:val=""/>
+      <w:lvlJc w:val="left"/>
+      <w:pPr>
+        <w:tabs>
+          <w:tab w:val="num" w:pos="4320"/>
+        </w:tabs>
+        <w:ind w:left="4320" w:hanging="360"/>
+      </w:pPr>
+      <w:rPr>
+        <w:rFonts w:ascii="Wingdings" w:hAnsi="Wingdings" w:hint="default"/>
+        <w:sz w:val="20"/>
+      </w:rPr>
+    </w:lvl>
+    <w:lvl w:ilvl="6" w:tentative="1">
+      <w:start w:val="1"/>
+      <w:numFmt w:val="bullet"/>
+      <w:lvlText w:val=""/>
+      <w:lvlJc w:val="left"/>
+      <w:pPr>
+        <w:tabs>
+          <w:tab w:val="num" w:pos="5040"/>
+        </w:tabs>
+        <w:ind w:left="5040" w:hanging="360"/>
+      </w:pPr>
+      <w:rPr>
+        <w:rFonts w:ascii="Wingdings" w:hAnsi="Wingdings" w:hint="default"/>
+        <w:sz w:val="20"/>
+      </w:rPr>
+    </w:lvl>
+    <w:lvl w:ilvl="7" w:tentative="1">
+      <w:start w:val="1"/>
+      <w:numFmt w:val="bullet"/>
+      <w:lvlText w:val=""/>
+      <w:lvlJc w:val="left"/>
+      <w:pPr>
+        <w:tabs>
+          <w:tab w:val="num" w:pos="5760"/>
+        </w:tabs>
+        <w:ind w:left="5760" w:hanging="360"/>
+      </w:pPr>
+      <w:rPr>
+        <w:rFonts w:ascii="Wingdings" w:hAnsi="Wingdings" w:hint="default"/>
+        <w:sz w:val="20"/>
+      </w:rPr>
+    </w:lvl>
+    <w:lvl w:ilvl="8" w:tentative="1">
+      <w:start w:val="1"/>
+      <w:numFmt w:val="bullet"/>
+      <w:lvlText w:val=""/>
+      <w:lvlJc w:val="left"/>
+      <w:pPr>
+        <w:tabs>
+          <w:tab w:val="num" w:pos="6480"/>
+        </w:tabs>
+        <w:ind w:left="6480" w:hanging="360"/>
+      </w:pPr>
+      <w:rPr>
+        <w:rFonts w:ascii="Wingdings" w:hAnsi="Wingdings" w:hint="default"/>
+        <w:sz w:val="20"/>
+      </w:rPr>
+    </w:lvl>
+  </w:abstractNum>
+  <w:abstractNum w:abstractNumId="61" w15:restartNumberingAfterBreak="0">
     <w:nsid w:val="75976FD5"/>
     <w:multiLevelType w:val="multilevel"/>
     <w:tmpl w:val="2F26527A"/>
@@ -11600,7 +16622,156 @@
       </w:rPr>
     </w:lvl>
   </w:abstractNum>
-  <w:abstractNum w:abstractNumId="45" w15:restartNumberingAfterBreak="0">
+  <w:abstractNum w:abstractNumId="62" w15:restartNumberingAfterBreak="0">
+    <w:nsid w:val="75F3302D"/>
+    <w:multiLevelType w:val="multilevel"/>
+    <w:tmpl w:val="EF620102"/>
+    <w:lvl w:ilvl="0">
+      <w:start w:val="1"/>
+      <w:numFmt w:val="bullet"/>
+      <w:lvlText w:val=""/>
+      <w:lvlJc w:val="left"/>
+      <w:pPr>
+        <w:tabs>
+          <w:tab w:val="num" w:pos="720"/>
+        </w:tabs>
+        <w:ind w:left="720" w:hanging="360"/>
+      </w:pPr>
+      <w:rPr>
+        <w:rFonts w:ascii="Symbol" w:hAnsi="Symbol" w:hint="default"/>
+        <w:sz w:val="20"/>
+      </w:rPr>
+    </w:lvl>
+    <w:lvl w:ilvl="1" w:tentative="1">
+      <w:start w:val="1"/>
+      <w:numFmt w:val="bullet"/>
+      <w:lvlText w:val="o"/>
+      <w:lvlJc w:val="left"/>
+      <w:pPr>
+        <w:tabs>
+          <w:tab w:val="num" w:pos="1440"/>
+        </w:tabs>
+        <w:ind w:left="1440" w:hanging="360"/>
+      </w:pPr>
+      <w:rPr>
+        <w:rFonts w:ascii="Courier New" w:hAnsi="Courier New" w:hint="default"/>
+        <w:sz w:val="20"/>
+      </w:rPr>
+    </w:lvl>
+    <w:lvl w:ilvl="2" w:tentative="1">
+      <w:start w:val="1"/>
+      <w:numFmt w:val="bullet"/>
+      <w:lvlText w:val=""/>
+      <w:lvlJc w:val="left"/>
+      <w:pPr>
+        <w:tabs>
+          <w:tab w:val="num" w:pos="2160"/>
+        </w:tabs>
+        <w:ind w:left="2160" w:hanging="360"/>
+      </w:pPr>
+      <w:rPr>
+        <w:rFonts w:ascii="Wingdings" w:hAnsi="Wingdings" w:hint="default"/>
+        <w:sz w:val="20"/>
+      </w:rPr>
+    </w:lvl>
+    <w:lvl w:ilvl="3" w:tentative="1">
+      <w:start w:val="1"/>
+      <w:numFmt w:val="bullet"/>
+      <w:lvlText w:val=""/>
+      <w:lvlJc w:val="left"/>
+      <w:pPr>
+        <w:tabs>
+          <w:tab w:val="num" w:pos="2880"/>
+        </w:tabs>
+        <w:ind w:left="2880" w:hanging="360"/>
+      </w:pPr>
+      <w:rPr>
+        <w:rFonts w:ascii="Wingdings" w:hAnsi="Wingdings" w:hint="default"/>
+        <w:sz w:val="20"/>
+      </w:rPr>
+    </w:lvl>
+    <w:lvl w:ilvl="4" w:tentative="1">
+      <w:start w:val="1"/>
+      <w:numFmt w:val="bullet"/>
+      <w:lvlText w:val=""/>
+      <w:lvlJc w:val="left"/>
+      <w:pPr>
+        <w:tabs>
+          <w:tab w:val="num" w:pos="3600"/>
+        </w:tabs>
+        <w:ind w:left="3600" w:hanging="360"/>
+      </w:pPr>
+      <w:rPr>
+        <w:rFonts w:ascii="Wingdings" w:hAnsi="Wingdings" w:hint="default"/>
+        <w:sz w:val="20"/>
+      </w:rPr>
+    </w:lvl>
+    <w:lvl w:ilvl="5" w:tentative="1">
+      <w:start w:val="1"/>
+      <w:numFmt w:val="bullet"/>
+      <w:lvlText w:val=""/>
+      <w:lvlJc w:val="left"/>
+      <w:pPr>
+        <w:tabs>
+          <w:tab w:val="num" w:pos="4320"/>
+        </w:tabs>
+        <w:ind w:left="4320" w:hanging="360"/>
+      </w:pPr>
+      <w:rPr>
+        <w:rFonts w:ascii="Wingdings" w:hAnsi="Wingdings" w:hint="default"/>
+        <w:sz w:val="20"/>
+      </w:rPr>
+    </w:lvl>
+    <w:lvl w:ilvl="6" w:tentative="1">
+      <w:start w:val="1"/>
+      <w:numFmt w:val="bullet"/>
+      <w:lvlText w:val=""/>
+      <w:lvlJc w:val="left"/>
+      <w:pPr>
+        <w:tabs>
+          <w:tab w:val="num" w:pos="5040"/>
+        </w:tabs>
+        <w:ind w:left="5040" w:hanging="360"/>
+      </w:pPr>
+      <w:rPr>
+        <w:rFonts w:ascii="Wingdings" w:hAnsi="Wingdings" w:hint="default"/>
+        <w:sz w:val="20"/>
+      </w:rPr>
+    </w:lvl>
+    <w:lvl w:ilvl="7" w:tentative="1">
+      <w:start w:val="1"/>
+      <w:numFmt w:val="bullet"/>
+      <w:lvlText w:val=""/>
+      <w:lvlJc w:val="left"/>
+      <w:pPr>
+        <w:tabs>
+          <w:tab w:val="num" w:pos="5760"/>
+        </w:tabs>
+        <w:ind w:left="5760" w:hanging="360"/>
+      </w:pPr>
+      <w:rPr>
+        <w:rFonts w:ascii="Wingdings" w:hAnsi="Wingdings" w:hint="default"/>
+        <w:sz w:val="20"/>
+      </w:rPr>
+    </w:lvl>
+    <w:lvl w:ilvl="8" w:tentative="1">
+      <w:start w:val="1"/>
+      <w:numFmt w:val="bullet"/>
+      <w:lvlText w:val=""/>
+      <w:lvlJc w:val="left"/>
+      <w:pPr>
+        <w:tabs>
+          <w:tab w:val="num" w:pos="6480"/>
+        </w:tabs>
+        <w:ind w:left="6480" w:hanging="360"/>
+      </w:pPr>
+      <w:rPr>
+        <w:rFonts w:ascii="Wingdings" w:hAnsi="Wingdings" w:hint="default"/>
+        <w:sz w:val="20"/>
+      </w:rPr>
+    </w:lvl>
+  </w:abstractNum>
+  <w:abstractNum w:abstractNumId="63" w15:restartNumberingAfterBreak="0">
     <w:nsid w:val="763A6CE6"/>
     <w:multiLevelType w:val="multilevel"/>
     <w:tmpl w:val="151EA4B2"/>
@@ -11713,7 +16884,156 @@
       </w:pPr>
     </w:lvl>
   </w:abstractNum>
-  <w:abstractNum w:abstractNumId="46" w15:restartNumberingAfterBreak="0">
+  <w:abstractNum w:abstractNumId="64" w15:restartNumberingAfterBreak="0">
+    <w:nsid w:val="7976730B"/>
+    <w:multiLevelType w:val="multilevel"/>
+    <w:tmpl w:val="782A76A0"/>
+    <w:lvl w:ilvl="0">
+      <w:start w:val="1"/>
+      <w:numFmt w:val="bullet"/>
+      <w:lvlText w:val=""/>
+      <w:lvlJc w:val="left"/>
+      <w:pPr>
+        <w:tabs>
+          <w:tab w:val="num" w:pos="720"/>
+        </w:tabs>
+        <w:ind w:left="720" w:hanging="360"/>
+      </w:pPr>
+      <w:rPr>
+        <w:rFonts w:ascii="Symbol" w:hAnsi="Symbol" w:hint="default"/>
+        <w:sz w:val="20"/>
+      </w:rPr>
+    </w:lvl>
+    <w:lvl w:ilvl="1" w:tentative="1">
+      <w:start w:val="1"/>
+      <w:numFmt w:val="bullet"/>
+      <w:lvlText w:val="o"/>
+      <w:lvlJc w:val="left"/>
+      <w:pPr>
+        <w:tabs>
+          <w:tab w:val="num" w:pos="1440"/>
+        </w:tabs>
+        <w:ind w:left="1440" w:hanging="360"/>
+      </w:pPr>
+      <w:rPr>
+        <w:rFonts w:ascii="Courier New" w:hAnsi="Courier New" w:hint="default"/>
+        <w:sz w:val="20"/>
+      </w:rPr>
+    </w:lvl>
+    <w:lvl w:ilvl="2" w:tentative="1">
+      <w:start w:val="1"/>
+      <w:numFmt w:val="bullet"/>
+      <w:lvlText w:val=""/>
+      <w:lvlJc w:val="left"/>
+      <w:pPr>
+        <w:tabs>
+          <w:tab w:val="num" w:pos="2160"/>
+        </w:tabs>
+        <w:ind w:left="2160" w:hanging="360"/>
+      </w:pPr>
+      <w:rPr>
+        <w:rFonts w:ascii="Wingdings" w:hAnsi="Wingdings" w:hint="default"/>
+        <w:sz w:val="20"/>
+      </w:rPr>
+    </w:lvl>
+    <w:lvl w:ilvl="3" w:tentative="1">
+      <w:start w:val="1"/>
+      <w:numFmt w:val="bullet"/>
+      <w:lvlText w:val=""/>
+      <w:lvlJc w:val="left"/>
+      <w:pPr>
+        <w:tabs>
+          <w:tab w:val="num" w:pos="2880"/>
+        </w:tabs>
+        <w:ind w:left="2880" w:hanging="360"/>
+      </w:pPr>
+      <w:rPr>
+        <w:rFonts w:ascii="Wingdings" w:hAnsi="Wingdings" w:hint="default"/>
+        <w:sz w:val="20"/>
+      </w:rPr>
+    </w:lvl>
+    <w:lvl w:ilvl="4" w:tentative="1">
+      <w:start w:val="1"/>
+      <w:numFmt w:val="bullet"/>
+      <w:lvlText w:val=""/>
+      <w:lvlJc w:val="left"/>
+      <w:pPr>
+        <w:tabs>
+          <w:tab w:val="num" w:pos="3600"/>
+        </w:tabs>
+        <w:ind w:left="3600" w:hanging="360"/>
+      </w:pPr>
+      <w:rPr>
+        <w:rFonts w:ascii="Wingdings" w:hAnsi="Wingdings" w:hint="default"/>
+        <w:sz w:val="20"/>
+      </w:rPr>
+    </w:lvl>
+    <w:lvl w:ilvl="5" w:tentative="1">
+      <w:start w:val="1"/>
+      <w:numFmt w:val="bullet"/>
+      <w:lvlText w:val=""/>
+      <w:lvlJc w:val="left"/>
+      <w:pPr>
+        <w:tabs>
+          <w:tab w:val="num" w:pos="4320"/>
+        </w:tabs>
+        <w:ind w:left="4320" w:hanging="360"/>
+      </w:pPr>
+      <w:rPr>
+        <w:rFonts w:ascii="Wingdings" w:hAnsi="Wingdings" w:hint="default"/>
+        <w:sz w:val="20"/>
+      </w:rPr>
+    </w:lvl>
+    <w:lvl w:ilvl="6" w:tentative="1">
+      <w:start w:val="1"/>
+      <w:numFmt w:val="bullet"/>
+      <w:lvlText w:val=""/>
+      <w:lvlJc w:val="left"/>
+      <w:pPr>
+        <w:tabs>
+          <w:tab w:val="num" w:pos="5040"/>
+        </w:tabs>
+        <w:ind w:left="5040" w:hanging="360"/>
+      </w:pPr>
+      <w:rPr>
+        <w:rFonts w:ascii="Wingdings" w:hAnsi="Wingdings" w:hint="default"/>
+        <w:sz w:val="20"/>
+      </w:rPr>
+    </w:lvl>
+    <w:lvl w:ilvl="7" w:tentative="1">
+      <w:start w:val="1"/>
+      <w:numFmt w:val="bullet"/>
+      <w:lvlText w:val=""/>
+      <w:lvlJc w:val="left"/>
+      <w:pPr>
+        <w:tabs>
+          <w:tab w:val="num" w:pos="5760"/>
+        </w:tabs>
+        <w:ind w:left="5760" w:hanging="360"/>
+      </w:pPr>
+      <w:rPr>
+        <w:rFonts w:ascii="Wingdings" w:hAnsi="Wingdings" w:hint="default"/>
+        <w:sz w:val="20"/>
+      </w:rPr>
+    </w:lvl>
+    <w:lvl w:ilvl="8" w:tentative="1">
+      <w:start w:val="1"/>
+      <w:numFmt w:val="bullet"/>
+      <w:lvlText w:val=""/>
+      <w:lvlJc w:val="left"/>
+      <w:pPr>
+        <w:tabs>
+          <w:tab w:val="num" w:pos="6480"/>
+        </w:tabs>
+        <w:ind w:left="6480" w:hanging="360"/>
+      </w:pPr>
+      <w:rPr>
+        <w:rFonts w:ascii="Wingdings" w:hAnsi="Wingdings" w:hint="default"/>
+        <w:sz w:val="20"/>
+      </w:rPr>
+    </w:lvl>
+  </w:abstractNum>
+  <w:abstractNum w:abstractNumId="65" w15:restartNumberingAfterBreak="0">
     <w:nsid w:val="797A1E0C"/>
     <w:multiLevelType w:val="multilevel"/>
     <w:tmpl w:val="ED987046"/>
@@ -11862,7 +17182,156 @@
       </w:rPr>
     </w:lvl>
   </w:abstractNum>
-  <w:abstractNum w:abstractNumId="47" w15:restartNumberingAfterBreak="0">
+  <w:abstractNum w:abstractNumId="66" w15:restartNumberingAfterBreak="0">
+    <w:nsid w:val="7A641EEB"/>
+    <w:multiLevelType w:val="multilevel"/>
+    <w:tmpl w:val="B1E65D18"/>
+    <w:lvl w:ilvl="0">
+      <w:start w:val="1"/>
+      <w:numFmt w:val="bullet"/>
+      <w:lvlText w:val=""/>
+      <w:lvlJc w:val="left"/>
+      <w:pPr>
+        <w:tabs>
+          <w:tab w:val="num" w:pos="720"/>
+        </w:tabs>
+        <w:ind w:left="720" w:hanging="360"/>
+      </w:pPr>
+      <w:rPr>
+        <w:rFonts w:ascii="Symbol" w:hAnsi="Symbol" w:hint="default"/>
+        <w:sz w:val="20"/>
+      </w:rPr>
+    </w:lvl>
+    <w:lvl w:ilvl="1" w:tentative="1">
+      <w:start w:val="1"/>
+      <w:numFmt w:val="bullet"/>
+      <w:lvlText w:val="o"/>
+      <w:lvlJc w:val="left"/>
+      <w:pPr>
+        <w:tabs>
+          <w:tab w:val="num" w:pos="1440"/>
+        </w:tabs>
+        <w:ind w:left="1440" w:hanging="360"/>
+      </w:pPr>
+      <w:rPr>
+        <w:rFonts w:ascii="Courier New" w:hAnsi="Courier New" w:hint="default"/>
+        <w:sz w:val="20"/>
+      </w:rPr>
+    </w:lvl>
+    <w:lvl w:ilvl="2" w:tentative="1">
+      <w:start w:val="1"/>
+      <w:numFmt w:val="bullet"/>
+      <w:lvlText w:val=""/>
+      <w:lvlJc w:val="left"/>
+      <w:pPr>
+        <w:tabs>
+          <w:tab w:val="num" w:pos="2160"/>
+        </w:tabs>
+        <w:ind w:left="2160" w:hanging="360"/>
+      </w:pPr>
+      <w:rPr>
+        <w:rFonts w:ascii="Wingdings" w:hAnsi="Wingdings" w:hint="default"/>
+        <w:sz w:val="20"/>
+      </w:rPr>
+    </w:lvl>
+    <w:lvl w:ilvl="3" w:tentative="1">
+      <w:start w:val="1"/>
+      <w:numFmt w:val="bullet"/>
+      <w:lvlText w:val=""/>
+      <w:lvlJc w:val="left"/>
+      <w:pPr>
+        <w:tabs>
+          <w:tab w:val="num" w:pos="2880"/>
+        </w:tabs>
+        <w:ind w:left="2880" w:hanging="360"/>
+      </w:pPr>
+      <w:rPr>
+        <w:rFonts w:ascii="Wingdings" w:hAnsi="Wingdings" w:hint="default"/>
+        <w:sz w:val="20"/>
+      </w:rPr>
+    </w:lvl>
+    <w:lvl w:ilvl="4" w:tentative="1">
+      <w:start w:val="1"/>
+      <w:numFmt w:val="bullet"/>
+      <w:lvlText w:val=""/>
+      <w:lvlJc w:val="left"/>
+      <w:pPr>
+        <w:tabs>
+          <w:tab w:val="num" w:pos="3600"/>
+        </w:tabs>
+        <w:ind w:left="3600" w:hanging="360"/>
+      </w:pPr>
+      <w:rPr>
+        <w:rFonts w:ascii="Wingdings" w:hAnsi="Wingdings" w:hint="default"/>
+        <w:sz w:val="20"/>
+      </w:rPr>
+    </w:lvl>
+    <w:lvl w:ilvl="5" w:tentative="1">
+      <w:start w:val="1"/>
+      <w:numFmt w:val="bullet"/>
+      <w:lvlText w:val=""/>
+      <w:lvlJc w:val="left"/>
+      <w:pPr>
+        <w:tabs>
+          <w:tab w:val="num" w:pos="4320"/>
+        </w:tabs>
+        <w:ind w:left="4320" w:hanging="360"/>
+      </w:pPr>
+      <w:rPr>
+        <w:rFonts w:ascii="Wingdings" w:hAnsi="Wingdings" w:hint="default"/>
+        <w:sz w:val="20"/>
+      </w:rPr>
+    </w:lvl>
+    <w:lvl w:ilvl="6" w:tentative="1">
+      <w:start w:val="1"/>
+      <w:numFmt w:val="bullet"/>
+      <w:lvlText w:val=""/>
+      <w:lvlJc w:val="left"/>
+      <w:pPr>
+        <w:tabs>
+          <w:tab w:val="num" w:pos="5040"/>
+        </w:tabs>
+        <w:ind w:left="5040" w:hanging="360"/>
+      </w:pPr>
+      <w:rPr>
+        <w:rFonts w:ascii="Wingdings" w:hAnsi="Wingdings" w:hint="default"/>
+        <w:sz w:val="20"/>
+      </w:rPr>
+    </w:lvl>
+    <w:lvl w:ilvl="7" w:tentative="1">
+      <w:start w:val="1"/>
+      <w:numFmt w:val="bullet"/>
+      <w:lvlText w:val=""/>
+      <w:lvlJc w:val="left"/>
+      <w:pPr>
+        <w:tabs>
+          <w:tab w:val="num" w:pos="5760"/>
+        </w:tabs>
+        <w:ind w:left="5760" w:hanging="360"/>
+      </w:pPr>
+      <w:rPr>
+        <w:rFonts w:ascii="Wingdings" w:hAnsi="Wingdings" w:hint="default"/>
+        <w:sz w:val="20"/>
+      </w:rPr>
+    </w:lvl>
+    <w:lvl w:ilvl="8" w:tentative="1">
+      <w:start w:val="1"/>
+      <w:numFmt w:val="bullet"/>
+      <w:lvlText w:val=""/>
+      <w:lvlJc w:val="left"/>
+      <w:pPr>
+        <w:tabs>
+          <w:tab w:val="num" w:pos="6480"/>
+        </w:tabs>
+        <w:ind w:left="6480" w:hanging="360"/>
+      </w:pPr>
+      <w:rPr>
+        <w:rFonts w:ascii="Wingdings" w:hAnsi="Wingdings" w:hint="default"/>
+        <w:sz w:val="20"/>
+      </w:rPr>
+    </w:lvl>
+  </w:abstractNum>
+  <w:abstractNum w:abstractNumId="67" w15:restartNumberingAfterBreak="0">
     <w:nsid w:val="7A6B36A7"/>
     <w:multiLevelType w:val="multilevel"/>
     <w:tmpl w:val="DAAEC57C"/>
@@ -12011,7 +17480,7 @@
       </w:rPr>
     </w:lvl>
   </w:abstractNum>
-  <w:abstractNum w:abstractNumId="48" w15:restartNumberingAfterBreak="0">
+  <w:abstractNum w:abstractNumId="68" w15:restartNumberingAfterBreak="0">
     <w:nsid w:val="7ADF1C78"/>
     <w:multiLevelType w:val="multilevel"/>
     <w:tmpl w:val="DAC2E8AC"/>
@@ -12160,7 +17629,7 @@
       </w:rPr>
     </w:lvl>
   </w:abstractNum>
-  <w:abstractNum w:abstractNumId="49" w15:restartNumberingAfterBreak="0">
+  <w:abstractNum w:abstractNumId="69" w15:restartNumberingAfterBreak="0">
     <w:nsid w:val="7C0236CD"/>
     <w:multiLevelType w:val="multilevel"/>
     <w:tmpl w:val="375E6ACC"/>
@@ -12309,7 +17778,156 @@
       </w:rPr>
     </w:lvl>
   </w:abstractNum>
-  <w:abstractNum w:abstractNumId="50" w15:restartNumberingAfterBreak="0">
+  <w:abstractNum w:abstractNumId="70" w15:restartNumberingAfterBreak="0">
+    <w:nsid w:val="7CAA69F2"/>
+    <w:multiLevelType w:val="multilevel"/>
+    <w:tmpl w:val="6FC66C04"/>
+    <w:lvl w:ilvl="0">
+      <w:start w:val="1"/>
+      <w:numFmt w:val="bullet"/>
+      <w:lvlText w:val=""/>
+      <w:lvlJc w:val="left"/>
+      <w:pPr>
+        <w:tabs>
+          <w:tab w:val="num" w:pos="720"/>
+        </w:tabs>
+        <w:ind w:left="720" w:hanging="360"/>
+      </w:pPr>
+      <w:rPr>
+        <w:rFonts w:ascii="Symbol" w:hAnsi="Symbol" w:hint="default"/>
+        <w:sz w:val="20"/>
+      </w:rPr>
+    </w:lvl>
+    <w:lvl w:ilvl="1" w:tentative="1">
+      <w:start w:val="1"/>
+      <w:numFmt w:val="bullet"/>
+      <w:lvlText w:val="o"/>
+      <w:lvlJc w:val="left"/>
+      <w:pPr>
+        <w:tabs>
+          <w:tab w:val="num" w:pos="1440"/>
+        </w:tabs>
+        <w:ind w:left="1440" w:hanging="360"/>
+      </w:pPr>
+      <w:rPr>
+        <w:rFonts w:ascii="Courier New" w:hAnsi="Courier New" w:hint="default"/>
+        <w:sz w:val="20"/>
+      </w:rPr>
+    </w:lvl>
+    <w:lvl w:ilvl="2" w:tentative="1">
+      <w:start w:val="1"/>
+      <w:numFmt w:val="bullet"/>
+      <w:lvlText w:val=""/>
+      <w:lvlJc w:val="left"/>
+      <w:pPr>
+        <w:tabs>
+          <w:tab w:val="num" w:pos="2160"/>
+        </w:tabs>
+        <w:ind w:left="2160" w:hanging="360"/>
+      </w:pPr>
+      <w:rPr>
+        <w:rFonts w:ascii="Wingdings" w:hAnsi="Wingdings" w:hint="default"/>
+        <w:sz w:val="20"/>
+      </w:rPr>
+    </w:lvl>
+    <w:lvl w:ilvl="3" w:tentative="1">
+      <w:start w:val="1"/>
+      <w:numFmt w:val="bullet"/>
+      <w:lvlText w:val=""/>
+      <w:lvlJc w:val="left"/>
+      <w:pPr>
+        <w:tabs>
+          <w:tab w:val="num" w:pos="2880"/>
+        </w:tabs>
+        <w:ind w:left="2880" w:hanging="360"/>
+      </w:pPr>
+      <w:rPr>
+        <w:rFonts w:ascii="Wingdings" w:hAnsi="Wingdings" w:hint="default"/>
+        <w:sz w:val="20"/>
+      </w:rPr>
+    </w:lvl>
+    <w:lvl w:ilvl="4" w:tentative="1">
+      <w:start w:val="1"/>
+      <w:numFmt w:val="bullet"/>
+      <w:lvlText w:val=""/>
+      <w:lvlJc w:val="left"/>
+      <w:pPr>
+        <w:tabs>
+          <w:tab w:val="num" w:pos="3600"/>
+        </w:tabs>
+        <w:ind w:left="3600" w:hanging="360"/>
+      </w:pPr>
+      <w:rPr>
+        <w:rFonts w:ascii="Wingdings" w:hAnsi="Wingdings" w:hint="default"/>
+        <w:sz w:val="20"/>
+      </w:rPr>
+    </w:lvl>
+    <w:lvl w:ilvl="5" w:tentative="1">
+      <w:start w:val="1"/>
+      <w:numFmt w:val="bullet"/>
+      <w:lvlText w:val=""/>
+      <w:lvlJc w:val="left"/>
+      <w:pPr>
+        <w:tabs>
+          <w:tab w:val="num" w:pos="4320"/>
+        </w:tabs>
+        <w:ind w:left="4320" w:hanging="360"/>
+      </w:pPr>
+      <w:rPr>
+        <w:rFonts w:ascii="Wingdings" w:hAnsi="Wingdings" w:hint="default"/>
+        <w:sz w:val="20"/>
+      </w:rPr>
+    </w:lvl>
+    <w:lvl w:ilvl="6" w:tentative="1">
+      <w:start w:val="1"/>
+      <w:numFmt w:val="bullet"/>
+      <w:lvlText w:val=""/>
+      <w:lvlJc w:val="left"/>
+      <w:pPr>
+        <w:tabs>
+          <w:tab w:val="num" w:pos="5040"/>
+        </w:tabs>
+        <w:ind w:left="5040" w:hanging="360"/>
+      </w:pPr>
+      <w:rPr>
+        <w:rFonts w:ascii="Wingdings" w:hAnsi="Wingdings" w:hint="default"/>
+        <w:sz w:val="20"/>
+      </w:rPr>
+    </w:lvl>
+    <w:lvl w:ilvl="7" w:tentative="1">
+      <w:start w:val="1"/>
+      <w:numFmt w:val="bullet"/>
+      <w:lvlText w:val=""/>
+      <w:lvlJc w:val="left"/>
+      <w:pPr>
+        <w:tabs>
+          <w:tab w:val="num" w:pos="5760"/>
+        </w:tabs>
+        <w:ind w:left="5760" w:hanging="360"/>
+      </w:pPr>
+      <w:rPr>
+        <w:rFonts w:ascii="Wingdings" w:hAnsi="Wingdings" w:hint="default"/>
+        <w:sz w:val="20"/>
+      </w:rPr>
+    </w:lvl>
+    <w:lvl w:ilvl="8" w:tentative="1">
+      <w:start w:val="1"/>
+      <w:numFmt w:val="bullet"/>
+      <w:lvlText w:val=""/>
+      <w:lvlJc w:val="left"/>
+      <w:pPr>
+        <w:tabs>
+          <w:tab w:val="num" w:pos="6480"/>
+        </w:tabs>
+        <w:ind w:left="6480" w:hanging="360"/>
+      </w:pPr>
+      <w:rPr>
+        <w:rFonts w:ascii="Wingdings" w:hAnsi="Wingdings" w:hint="default"/>
+        <w:sz w:val="20"/>
+      </w:rPr>
+    </w:lvl>
+  </w:abstractNum>
+  <w:abstractNum w:abstractNumId="71" w15:restartNumberingAfterBreak="0">
     <w:nsid w:val="7CC61A9A"/>
     <w:multiLevelType w:val="multilevel"/>
     <w:tmpl w:val="78DAD990"/>
@@ -12458,7 +18076,7 @@
       </w:rPr>
     </w:lvl>
   </w:abstractNum>
-  <w:abstractNum w:abstractNumId="51" w15:restartNumberingAfterBreak="0">
+  <w:abstractNum w:abstractNumId="72" w15:restartNumberingAfterBreak="0">
     <w:nsid w:val="7E5E27CC"/>
     <w:multiLevelType w:val="multilevel"/>
     <w:tmpl w:val="E1AAD7E6"/>
@@ -12608,160 +18226,223 @@
     </w:lvl>
   </w:abstractNum>
   <w:num w:numId="1" w16cid:durableId="1538737822">
-    <w:abstractNumId w:val="26"/>
+    <w:abstractNumId w:val="31"/>
   </w:num>
   <w:num w:numId="2" w16cid:durableId="1972899080">
-    <w:abstractNumId w:val="36"/>
+    <w:abstractNumId w:val="50"/>
   </w:num>
   <w:num w:numId="3" w16cid:durableId="1295257807">
+    <w:abstractNumId w:val="18"/>
+  </w:num>
+  <w:num w:numId="4" w16cid:durableId="1416124505">
+    <w:abstractNumId w:val="7"/>
+  </w:num>
+  <w:num w:numId="5" w16cid:durableId="2007395572">
+    <w:abstractNumId w:val="8"/>
+  </w:num>
+  <w:num w:numId="6" w16cid:durableId="639698503">
+    <w:abstractNumId w:val="5"/>
+  </w:num>
+  <w:num w:numId="7" w16cid:durableId="1945260900">
+    <w:abstractNumId w:val="6"/>
+  </w:num>
+  <w:num w:numId="8" w16cid:durableId="1766803019">
+    <w:abstractNumId w:val="55"/>
+  </w:num>
+  <w:num w:numId="9" w16cid:durableId="1378118426">
+    <w:abstractNumId w:val="68"/>
+  </w:num>
+  <w:num w:numId="10" w16cid:durableId="1030911904">
+    <w:abstractNumId w:val="12"/>
+  </w:num>
+  <w:num w:numId="11" w16cid:durableId="1489636299">
+    <w:abstractNumId w:val="63"/>
+  </w:num>
+  <w:num w:numId="12" w16cid:durableId="132257840">
     <w:abstractNumId w:val="16"/>
   </w:num>
-  <w:num w:numId="4" w16cid:durableId="1416124505">
-    <w:abstractNumId w:val="6"/>
-  </w:num>
-  <w:num w:numId="5" w16cid:durableId="2007395572">
-    <w:abstractNumId w:val="7"/>
-  </w:num>
-  <w:num w:numId="6" w16cid:durableId="639698503">
-    <w:abstractNumId w:val="4"/>
-  </w:num>
-  <w:num w:numId="7" w16cid:durableId="1945260900">
-    <w:abstractNumId w:val="5"/>
-  </w:num>
-  <w:num w:numId="8" w16cid:durableId="1766803019">
-    <w:abstractNumId w:val="39"/>
-  </w:num>
-  <w:num w:numId="9" w16cid:durableId="1378118426">
-    <w:abstractNumId w:val="48"/>
-  </w:num>
-  <w:num w:numId="10" w16cid:durableId="1030911904">
-    <w:abstractNumId w:val="10"/>
-  </w:num>
-  <w:num w:numId="11" w16cid:durableId="1489636299">
-    <w:abstractNumId w:val="45"/>
-  </w:num>
-  <w:num w:numId="12" w16cid:durableId="132257840">
-    <w:abstractNumId w:val="14"/>
-  </w:num>
   <w:num w:numId="13" w16cid:durableId="1086925170">
-    <w:abstractNumId w:val="8"/>
+    <w:abstractNumId w:val="9"/>
   </w:num>
   <w:num w:numId="14" w16cid:durableId="734937908">
-    <w:abstractNumId w:val="29"/>
+    <w:abstractNumId w:val="34"/>
   </w:num>
   <w:num w:numId="15" w16cid:durableId="467937475">
-    <w:abstractNumId w:val="43"/>
+    <w:abstractNumId w:val="59"/>
   </w:num>
   <w:num w:numId="16" w16cid:durableId="2144233408">
     <w:abstractNumId w:val="1"/>
   </w:num>
   <w:num w:numId="17" w16cid:durableId="1660578562">
+    <w:abstractNumId w:val="4"/>
+  </w:num>
+  <w:num w:numId="18" w16cid:durableId="352463741">
+    <w:abstractNumId w:val="56"/>
+  </w:num>
+  <w:num w:numId="19" w16cid:durableId="565071032">
+    <w:abstractNumId w:val="13"/>
+  </w:num>
+  <w:num w:numId="20" w16cid:durableId="1181310404">
+    <w:abstractNumId w:val="52"/>
+  </w:num>
+  <w:num w:numId="21" w16cid:durableId="403838060">
+    <w:abstractNumId w:val="51"/>
+  </w:num>
+  <w:num w:numId="22" w16cid:durableId="357660165">
+    <w:abstractNumId w:val="17"/>
+  </w:num>
+  <w:num w:numId="23" w16cid:durableId="384257543">
+    <w:abstractNumId w:val="72"/>
+  </w:num>
+  <w:num w:numId="24" w16cid:durableId="703288216">
+    <w:abstractNumId w:val="23"/>
+  </w:num>
+  <w:num w:numId="25" w16cid:durableId="1986006315">
+    <w:abstractNumId w:val="71"/>
+  </w:num>
+  <w:num w:numId="26" w16cid:durableId="1549491571">
+    <w:abstractNumId w:val="57"/>
+  </w:num>
+  <w:num w:numId="27" w16cid:durableId="1867600927">
+    <w:abstractNumId w:val="42"/>
+  </w:num>
+  <w:num w:numId="28" w16cid:durableId="1445492641">
+    <w:abstractNumId w:val="67"/>
+  </w:num>
+  <w:num w:numId="29" w16cid:durableId="1103769928">
+    <w:abstractNumId w:val="22"/>
+  </w:num>
+  <w:num w:numId="30" w16cid:durableId="643434305">
+    <w:abstractNumId w:val="41"/>
+  </w:num>
+  <w:num w:numId="31" w16cid:durableId="923144277">
     <w:abstractNumId w:val="3"/>
   </w:num>
-  <w:num w:numId="18" w16cid:durableId="352463741">
-    <w:abstractNumId w:val="40"/>
-  </w:num>
-  <w:num w:numId="19" w16cid:durableId="565071032">
-    <w:abstractNumId w:val="11"/>
-  </w:num>
-  <w:num w:numId="20" w16cid:durableId="1181310404">
-    <w:abstractNumId w:val="38"/>
-  </w:num>
-  <w:num w:numId="21" w16cid:durableId="403838060">
+  <w:num w:numId="32" w16cid:durableId="1174681796">
     <w:abstractNumId w:val="37"/>
   </w:num>
-  <w:num w:numId="22" w16cid:durableId="357660165">
-    <w:abstractNumId w:val="15"/>
-  </w:num>
-  <w:num w:numId="23" w16cid:durableId="384257543">
-    <w:abstractNumId w:val="51"/>
-  </w:num>
-  <w:num w:numId="24" w16cid:durableId="703288216">
-    <w:abstractNumId w:val="21"/>
-  </w:num>
-  <w:num w:numId="25" w16cid:durableId="1986006315">
-    <w:abstractNumId w:val="50"/>
-  </w:num>
-  <w:num w:numId="26" w16cid:durableId="1549491571">
-    <w:abstractNumId w:val="41"/>
-  </w:num>
-  <w:num w:numId="27" w16cid:durableId="1867600927">
-    <w:abstractNumId w:val="34"/>
-  </w:num>
-  <w:num w:numId="28" w16cid:durableId="1445492641">
-    <w:abstractNumId w:val="47"/>
-  </w:num>
-  <w:num w:numId="29" w16cid:durableId="1103769928">
-    <w:abstractNumId w:val="20"/>
-  </w:num>
-  <w:num w:numId="30" w16cid:durableId="643434305">
-    <w:abstractNumId w:val="33"/>
-  </w:num>
-  <w:num w:numId="31" w16cid:durableId="923144277">
-    <w:abstractNumId w:val="2"/>
-  </w:num>
-  <w:num w:numId="32" w16cid:durableId="1174681796">
-    <w:abstractNumId w:val="31"/>
-  </w:num>
   <w:num w:numId="33" w16cid:durableId="1783453848">
-    <w:abstractNumId w:val="42"/>
+    <w:abstractNumId w:val="58"/>
   </w:num>
   <w:num w:numId="34" w16cid:durableId="533230124">
     <w:abstractNumId w:val="0"/>
   </w:num>
   <w:num w:numId="35" w16cid:durableId="1387684298">
+    <w:abstractNumId w:val="35"/>
+  </w:num>
+  <w:num w:numId="36" w16cid:durableId="2109234091">
+    <w:abstractNumId w:val="48"/>
+  </w:num>
+  <w:num w:numId="37" w16cid:durableId="1038049957">
+    <w:abstractNumId w:val="69"/>
+  </w:num>
+  <w:num w:numId="38" w16cid:durableId="1768840275">
+    <w:abstractNumId w:val="29"/>
+  </w:num>
+  <w:num w:numId="39" w16cid:durableId="1647584758">
+    <w:abstractNumId w:val="27"/>
+  </w:num>
+  <w:num w:numId="40" w16cid:durableId="1111823745">
+    <w:abstractNumId w:val="61"/>
+  </w:num>
+  <w:num w:numId="41" w16cid:durableId="1098677418">
+    <w:abstractNumId w:val="15"/>
+  </w:num>
+  <w:num w:numId="42" w16cid:durableId="1984114888">
+    <w:abstractNumId w:val="39"/>
+  </w:num>
+  <w:num w:numId="43" w16cid:durableId="1639067451">
+    <w:abstractNumId w:val="19"/>
+  </w:num>
+  <w:num w:numId="44" w16cid:durableId="1790540942">
+    <w:abstractNumId w:val="14"/>
+  </w:num>
+  <w:num w:numId="45" w16cid:durableId="1283878285">
+    <w:abstractNumId w:val="11"/>
+  </w:num>
+  <w:num w:numId="46" w16cid:durableId="1587113071">
+    <w:abstractNumId w:val="65"/>
+  </w:num>
+  <w:num w:numId="47" w16cid:durableId="928462625">
+    <w:abstractNumId w:val="32"/>
+  </w:num>
+  <w:num w:numId="48" w16cid:durableId="118500639">
+    <w:abstractNumId w:val="25"/>
+  </w:num>
+  <w:num w:numId="49" w16cid:durableId="11075784">
+    <w:abstractNumId w:val="24"/>
+  </w:num>
+  <w:num w:numId="50" w16cid:durableId="1264192893">
+    <w:abstractNumId w:val="21"/>
+  </w:num>
+  <w:num w:numId="51" w16cid:durableId="600797993">
+    <w:abstractNumId w:val="20"/>
+  </w:num>
+  <w:num w:numId="52" w16cid:durableId="1151484550">
+    <w:abstractNumId w:val="33"/>
+  </w:num>
+  <w:num w:numId="53" w16cid:durableId="1874027865">
+    <w:abstractNumId w:val="60"/>
+  </w:num>
+  <w:num w:numId="54" w16cid:durableId="710424806">
+    <w:abstractNumId w:val="45"/>
+  </w:num>
+  <w:num w:numId="55" w16cid:durableId="1903171913">
+    <w:abstractNumId w:val="36"/>
+  </w:num>
+  <w:num w:numId="56" w16cid:durableId="1549992992">
+    <w:abstractNumId w:val="43"/>
+  </w:num>
+  <w:num w:numId="57" w16cid:durableId="1618100554">
+    <w:abstractNumId w:val="66"/>
+  </w:num>
+  <w:num w:numId="58" w16cid:durableId="783114355">
+    <w:abstractNumId w:val="64"/>
+  </w:num>
+  <w:num w:numId="59" w16cid:durableId="244607144">
+    <w:abstractNumId w:val="47"/>
+  </w:num>
+  <w:num w:numId="60" w16cid:durableId="811557759">
+    <w:abstractNumId w:val="40"/>
+  </w:num>
+  <w:num w:numId="61" w16cid:durableId="1713577002">
+    <w:abstractNumId w:val="38"/>
+  </w:num>
+  <w:num w:numId="62" w16cid:durableId="1364014970">
+    <w:abstractNumId w:val="26"/>
+  </w:num>
+  <w:num w:numId="63" w16cid:durableId="866648980">
+    <w:abstractNumId w:val="70"/>
+  </w:num>
+  <w:num w:numId="64" w16cid:durableId="1827700303">
+    <w:abstractNumId w:val="2"/>
+  </w:num>
+  <w:num w:numId="65" w16cid:durableId="190801545">
+    <w:abstractNumId w:val="62"/>
+  </w:num>
+  <w:num w:numId="66" w16cid:durableId="586964987">
+    <w:abstractNumId w:val="44"/>
+  </w:num>
+  <w:num w:numId="67" w16cid:durableId="1863858730">
+    <w:abstractNumId w:val="49"/>
+  </w:num>
+  <w:num w:numId="68" w16cid:durableId="2059933812">
+    <w:abstractNumId w:val="28"/>
+  </w:num>
+  <w:num w:numId="69" w16cid:durableId="995762205">
+    <w:abstractNumId w:val="46"/>
+  </w:num>
+  <w:num w:numId="70" w16cid:durableId="35739220">
     <w:abstractNumId w:val="30"/>
   </w:num>
-  <w:num w:numId="36" w16cid:durableId="2109234091">
-    <w:abstractNumId w:val="35"/>
+  <w:num w:numId="71" w16cid:durableId="1963532392">
+    <w:abstractNumId w:val="10"/>
   </w:num>
-  <w:num w:numId="37" w16cid:durableId="1038049957">
-    <w:abstractNumId w:val="49"/>
+  <w:num w:numId="72" w16cid:durableId="1232546247">
+    <w:abstractNumId w:val="53"/>
   </w:num>
-  <w:num w:numId="38" w16cid:durableId="1768840275">
-    <w:abstractNumId w:val="25"/>
-  </w:num>
-  <w:num w:numId="39" w16cid:durableId="1647584758">
-    <w:abstractNumId w:val="24"/>
-  </w:num>
-  <w:num w:numId="40" w16cid:durableId="1111823745">
-    <w:abstractNumId w:val="44"/>
-  </w:num>
-  <w:num w:numId="41" w16cid:durableId="1098677418">
-    <w:abstractNumId w:val="13"/>
-  </w:num>
-  <w:num w:numId="42" w16cid:durableId="1984114888">
-    <w:abstractNumId w:val="32"/>
-  </w:num>
-  <w:num w:numId="43" w16cid:durableId="1639067451">
-    <w:abstractNumId w:val="17"/>
-  </w:num>
-  <w:num w:numId="44" w16cid:durableId="1790540942">
-    <w:abstractNumId w:val="12"/>
-  </w:num>
-  <w:num w:numId="45" w16cid:durableId="1283878285">
-    <w:abstractNumId w:val="9"/>
-  </w:num>
-  <w:num w:numId="46" w16cid:durableId="1587113071">
-    <w:abstractNumId w:val="46"/>
-  </w:num>
-  <w:num w:numId="47" w16cid:durableId="928462625">
-    <w:abstractNumId w:val="27"/>
-  </w:num>
-  <w:num w:numId="48" w16cid:durableId="118500639">
-    <w:abstractNumId w:val="23"/>
-  </w:num>
-  <w:num w:numId="49" w16cid:durableId="11075784">
-    <w:abstractNumId w:val="22"/>
-  </w:num>
-  <w:num w:numId="50" w16cid:durableId="1264192893">
-    <w:abstractNumId w:val="19"/>
-  </w:num>
-  <w:num w:numId="51" w16cid:durableId="600797993">
-    <w:abstractNumId w:val="18"/>
-  </w:num>
-  <w:num w:numId="52" w16cid:durableId="1151484550">
-    <w:abstractNumId w:val="28"/>
+  <w:num w:numId="73" w16cid:durableId="1094471051">
+    <w:abstractNumId w:val="54"/>
   </w:num>
 </w:numbering>
 </file>
